--- a/stage-1/ElevenLabs_Idea_Canvas.docx
+++ b/stage-1/ElevenLabs_Idea_Canvas.docx
@@ -1,6 +1,6 @@
 
 <file path=word/document.xml><?xml version="1.0" encoding="utf-8"?>
-<w:document xmlns:wpc="http://schemas.microsoft.com/office/word/2010/wordprocessingCanvas" xmlns:cx="http://schemas.microsoft.com/office/drawing/2014/chartex" xmlns:cx1="http://schemas.microsoft.com/office/drawing/2015/9/8/chartex" xmlns:cx2="http://schemas.microsoft.com/office/drawing/2015/10/21/chartex" xmlns:cx3="http://schemas.microsoft.com/office/drawing/2016/5/9/chartex" xmlns:cx4="http://schemas.microsoft.com/office/drawing/2016/5/10/chartex" xmlns:cx5="http://schemas.microsoft.com/office/drawing/2016/5/11/chartex" xmlns:cx6="http://schemas.microsoft.com/office/drawing/2016/5/12/chartex" xmlns:cx7="http://schemas.microsoft.com/office/drawing/2016/5/13/chartex" xmlns:cx8="http://schemas.microsoft.com/office/drawing/2016/5/14/chartex" xmlns:mc="http://schemas.openxmlformats.org/markup-compatibility/2006" xmlns:aink="http://schemas.microsoft.com/office/drawing/2016/ink" xmlns:am3d="http://schemas.microsoft.com/office/drawing/2017/model3d" xmlns:o="urn:schemas-microsoft-com:office:office" xmlns:oel="http://schemas.microsoft.com/office/2019/extlst" xmlns:r="http://schemas.openxmlformats.org/officeDocument/2006/relationships" xmlns:m="http://schemas.openxmlformats.org/officeDocument/2006/math" xmlns:v="urn:schemas-microsoft-com:vml" xmlns:wp14="http://schemas.microsoft.com/office/word/2010/wordprocessingDrawing" xmlns:wp="http://schemas.openxmlformats.org/drawingml/2006/wordprocessingDrawing" xmlns:w10="urn:schemas-microsoft-com:office:word" xmlns:w="http://schemas.openxmlformats.org/wordprocessingml/2006/main" xmlns:w14="http://schemas.microsoft.com/office/word/2010/wordml" xmlns:w15="http://schemas.microsoft.com/office/word/2012/wordml" xmlns:w16cei="http://schemas.microsoft.com/office/word/2026/wordml/cei" xmlns:w16cex="http://schemas.microsoft.com/office/word/2018/wordml/cex" xmlns:w16cid="http://schemas.microsoft.com/office/word/2016/wordml/cid" xmlns:w16="http://schemas.microsoft.com/office/word/2018/wordml" xmlns:w16du="http://schemas.microsoft.com/office/word/2023/wordml/word16du" xmlns:w16sdtdh="http://schemas.microsoft.com/office/word/2020/wordml/sdtdatahash" xmlns:w16sdtfl="http://schemas.microsoft.com/office/word/2024/wordml/sdtformatlock" xmlns:w16se="http://schemas.microsoft.com/office/word/2015/wordml/symex" xmlns:wpg="http://schemas.microsoft.com/office/word/2010/wordprocessingGroup" xmlns:wpi="http://schemas.microsoft.com/office/word/2010/wordprocessingInk" xmlns:wne="http://schemas.microsoft.com/office/word/2006/wordml" xmlns:wps="http://schemas.microsoft.com/office/word/2010/wordprocessingShape" mc:Ignorable="w14 w15 w16se w16cid w16 w16cex w16sdtdh w16sdtfl w16du wp14">
+<w:document xmlns:wpc="http://schemas.microsoft.com/office/word/2010/wordprocessingCanvas" xmlns:cx="http://schemas.microsoft.com/office/drawing/2014/chartex" xmlns:cx1="http://schemas.microsoft.com/office/drawing/2015/9/8/chartex" xmlns:cx2="http://schemas.microsoft.com/office/drawing/2015/10/21/chartex" xmlns:cx3="http://schemas.microsoft.com/office/drawing/2016/5/9/chartex" xmlns:cx4="http://schemas.microsoft.com/office/drawing/2016/5/10/chartex" xmlns:cx5="http://schemas.microsoft.com/office/drawing/2016/5/11/chartex" xmlns:cx6="http://schemas.microsoft.com/office/drawing/2016/5/12/chartex" xmlns:cx7="http://schemas.microsoft.com/office/drawing/2016/5/13/chartex" xmlns:cx8="http://schemas.microsoft.com/office/drawing/2016/5/14/chartex" xmlns:mc="http://schemas.openxmlformats.org/markup-compatibility/2006" xmlns:m="http://schemas.openxmlformats.org/officeDocument/2006/math" xmlns:aink="http://schemas.microsoft.com/office/drawing/2016/ink" xmlns:am3d="http://schemas.microsoft.com/office/drawing/2017/model3d" xmlns:oel="http://schemas.microsoft.com/office/2019/extlst" xmlns:r="http://schemas.openxmlformats.org/officeDocument/2006/relationships" xmlns:wp14="http://schemas.microsoft.com/office/word/2010/wordprocessingDrawing" xmlns:wp="http://schemas.openxmlformats.org/drawingml/2006/wordprocessingDrawing" xmlns:wpg="http://schemas.microsoft.com/office/word/2010/wordprocessingGroup" xmlns:wpi="http://schemas.microsoft.com/office/word/2010/wordprocessingInk" xmlns:wps="http://schemas.microsoft.com/office/word/2010/wordprocessingShape" xmlns:o="urn:schemas-microsoft-com:office:office" xmlns:v="urn:schemas-microsoft-com:vml" xmlns:w10="urn:schemas-microsoft-com:office:word" xmlns:w="http://schemas.openxmlformats.org/wordprocessingml/2006/main" xmlns:w14="http://schemas.microsoft.com/office/word/2010/wordml" xmlns:w15="http://schemas.microsoft.com/office/word/2012/wordml" xmlns:w16cex="http://schemas.microsoft.com/office/word/2018/wordml/cex" xmlns:w16cid="http://schemas.microsoft.com/office/word/2016/wordml/cid" xmlns:w16="http://schemas.microsoft.com/office/word/2018/wordml" xmlns:w16sdtdh="http://schemas.microsoft.com/office/word/2020/wordml/sdtdatahash" xmlns:w16sdtfl="http://schemas.microsoft.com/office/word/2024/wordml/sdtformatlock" xmlns:w16se="http://schemas.microsoft.com/office/word/2015/wordml/symex" xmlns:w16du="http://schemas.microsoft.com/office/word/2023/wordml/word16du" xmlns:wne="http://schemas.microsoft.com/office/word/2006/wordml" mc:Ignorable="w14 w15 w16se w16cid w16 w16cex w16sdtdh w16sdtfl w16du wp14">
   <w:body>
     <w:p>
       <w:pPr>
@@ -8,8 +8,8 @@
       </w:pPr>
       <w:r>
         <w:rPr>
-          <w:b w:val="1"/>
-          <w:bCs w:val="1"/>
+          <w:b/>
+          <w:bCs/>
           <w:color w:val="777169"/>
           <w:sz w:val="30"/>
           <w:szCs w:val="30"/>
@@ -19,31 +19,20 @@
       </w:r>
       <w:r>
         <w:rPr>
-          <w:b w:val="1"/>
-          <w:bCs w:val="1"/>
-          <w:color w:val="000000" w:themeColor="text1" w:themeTint="FF" w:themeShade="FF"/>
+          <w:b/>
+          <w:bCs/>
+          <w:color w:val="000000" w:themeColor="text1"/>
           <w:sz w:val="30"/>
           <w:szCs w:val="30"/>
           <w:lang w:val="en-US"/>
         </w:rPr>
-        <w:t>The</w:t>
-      </w:r>
-      <w:r>
-        <w:rPr>
-          <w:b w:val="1"/>
-          <w:bCs w:val="1"/>
-          <w:color w:val="000000" w:themeColor="text1" w:themeTint="FF" w:themeShade="FF"/>
-          <w:sz w:val="30"/>
-          <w:szCs w:val="30"/>
-          <w:lang w:val="en-US"/>
-        </w:rPr>
-        <w:t xml:space="preserve"> Opportunity</w:t>
+        <w:t>The Opportunity</w:t>
       </w:r>
     </w:p>
     <w:p>
       <w:pPr>
         <w:pBdr>
-          <w:bottom w:val="single" w:color="000000" w:sz="6" w:space="8"/>
+          <w:bottom w:val="single" w:sz="6" w:space="8" w:color="000000"/>
         </w:pBdr>
         <w:spacing w:after="200"/>
       </w:pPr>
@@ -61,12 +50,12 @@
       <w:tblPr>
         <w:tblW w:w="10080" w:type="dxa"/>
         <w:tblBorders>
-          <w:top w:val="single" w:color="auto" w:sz="4" w:space="0"/>
-          <w:left w:val="single" w:color="auto" w:sz="4" w:space="0"/>
-          <w:bottom w:val="single" w:color="auto" w:sz="4" w:space="0"/>
-          <w:right w:val="single" w:color="auto" w:sz="4" w:space="0"/>
-          <w:insideH w:val="single" w:color="auto" w:sz="4" w:space="0"/>
-          <w:insideV w:val="single" w:color="auto" w:sz="4" w:space="0"/>
+          <w:top w:val="single" w:sz="4" w:space="0" w:color="auto"/>
+          <w:left w:val="single" w:sz="4" w:space="0" w:color="auto"/>
+          <w:bottom w:val="single" w:sz="4" w:space="0" w:color="auto"/>
+          <w:right w:val="single" w:sz="4" w:space="0" w:color="auto"/>
+          <w:insideH w:val="single" w:sz="4" w:space="0" w:color="auto"/>
+          <w:insideV w:val="single" w:sz="4" w:space="0" w:color="auto"/>
         </w:tblBorders>
         <w:tblCellMar>
           <w:left w:w="10" w:type="dxa"/>
@@ -79,19 +68,13 @@
         <w:gridCol w:w="4435"/>
       </w:tblGrid>
       <w:tr>
-        <w:tblPrEx>
-          <w:tblCellMar>
-            <w:top w:w="0" w:type="dxa"/>
-            <w:bottom w:w="0" w:type="dxa"/>
-          </w:tblCellMar>
-        </w:tblPrEx>
         <w:tc>
           <w:tcPr>
             <w:tcW w:w="5645" w:type="dxa"/>
             <w:tcBorders>
-              <w:top w:val="single" w:color="000000" w:themeColor="text1" w:sz="6" w:space="0"/>
-              <w:left w:val="single" w:color="E3DFDA" w:sz="4" w:space="0"/>
-              <w:bottom w:val="single" w:color="E3DFDA" w:sz="4" w:space="0"/>
+              <w:top w:val="single" w:sz="6" w:space="0" w:color="000000" w:themeColor="text1"/>
+              <w:left w:val="single" w:sz="4" w:space="0" w:color="E3DFDA"/>
+              <w:bottom w:val="single" w:sz="4" w:space="0" w:color="E3DFDA"/>
             </w:tcBorders>
             <w:shd w:val="clear" w:color="auto" w:fill="F5F3F1"/>
             <w:tcMar>
@@ -104,8 +87,8 @@
           <w:p>
             <w:r>
               <w:rPr>
-                <w:b w:val="1"/>
-                <w:bCs w:val="1"/>
+                <w:b/>
+                <w:bCs/>
                 <w:color w:val="777169"/>
                 <w:sz w:val="16"/>
                 <w:szCs w:val="16"/>
@@ -115,29 +98,16 @@
             </w:r>
             <w:r>
               <w:rPr>
-                <w:b w:val="1"/>
-                <w:bCs w:val="1"/>
-                <w:caps w:val="1"/>
+                <w:b/>
+                <w:bCs/>
+                <w:caps/>
                 <w:color w:val="000000"/>
                 <w:spacing w:val="10"/>
                 <w:sz w:val="19"/>
                 <w:szCs w:val="19"/>
                 <w:lang w:val="en-US"/>
               </w:rPr>
-              <w:t>Submission</w:t>
-            </w:r>
-            <w:r>
-              <w:rPr>
-                <w:b w:val="1"/>
-                <w:bCs w:val="1"/>
-                <w:caps w:val="1"/>
-                <w:color w:val="000000"/>
-                <w:spacing w:val="10"/>
-                <w:sz w:val="19"/>
-                <w:szCs w:val="19"/>
-                <w:lang w:val="en-US"/>
-              </w:rPr>
-              <w:t xml:space="preserve"> details</w:t>
+              <w:t>Submission details</w:t>
             </w:r>
           </w:p>
         </w:tc>
@@ -145,9 +115,9 @@
           <w:tcPr>
             <w:tcW w:w="4435" w:type="dxa"/>
             <w:tcBorders>
-              <w:top w:val="single" w:color="000000" w:themeColor="text1" w:sz="6" w:space="0"/>
-              <w:bottom w:val="single" w:color="E3DFDA" w:sz="4" w:space="0"/>
-              <w:right w:val="single" w:color="E3DFDA" w:sz="4" w:space="0"/>
+              <w:top w:val="single" w:sz="6" w:space="0" w:color="000000" w:themeColor="text1"/>
+              <w:bottom w:val="single" w:sz="4" w:space="0" w:color="E3DFDA"/>
+              <w:right w:val="single" w:sz="4" w:space="0" w:color="E3DFDA"/>
             </w:tcBorders>
             <w:shd w:val="clear" w:color="auto" w:fill="F5F3F1"/>
             <w:tcMar>
@@ -183,20 +153,14 @@
         </w:tc>
       </w:tr>
       <w:tr>
-        <w:tblPrEx>
-          <w:tblCellMar>
-            <w:top w:w="0" w:type="dxa"/>
-            <w:bottom w:w="0" w:type="dxa"/>
-          </w:tblCellMar>
-        </w:tblPrEx>
         <w:tc>
           <w:tcPr>
             <w:tcW w:w="10080" w:type="dxa"/>
             <w:gridSpan w:val="2"/>
             <w:tcBorders>
-              <w:left w:val="single" w:color="E3DFDA" w:sz="4" w:space="0"/>
-              <w:bottom w:val="single" w:color="E3DFDA" w:sz="4" w:space="0"/>
-              <w:right w:val="single" w:color="E3DFDA" w:sz="4" w:space="0"/>
+              <w:left w:val="single" w:sz="4" w:space="0" w:color="E3DFDA"/>
+              <w:bottom w:val="single" w:sz="4" w:space="0" w:color="E3DFDA"/>
+              <w:right w:val="single" w:sz="4" w:space="0" w:color="E3DFDA"/>
             </w:tcBorders>
             <w:shd w:val="clear" w:color="auto" w:fill="FCFBFA"/>
             <w:tcMar>
@@ -212,8 +176,8 @@
             </w:pPr>
             <w:r>
               <w:rPr>
-                <w:i w:val="1"/>
-                <w:iCs w:val="1"/>
+                <w:i/>
+                <w:iCs/>
                 <w:color w:val="777169"/>
                 <w:sz w:val="16"/>
                 <w:szCs w:val="16"/>
@@ -226,12 +190,12 @@
             <w:tblPr>
               <w:tblW w:w="9780" w:type="dxa"/>
               <w:tblBorders>
-                <w:top w:val="single" w:color="auto" w:sz="4" w:space="0"/>
-                <w:left w:val="single" w:color="auto" w:sz="4" w:space="0"/>
-                <w:bottom w:val="single" w:color="auto" w:sz="4" w:space="0"/>
-                <w:right w:val="single" w:color="auto" w:sz="4" w:space="0"/>
-                <w:insideH w:val="single" w:color="auto" w:sz="4" w:space="0"/>
-                <w:insideV w:val="single" w:color="auto" w:sz="4" w:space="0"/>
+                <w:top w:val="single" w:sz="4" w:space="0" w:color="auto"/>
+                <w:left w:val="single" w:sz="4" w:space="0" w:color="auto"/>
+                <w:bottom w:val="single" w:sz="4" w:space="0" w:color="auto"/>
+                <w:right w:val="single" w:sz="4" w:space="0" w:color="auto"/>
+                <w:insideH w:val="single" w:sz="4" w:space="0" w:color="auto"/>
+                <w:insideV w:val="single" w:sz="4" w:space="0" w:color="auto"/>
               </w:tblBorders>
               <w:tblCellMar>
                 <w:left w:w="10" w:type="dxa"/>
@@ -240,23 +204,17 @@
               <w:tblLook w:val="04A0" w:firstRow="1" w:lastRow="0" w:firstColumn="1" w:lastColumn="0" w:noHBand="0" w:noVBand="1"/>
             </w:tblPr>
             <w:tblGrid>
-              <w:gridCol w:w="1663"/>
-              <w:gridCol w:w="3227"/>
-              <w:gridCol w:w="1663"/>
-              <w:gridCol w:w="3227"/>
+              <w:gridCol w:w="1527"/>
+              <w:gridCol w:w="2739"/>
+              <w:gridCol w:w="1541"/>
+              <w:gridCol w:w="3973"/>
             </w:tblGrid>
             <w:tr>
-              <w:tblPrEx>
-                <w:tblCellMar>
-                  <w:top w:w="0" w:type="dxa"/>
-                  <w:bottom w:w="0" w:type="dxa"/>
-                </w:tblCellMar>
-              </w:tblPrEx>
               <w:tc>
                 <w:tcPr>
                   <w:tcW w:w="1663" w:type="dxa"/>
                   <w:tcBorders>
-                    <w:bottom w:val="single" w:color="E3DFDA" w:sz="4" w:space="0"/>
+                    <w:bottom w:val="single" w:sz="4" w:space="0" w:color="E3DFDA"/>
                   </w:tcBorders>
                   <w:tcMar>
                     <w:top w:w="72" w:type="dxa"/>
@@ -284,7 +242,7 @@
                 <w:tcPr>
                   <w:tcW w:w="3227" w:type="dxa"/>
                   <w:tcBorders>
-                    <w:bottom w:val="single" w:color="E3DFDA" w:sz="4" w:space="0"/>
+                    <w:bottom w:val="single" w:sz="4" w:space="0" w:color="E3DFDA"/>
                   </w:tcBorders>
                   <w:tcMar>
                     <w:top w:w="72" w:type="dxa"/>
@@ -312,7 +270,7 @@
                 <w:tcPr>
                   <w:tcW w:w="1663" w:type="dxa"/>
                   <w:tcBorders>
-                    <w:bottom w:val="single" w:color="E3DFDA" w:sz="4" w:space="0"/>
+                    <w:bottom w:val="single" w:sz="4" w:space="0" w:color="E3DFDA"/>
                   </w:tcBorders>
                   <w:tcMar>
                     <w:top w:w="72" w:type="dxa"/>
@@ -340,7 +298,7 @@
                 <w:tcPr>
                   <w:tcW w:w="3227" w:type="dxa"/>
                   <w:tcBorders>
-                    <w:bottom w:val="single" w:color="E3DFDA" w:sz="4" w:space="0"/>
+                    <w:bottom w:val="single" w:sz="4" w:space="0" w:color="E3DFDA"/>
                   </w:tcBorders>
                   <w:tcMar>
                     <w:top w:w="72" w:type="dxa"/>
@@ -366,12 +324,6 @@
               </w:tc>
             </w:tr>
             <w:tr>
-              <w:tblPrEx>
-                <w:tblCellMar>
-                  <w:top w:w="0" w:type="dxa"/>
-                  <w:bottom w:w="0" w:type="dxa"/>
-                </w:tblCellMar>
-              </w:tblPrEx>
               <w:trPr>
                 <w:trHeight w:val="246"/>
               </w:trPr>
@@ -379,7 +331,7 @@
                 <w:tcPr>
                   <w:tcW w:w="1663" w:type="dxa"/>
                   <w:tcBorders>
-                    <w:bottom w:val="single" w:color="E3DFDA" w:sz="4" w:space="0"/>
+                    <w:bottom w:val="single" w:sz="4" w:space="0" w:color="E3DFDA"/>
                   </w:tcBorders>
                   <w:tcMar>
                     <w:top w:w="72" w:type="dxa"/>
@@ -406,7 +358,7 @@
                 <w:tcPr>
                   <w:tcW w:w="3227" w:type="dxa"/>
                   <w:tcBorders>
-                    <w:bottom w:val="single" w:color="E3DFDA" w:sz="4" w:space="0"/>
+                    <w:bottom w:val="single" w:sz="4" w:space="0" w:color="E3DFDA"/>
                   </w:tcBorders>
                   <w:tcMar>
                     <w:top w:w="72" w:type="dxa"/>
@@ -426,7 +378,7 @@
                 <w:tcPr>
                   <w:tcW w:w="1663" w:type="dxa"/>
                   <w:tcBorders>
-                    <w:bottom w:val="single" w:color="E3DFDA" w:sz="4" w:space="0"/>
+                    <w:bottom w:val="single" w:sz="4" w:space="0" w:color="E3DFDA"/>
                   </w:tcBorders>
                   <w:tcMar>
                     <w:top w:w="72" w:type="dxa"/>
@@ -453,7 +405,7 @@
                 <w:tcPr>
                   <w:tcW w:w="3227" w:type="dxa"/>
                   <w:tcBorders>
-                    <w:bottom w:val="single" w:color="E3DFDA" w:sz="4" w:space="0"/>
+                    <w:bottom w:val="single" w:sz="4" w:space="0" w:color="E3DFDA"/>
                   </w:tcBorders>
                   <w:tcMar>
                     <w:top w:w="72" w:type="dxa"/>
@@ -471,12 +423,6 @@
               </w:tc>
             </w:tr>
             <w:tr>
-              <w:tblPrEx>
-                <w:tblCellMar>
-                  <w:top w:w="0" w:type="dxa"/>
-                  <w:bottom w:w="0" w:type="dxa"/>
-                </w:tblCellMar>
-              </w:tblPrEx>
               <w:trPr>
                 <w:trHeight w:val="246"/>
               </w:trPr>
@@ -484,7 +430,7 @@
                 <w:tcPr>
                   <w:tcW w:w="1663" w:type="dxa"/>
                   <w:tcBorders>
-                    <w:bottom w:val="single" w:color="E3DFDA" w:sz="4" w:space="0"/>
+                    <w:bottom w:val="single" w:sz="4" w:space="0" w:color="E3DFDA"/>
                   </w:tcBorders>
                   <w:tcMar>
                     <w:top w:w="72" w:type="dxa"/>
@@ -511,7 +457,7 @@
                 <w:tcPr>
                   <w:tcW w:w="3227" w:type="dxa"/>
                   <w:tcBorders>
-                    <w:bottom w:val="single" w:color="E3DFDA" w:sz="4" w:space="0"/>
+                    <w:bottom w:val="single" w:sz="4" w:space="0" w:color="E3DFDA"/>
                   </w:tcBorders>
                   <w:tcMar>
                     <w:top w:w="72" w:type="dxa"/>
@@ -531,7 +477,7 @@
                 <w:tcPr>
                   <w:tcW w:w="1663" w:type="dxa"/>
                   <w:tcBorders>
-                    <w:bottom w:val="single" w:color="E3DFDA" w:sz="4" w:space="0"/>
+                    <w:bottom w:val="single" w:sz="4" w:space="0" w:color="E3DFDA"/>
                   </w:tcBorders>
                   <w:tcMar>
                     <w:top w:w="72" w:type="dxa"/>
@@ -558,7 +504,7 @@
                 <w:tcPr>
                   <w:tcW w:w="3227" w:type="dxa"/>
                   <w:tcBorders>
-                    <w:bottom w:val="single" w:color="E3DFDA" w:sz="4" w:space="0"/>
+                    <w:bottom w:val="single" w:sz="4" w:space="0" w:color="E3DFDA"/>
                   </w:tcBorders>
                   <w:tcMar>
                     <w:top w:w="72" w:type="dxa"/>
@@ -576,12 +522,6 @@
               </w:tc>
             </w:tr>
             <w:tr>
-              <w:tblPrEx>
-                <w:tblCellMar>
-                  <w:top w:w="0" w:type="dxa"/>
-                  <w:bottom w:w="0" w:type="dxa"/>
-                </w:tblCellMar>
-              </w:tblPrEx>
               <w:trPr>
                 <w:trHeight w:val="246"/>
               </w:trPr>
@@ -589,7 +529,7 @@
                 <w:tcPr>
                   <w:tcW w:w="1663" w:type="dxa"/>
                   <w:tcBorders>
-                    <w:bottom w:val="single" w:color="E3DFDA" w:sz="4" w:space="0"/>
+                    <w:bottom w:val="single" w:sz="4" w:space="0" w:color="E3DFDA"/>
                   </w:tcBorders>
                   <w:tcMar>
                     <w:top w:w="72" w:type="dxa"/>
@@ -616,7 +556,7 @@
                 <w:tcPr>
                   <w:tcW w:w="3227" w:type="dxa"/>
                   <w:tcBorders>
-                    <w:bottom w:val="single" w:color="E3DFDA" w:sz="4" w:space="0"/>
+                    <w:bottom w:val="single" w:sz="4" w:space="0" w:color="E3DFDA"/>
                   </w:tcBorders>
                   <w:tcMar>
                     <w:top w:w="72" w:type="dxa"/>
@@ -636,7 +576,7 @@
                 <w:tcPr>
                   <w:tcW w:w="1663" w:type="dxa"/>
                   <w:tcBorders>
-                    <w:bottom w:val="single" w:color="E3DFDA" w:sz="4" w:space="0"/>
+                    <w:bottom w:val="single" w:sz="4" w:space="0" w:color="E3DFDA"/>
                   </w:tcBorders>
                   <w:tcMar>
                     <w:top w:w="72" w:type="dxa"/>
@@ -663,7 +603,7 @@
                 <w:tcPr>
                   <w:tcW w:w="3227" w:type="dxa"/>
                   <w:tcBorders>
-                    <w:bottom w:val="single" w:color="E3DFDA" w:sz="4" w:space="0"/>
+                    <w:bottom w:val="single" w:sz="4" w:space="0" w:color="E3DFDA"/>
                   </w:tcBorders>
                   <w:tcMar>
                     <w:top w:w="72" w:type="dxa"/>
@@ -681,12 +621,6 @@
               </w:tc>
             </w:tr>
             <w:tr>
-              <w:tblPrEx>
-                <w:tblCellMar>
-                  <w:top w:w="0" w:type="dxa"/>
-                  <w:bottom w:w="0" w:type="dxa"/>
-                </w:tblCellMar>
-              </w:tblPrEx>
               <w:trPr>
                 <w:trHeight w:val="246"/>
               </w:trPr>
@@ -694,7 +628,7 @@
                 <w:tcPr>
                   <w:tcW w:w="1663" w:type="dxa"/>
                   <w:tcBorders>
-                    <w:bottom w:val="single" w:color="E3DFDA" w:sz="4" w:space="0"/>
+                    <w:bottom w:val="single" w:sz="4" w:space="0" w:color="E3DFDA"/>
                   </w:tcBorders>
                   <w:tcMar>
                     <w:top w:w="72" w:type="dxa"/>
@@ -721,7 +655,7 @@
                 <w:tcPr>
                   <w:tcW w:w="3227" w:type="dxa"/>
                   <w:tcBorders>
-                    <w:bottom w:val="single" w:color="E3DFDA" w:sz="4" w:space="0"/>
+                    <w:bottom w:val="single" w:sz="4" w:space="0" w:color="E3DFDA"/>
                   </w:tcBorders>
                   <w:tcMar>
                     <w:top w:w="72" w:type="dxa"/>
@@ -741,7 +675,7 @@
                 <w:tcPr>
                   <w:tcW w:w="1663" w:type="dxa"/>
                   <w:tcBorders>
-                    <w:bottom w:val="single" w:color="E3DFDA" w:sz="4" w:space="0"/>
+                    <w:bottom w:val="single" w:sz="4" w:space="0" w:color="E3DFDA"/>
                   </w:tcBorders>
                   <w:tcMar>
                     <w:top w:w="72" w:type="dxa"/>
@@ -754,36 +688,14 @@
                 <w:p>
                   <w:r>
                     <w:rPr>
-                      <w:b w:val="1"/>
-                      <w:bCs w:val="1"/>
-                      <w:color w:val="000000" w:themeColor="text1" w:themeTint="FF" w:themeShade="FF"/>
+                      <w:b/>
+                      <w:bCs/>
+                      <w:color w:val="000000" w:themeColor="text1"/>
                       <w:sz w:val="17"/>
                       <w:szCs w:val="17"/>
                       <w:lang w:val="en-US"/>
                     </w:rPr>
-                    <w:t xml:space="preserve">Prior </w:t>
-                  </w:r>
-                  <w:r>
-                    <w:rPr>
-                      <w:b w:val="1"/>
-                      <w:bCs w:val="1"/>
-                      <w:color w:val="000000" w:themeColor="text1" w:themeTint="FF" w:themeShade="FF"/>
-                      <w:sz w:val="17"/>
-                      <w:szCs w:val="17"/>
-                      <w:lang w:val="en-US"/>
-                    </w:rPr>
-                    <w:t>ElevenLabs</w:t>
-                  </w:r>
-                  <w:r>
-                    <w:rPr>
-                      <w:b w:val="1"/>
-                      <w:bCs w:val="1"/>
-                      <w:color w:val="000000" w:themeColor="text1" w:themeTint="FF" w:themeShade="FF"/>
-                      <w:sz w:val="17"/>
-                      <w:szCs w:val="17"/>
-                      <w:lang w:val="en-US"/>
-                    </w:rPr>
-                    <w:t xml:space="preserve"> use (Y/N)</w:t>
+                    <w:t>Prior ElevenLabs use (Y/N)</w:t>
                   </w:r>
                 </w:p>
               </w:tc>
@@ -791,7 +703,7 @@
                 <w:tcPr>
                   <w:tcW w:w="3227" w:type="dxa"/>
                   <w:tcBorders>
-                    <w:bottom w:val="single" w:color="E3DFDA" w:sz="4" w:space="0"/>
+                    <w:bottom w:val="single" w:sz="4" w:space="0" w:color="E3DFDA"/>
                   </w:tcBorders>
                   <w:tcMar>
                     <w:top w:w="72" w:type="dxa"/>
@@ -809,12 +721,6 @@
               </w:tc>
             </w:tr>
             <w:tr>
-              <w:tblPrEx>
-                <w:tblCellMar>
-                  <w:top w:w="0" w:type="dxa"/>
-                  <w:bottom w:w="0" w:type="dxa"/>
-                </w:tblCellMar>
-              </w:tblPrEx>
               <w:trPr>
                 <w:trHeight w:val="246"/>
               </w:trPr>
@@ -822,7 +728,7 @@
                 <w:tcPr>
                   <w:tcW w:w="1663" w:type="dxa"/>
                   <w:tcBorders>
-                    <w:bottom w:val="single" w:color="E3DFDA" w:sz="4" w:space="0"/>
+                    <w:bottom w:val="single" w:sz="4" w:space="0" w:color="E3DFDA"/>
                   </w:tcBorders>
                   <w:tcMar>
                     <w:top w:w="72" w:type="dxa"/>
@@ -849,7 +755,7 @@
                 <w:tcPr>
                   <w:tcW w:w="3227" w:type="dxa"/>
                   <w:tcBorders>
-                    <w:bottom w:val="single" w:color="E3DFDA" w:sz="4" w:space="0"/>
+                    <w:bottom w:val="single" w:sz="4" w:space="0" w:color="E3DFDA"/>
                   </w:tcBorders>
                   <w:tcMar>
                     <w:top w:w="72" w:type="dxa"/>
@@ -869,7 +775,7 @@
                 <w:tcPr>
                   <w:tcW w:w="1663" w:type="dxa"/>
                   <w:tcBorders>
-                    <w:bottom w:val="single" w:color="E3DFDA" w:sz="4" w:space="0"/>
+                    <w:bottom w:val="single" w:sz="4" w:space="0" w:color="E3DFDA"/>
                   </w:tcBorders>
                   <w:tcMar>
                     <w:top w:w="72" w:type="dxa"/>
@@ -896,7 +802,7 @@
                 <w:tcPr>
                   <w:tcW w:w="3227" w:type="dxa"/>
                   <w:tcBorders>
-                    <w:bottom w:val="single" w:color="E3DFDA" w:sz="4" w:space="0"/>
+                    <w:bottom w:val="single" w:sz="4" w:space="0" w:color="E3DFDA"/>
                   </w:tcBorders>
                   <w:tcMar>
                     <w:top w:w="72" w:type="dxa"/>
@@ -927,12 +833,12 @@
       <w:tblPr>
         <w:tblW w:w="10080" w:type="dxa"/>
         <w:tblBorders>
-          <w:top w:val="single" w:color="auto" w:sz="4" w:space="0"/>
-          <w:left w:val="single" w:color="auto" w:sz="4" w:space="0"/>
-          <w:bottom w:val="single" w:color="auto" w:sz="4" w:space="0"/>
-          <w:right w:val="single" w:color="auto" w:sz="4" w:space="0"/>
-          <w:insideH w:val="single" w:color="auto" w:sz="4" w:space="0"/>
-          <w:insideV w:val="single" w:color="auto" w:sz="4" w:space="0"/>
+          <w:top w:val="single" w:sz="4" w:space="0" w:color="auto"/>
+          <w:left w:val="single" w:sz="4" w:space="0" w:color="auto"/>
+          <w:bottom w:val="single" w:sz="4" w:space="0" w:color="auto"/>
+          <w:right w:val="single" w:sz="4" w:space="0" w:color="auto"/>
+          <w:insideH w:val="single" w:sz="4" w:space="0" w:color="auto"/>
+          <w:insideV w:val="single" w:sz="4" w:space="0" w:color="auto"/>
         </w:tblBorders>
         <w:tblCellMar>
           <w:left w:w="10" w:type="dxa"/>
@@ -945,19 +851,13 @@
         <w:gridCol w:w="4435"/>
       </w:tblGrid>
       <w:tr>
-        <w:tblPrEx>
-          <w:tblCellMar>
-            <w:top w:w="0" w:type="dxa"/>
-            <w:bottom w:w="0" w:type="dxa"/>
-          </w:tblCellMar>
-        </w:tblPrEx>
         <w:tc>
           <w:tcPr>
             <w:tcW w:w="5645" w:type="dxa"/>
             <w:tcBorders>
-              <w:top w:val="single" w:color="000000" w:themeColor="text1" w:sz="6" w:space="0"/>
-              <w:left w:val="single" w:color="E3DFDA" w:sz="4" w:space="0"/>
-              <w:bottom w:val="single" w:color="E3DFDA" w:sz="4" w:space="0"/>
+              <w:top w:val="single" w:sz="6" w:space="0" w:color="000000" w:themeColor="text1"/>
+              <w:left w:val="single" w:sz="4" w:space="0" w:color="E3DFDA"/>
+              <w:bottom w:val="single" w:sz="4" w:space="0" w:color="E3DFDA"/>
             </w:tcBorders>
             <w:shd w:val="clear" w:color="auto" w:fill="F5F3F1"/>
             <w:tcMar>
@@ -970,8 +870,8 @@
           <w:p>
             <w:r>
               <w:rPr>
-                <w:b w:val="1"/>
-                <w:bCs w:val="1"/>
+                <w:b/>
+                <w:bCs/>
                 <w:color w:val="777169"/>
                 <w:sz w:val="16"/>
                 <w:szCs w:val="16"/>
@@ -981,29 +881,16 @@
             </w:r>
             <w:r>
               <w:rPr>
-                <w:b w:val="1"/>
-                <w:bCs w:val="1"/>
-                <w:caps w:val="1"/>
+                <w:b/>
+                <w:bCs/>
+                <w:caps/>
                 <w:color w:val="000000"/>
                 <w:spacing w:val="10"/>
                 <w:sz w:val="19"/>
                 <w:szCs w:val="19"/>
                 <w:lang w:val="en-US"/>
               </w:rPr>
-              <w:t>The</w:t>
-            </w:r>
-            <w:r>
-              <w:rPr>
-                <w:b w:val="1"/>
-                <w:bCs w:val="1"/>
-                <w:caps w:val="1"/>
-                <w:color w:val="000000"/>
-                <w:spacing w:val="10"/>
-                <w:sz w:val="19"/>
-                <w:szCs w:val="19"/>
-                <w:lang w:val="en-US"/>
-              </w:rPr>
-              <w:t xml:space="preserve"> idea in one line</w:t>
+              <w:t>The idea in one line</w:t>
             </w:r>
           </w:p>
         </w:tc>
@@ -1011,9 +898,9 @@
           <w:tcPr>
             <w:tcW w:w="4435" w:type="dxa"/>
             <w:tcBorders>
-              <w:top w:val="single" w:color="000000" w:themeColor="text1" w:sz="6" w:space="0"/>
-              <w:bottom w:val="single" w:color="E3DFDA" w:sz="4" w:space="0"/>
-              <w:right w:val="single" w:color="E3DFDA" w:sz="4" w:space="0"/>
+              <w:top w:val="single" w:sz="6" w:space="0" w:color="000000" w:themeColor="text1"/>
+              <w:bottom w:val="single" w:sz="4" w:space="0" w:color="E3DFDA"/>
+              <w:right w:val="single" w:sz="4" w:space="0" w:color="E3DFDA"/>
             </w:tcBorders>
             <w:shd w:val="clear" w:color="auto" w:fill="F5F3F1"/>
             <w:tcMar>
@@ -1049,12 +936,6 @@
         </w:tc>
       </w:tr>
       <w:tr>
-        <w:tblPrEx>
-          <w:tblCellMar>
-            <w:top w:w="0" w:type="dxa"/>
-            <w:bottom w:w="0" w:type="dxa"/>
-          </w:tblCellMar>
-        </w:tblPrEx>
         <w:trPr>
           <w:trHeight w:val="450"/>
         </w:trPr>
@@ -1063,9 +944,9 @@
             <w:tcW w:w="10080" w:type="dxa"/>
             <w:gridSpan w:val="2"/>
             <w:tcBorders>
-              <w:left w:val="single" w:color="E3DFDA" w:sz="4" w:space="0"/>
-              <w:bottom w:val="single" w:color="E3DFDA" w:sz="4" w:space="0"/>
-              <w:right w:val="single" w:color="E3DFDA" w:sz="4" w:space="0"/>
+              <w:left w:val="single" w:sz="4" w:space="0" w:color="E3DFDA"/>
+              <w:bottom w:val="single" w:sz="4" w:space="0" w:color="E3DFDA"/>
+              <w:right w:val="single" w:sz="4" w:space="0" w:color="E3DFDA"/>
             </w:tcBorders>
             <w:shd w:val="clear" w:color="auto" w:fill="FCFBFA"/>
             <w:tcMar>
@@ -1095,12 +976,12 @@
       <w:tblPr>
         <w:tblW w:w="10080" w:type="dxa"/>
         <w:tblBorders>
-          <w:top w:val="single" w:color="auto" w:sz="4" w:space="0"/>
-          <w:left w:val="single" w:color="auto" w:sz="4" w:space="0"/>
-          <w:bottom w:val="single" w:color="auto" w:sz="4" w:space="0"/>
-          <w:right w:val="single" w:color="auto" w:sz="4" w:space="0"/>
-          <w:insideH w:val="single" w:color="auto" w:sz="4" w:space="0"/>
-          <w:insideV w:val="single" w:color="auto" w:sz="4" w:space="0"/>
+          <w:top w:val="single" w:sz="4" w:space="0" w:color="auto"/>
+          <w:left w:val="single" w:sz="4" w:space="0" w:color="auto"/>
+          <w:bottom w:val="single" w:sz="4" w:space="0" w:color="auto"/>
+          <w:right w:val="single" w:sz="4" w:space="0" w:color="auto"/>
+          <w:insideH w:val="single" w:sz="4" w:space="0" w:color="auto"/>
+          <w:insideV w:val="single" w:sz="4" w:space="0" w:color="auto"/>
         </w:tblBorders>
         <w:tblCellMar>
           <w:left w:w="10" w:type="dxa"/>
@@ -1113,19 +994,13 @@
         <w:gridCol w:w="4435"/>
       </w:tblGrid>
       <w:tr>
-        <w:tblPrEx>
-          <w:tblCellMar>
-            <w:top w:w="0" w:type="dxa"/>
-            <w:bottom w:w="0" w:type="dxa"/>
-          </w:tblCellMar>
-        </w:tblPrEx>
         <w:tc>
           <w:tcPr>
             <w:tcW w:w="5645" w:type="dxa"/>
             <w:tcBorders>
-              <w:top w:val="single" w:color="000000" w:themeColor="text1" w:sz="6" w:space="0"/>
-              <w:left w:val="single" w:color="E3DFDA" w:sz="4" w:space="0"/>
-              <w:bottom w:val="single" w:color="E3DFDA" w:sz="4" w:space="0"/>
+              <w:top w:val="single" w:sz="6" w:space="0" w:color="000000" w:themeColor="text1"/>
+              <w:left w:val="single" w:sz="4" w:space="0" w:color="E3DFDA"/>
+              <w:bottom w:val="single" w:sz="4" w:space="0" w:color="E3DFDA"/>
             </w:tcBorders>
             <w:shd w:val="clear" w:color="auto" w:fill="F5F3F1"/>
             <w:tcMar>
@@ -1138,8 +1013,8 @@
           <w:p>
             <w:r>
               <w:rPr>
-                <w:b w:val="1"/>
-                <w:bCs w:val="1"/>
+                <w:b/>
+                <w:bCs/>
                 <w:color w:val="777169"/>
                 <w:sz w:val="16"/>
                 <w:szCs w:val="16"/>
@@ -1149,29 +1024,16 @@
             </w:r>
             <w:r>
               <w:rPr>
-                <w:b w:val="1"/>
-                <w:bCs w:val="1"/>
-                <w:caps w:val="1"/>
+                <w:b/>
+                <w:bCs/>
+                <w:caps/>
                 <w:color w:val="000000"/>
                 <w:spacing w:val="10"/>
                 <w:sz w:val="19"/>
                 <w:szCs w:val="19"/>
                 <w:lang w:val="en-US"/>
               </w:rPr>
-              <w:t>What</w:t>
-            </w:r>
-            <w:r>
-              <w:rPr>
-                <w:b w:val="1"/>
-                <w:bCs w:val="1"/>
-                <w:caps w:val="1"/>
-                <w:color w:val="000000"/>
-                <w:spacing w:val="10"/>
-                <w:sz w:val="19"/>
-                <w:szCs w:val="19"/>
-                <w:lang w:val="en-US"/>
-              </w:rPr>
-              <w:t xml:space="preserve"> breaks today</w:t>
+              <w:t>What breaks today</w:t>
             </w:r>
           </w:p>
         </w:tc>
@@ -1179,9 +1041,9 @@
           <w:tcPr>
             <w:tcW w:w="4435" w:type="dxa"/>
             <w:tcBorders>
-              <w:top w:val="single" w:color="000000" w:themeColor="text1" w:sz="6" w:space="0"/>
-              <w:bottom w:val="single" w:color="E3DFDA" w:sz="4" w:space="0"/>
-              <w:right w:val="single" w:color="E3DFDA" w:sz="4" w:space="0"/>
+              <w:top w:val="single" w:sz="6" w:space="0" w:color="000000" w:themeColor="text1"/>
+              <w:bottom w:val="single" w:sz="4" w:space="0" w:color="E3DFDA"/>
+              <w:right w:val="single" w:sz="4" w:space="0" w:color="E3DFDA"/>
             </w:tcBorders>
             <w:shd w:val="clear" w:color="auto" w:fill="F5F3F1"/>
             <w:tcMar>
@@ -1217,12 +1079,6 @@
         </w:tc>
       </w:tr>
       <w:tr>
-        <w:tblPrEx>
-          <w:tblCellMar>
-            <w:top w:w="0" w:type="dxa"/>
-            <w:bottom w:w="0" w:type="dxa"/>
-          </w:tblCellMar>
-        </w:tblPrEx>
         <w:trPr>
           <w:trHeight w:val="1360"/>
         </w:trPr>
@@ -1231,9 +1087,9 @@
             <w:tcW w:w="10080" w:type="dxa"/>
             <w:gridSpan w:val="2"/>
             <w:tcBorders>
-              <w:left w:val="single" w:color="E3DFDA" w:sz="4" w:space="0"/>
-              <w:bottom w:val="single" w:color="E3DFDA" w:sz="4" w:space="0"/>
-              <w:right w:val="single" w:color="E3DFDA" w:sz="4" w:space="0"/>
+              <w:left w:val="single" w:sz="4" w:space="0" w:color="E3DFDA"/>
+              <w:bottom w:val="single" w:sz="4" w:space="0" w:color="E3DFDA"/>
+              <w:right w:val="single" w:sz="4" w:space="0" w:color="E3DFDA"/>
             </w:tcBorders>
             <w:shd w:val="clear" w:color="auto" w:fill="FCFBFA"/>
             <w:tcMar>
@@ -1263,12 +1119,12 @@
       <w:tblPr>
         <w:tblW w:w="10080" w:type="dxa"/>
         <w:tblBorders>
-          <w:top w:val="single" w:color="auto" w:sz="4" w:space="0"/>
-          <w:left w:val="single" w:color="auto" w:sz="4" w:space="0"/>
-          <w:bottom w:val="single" w:color="auto" w:sz="4" w:space="0"/>
-          <w:right w:val="single" w:color="auto" w:sz="4" w:space="0"/>
-          <w:insideH w:val="single" w:color="auto" w:sz="4" w:space="0"/>
-          <w:insideV w:val="single" w:color="auto" w:sz="4" w:space="0"/>
+          <w:top w:val="single" w:sz="4" w:space="0" w:color="auto"/>
+          <w:left w:val="single" w:sz="4" w:space="0" w:color="auto"/>
+          <w:bottom w:val="single" w:sz="4" w:space="0" w:color="auto"/>
+          <w:right w:val="single" w:sz="4" w:space="0" w:color="auto"/>
+          <w:insideH w:val="single" w:sz="4" w:space="0" w:color="auto"/>
+          <w:insideV w:val="single" w:sz="4" w:space="0" w:color="auto"/>
         </w:tblBorders>
         <w:tblCellMar>
           <w:left w:w="10" w:type="dxa"/>
@@ -1281,19 +1137,13 @@
         <w:gridCol w:w="4435"/>
       </w:tblGrid>
       <w:tr>
-        <w:tblPrEx>
-          <w:tblCellMar>
-            <w:top w:w="0" w:type="dxa"/>
-            <w:bottom w:w="0" w:type="dxa"/>
-          </w:tblCellMar>
-        </w:tblPrEx>
         <w:tc>
           <w:tcPr>
             <w:tcW w:w="5645" w:type="dxa"/>
             <w:tcBorders>
-              <w:top w:val="single" w:color="000000" w:themeColor="text1" w:sz="6" w:space="0"/>
-              <w:left w:val="single" w:color="E3DFDA" w:sz="4" w:space="0"/>
-              <w:bottom w:val="single" w:color="E3DFDA" w:sz="4" w:space="0"/>
+              <w:top w:val="single" w:sz="6" w:space="0" w:color="000000" w:themeColor="text1"/>
+              <w:left w:val="single" w:sz="4" w:space="0" w:color="E3DFDA"/>
+              <w:bottom w:val="single" w:sz="4" w:space="0" w:color="E3DFDA"/>
             </w:tcBorders>
             <w:shd w:val="clear" w:color="auto" w:fill="F5F3F1"/>
             <w:tcMar>
@@ -1306,8 +1156,8 @@
           <w:p>
             <w:r>
               <w:rPr>
-                <w:b w:val="1"/>
-                <w:bCs w:val="1"/>
+                <w:b/>
+                <w:bCs/>
                 <w:color w:val="777169"/>
                 <w:sz w:val="16"/>
                 <w:szCs w:val="16"/>
@@ -1317,29 +1167,16 @@
             </w:r>
             <w:r>
               <w:rPr>
-                <w:b w:val="1"/>
-                <w:bCs w:val="1"/>
-                <w:caps w:val="1"/>
+                <w:b/>
+                <w:bCs/>
+                <w:caps/>
                 <w:color w:val="000000"/>
                 <w:spacing w:val="10"/>
                 <w:sz w:val="19"/>
                 <w:szCs w:val="19"/>
                 <w:lang w:val="en-US"/>
               </w:rPr>
-              <w:t>Today’s</w:t>
-            </w:r>
-            <w:r>
-              <w:rPr>
-                <w:b w:val="1"/>
-                <w:bCs w:val="1"/>
-                <w:caps w:val="1"/>
-                <w:color w:val="000000"/>
-                <w:spacing w:val="10"/>
-                <w:sz w:val="19"/>
-                <w:szCs w:val="19"/>
-                <w:lang w:val="en-US"/>
-              </w:rPr>
-              <w:t xml:space="preserve"> baseline</w:t>
+              <w:t>Today’s baseline</w:t>
             </w:r>
           </w:p>
         </w:tc>
@@ -1347,9 +1184,9 @@
           <w:tcPr>
             <w:tcW w:w="4435" w:type="dxa"/>
             <w:tcBorders>
-              <w:top w:val="single" w:color="000000" w:themeColor="text1" w:sz="6" w:space="0"/>
-              <w:bottom w:val="single" w:color="E3DFDA" w:sz="4" w:space="0"/>
-              <w:right w:val="single" w:color="E3DFDA" w:sz="4" w:space="0"/>
+              <w:top w:val="single" w:sz="6" w:space="0" w:color="000000" w:themeColor="text1"/>
+              <w:bottom w:val="single" w:sz="4" w:space="0" w:color="E3DFDA"/>
+              <w:right w:val="single" w:sz="4" w:space="0" w:color="E3DFDA"/>
             </w:tcBorders>
             <w:shd w:val="clear" w:color="auto" w:fill="F5F3F1"/>
             <w:tcMar>
@@ -1385,20 +1222,14 @@
         </w:tc>
       </w:tr>
       <w:tr>
-        <w:tblPrEx>
-          <w:tblCellMar>
-            <w:top w:w="0" w:type="dxa"/>
-            <w:bottom w:w="0" w:type="dxa"/>
-          </w:tblCellMar>
-        </w:tblPrEx>
         <w:tc>
           <w:tcPr>
             <w:tcW w:w="10080" w:type="dxa"/>
             <w:gridSpan w:val="2"/>
             <w:tcBorders>
-              <w:left w:val="single" w:color="E3DFDA" w:sz="4" w:space="0"/>
-              <w:bottom w:val="single" w:color="E3DFDA" w:sz="4" w:space="0"/>
-              <w:right w:val="single" w:color="E3DFDA" w:sz="4" w:space="0"/>
+              <w:left w:val="single" w:sz="4" w:space="0" w:color="E3DFDA"/>
+              <w:bottom w:val="single" w:sz="4" w:space="0" w:color="E3DFDA"/>
+              <w:right w:val="single" w:sz="4" w:space="0" w:color="E3DFDA"/>
             </w:tcBorders>
             <w:shd w:val="clear" w:color="auto" w:fill="FCFBFA"/>
             <w:tcMar>
@@ -1427,12 +1258,12 @@
             <w:tblPr>
               <w:tblW w:w="9780" w:type="dxa"/>
               <w:tblBorders>
-                <w:top w:val="single" w:color="auto" w:sz="4" w:space="0"/>
-                <w:left w:val="single" w:color="auto" w:sz="4" w:space="0"/>
-                <w:bottom w:val="single" w:color="auto" w:sz="4" w:space="0"/>
-                <w:right w:val="single" w:color="auto" w:sz="4" w:space="0"/>
-                <w:insideH w:val="single" w:color="auto" w:sz="4" w:space="0"/>
-                <w:insideV w:val="single" w:color="auto" w:sz="4" w:space="0"/>
+                <w:top w:val="single" w:sz="4" w:space="0" w:color="auto"/>
+                <w:left w:val="single" w:sz="4" w:space="0" w:color="auto"/>
+                <w:bottom w:val="single" w:sz="4" w:space="0" w:color="auto"/>
+                <w:right w:val="single" w:sz="4" w:space="0" w:color="auto"/>
+                <w:insideH w:val="single" w:sz="4" w:space="0" w:color="auto"/>
+                <w:insideV w:val="single" w:sz="4" w:space="0" w:color="auto"/>
               </w:tblBorders>
               <w:tblCellMar>
                 <w:left w:w="10" w:type="dxa"/>
@@ -1446,17 +1277,11 @@
               <w:gridCol w:w="5086"/>
             </w:tblGrid>
             <w:tr>
-              <w:tblPrEx>
-                <w:tblCellMar>
-                  <w:top w:w="0" w:type="dxa"/>
-                  <w:bottom w:w="0" w:type="dxa"/>
-                </w:tblCellMar>
-              </w:tblPrEx>
               <w:tc>
                 <w:tcPr>
                   <w:tcW w:w="2934" w:type="dxa"/>
                   <w:tcBorders>
-                    <w:bottom w:val="single" w:color="E3DFDA" w:sz="4" w:space="0"/>
+                    <w:bottom w:val="single" w:sz="4" w:space="0" w:color="E3DFDA"/>
                   </w:tcBorders>
                   <w:tcMar>
                     <w:top w:w="72" w:type="dxa"/>
@@ -1484,7 +1309,7 @@
                 <w:tcPr>
                   <w:tcW w:w="1760" w:type="dxa"/>
                   <w:tcBorders>
-                    <w:bottom w:val="single" w:color="E3DFDA" w:sz="4" w:space="0"/>
+                    <w:bottom w:val="single" w:sz="4" w:space="0" w:color="E3DFDA"/>
                   </w:tcBorders>
                   <w:tcMar>
                     <w:top w:w="72" w:type="dxa"/>
@@ -1512,7 +1337,7 @@
                 <w:tcPr>
                   <w:tcW w:w="5086" w:type="dxa"/>
                   <w:tcBorders>
-                    <w:bottom w:val="single" w:color="E3DFDA" w:sz="4" w:space="0"/>
+                    <w:bottom w:val="single" w:sz="4" w:space="0" w:color="E3DFDA"/>
                   </w:tcBorders>
                   <w:tcMar>
                     <w:top w:w="72" w:type="dxa"/>
@@ -1538,12 +1363,6 @@
               </w:tc>
             </w:tr>
             <w:tr>
-              <w:tblPrEx>
-                <w:tblCellMar>
-                  <w:top w:w="0" w:type="dxa"/>
-                  <w:bottom w:w="0" w:type="dxa"/>
-                </w:tblCellMar>
-              </w:tblPrEx>
               <w:trPr>
                 <w:trHeight w:val="246"/>
               </w:trPr>
@@ -1551,7 +1370,7 @@
                 <w:tcPr>
                   <w:tcW w:w="2934" w:type="dxa"/>
                   <w:tcBorders>
-                    <w:bottom w:val="single" w:color="E3DFDA" w:sz="4" w:space="0"/>
+                    <w:bottom w:val="single" w:sz="4" w:space="0" w:color="E3DFDA"/>
                   </w:tcBorders>
                   <w:tcMar>
                     <w:top w:w="72" w:type="dxa"/>
@@ -1571,7 +1390,7 @@
                 <w:tcPr>
                   <w:tcW w:w="1760" w:type="dxa"/>
                   <w:tcBorders>
-                    <w:bottom w:val="single" w:color="E3DFDA" w:sz="4" w:space="0"/>
+                    <w:bottom w:val="single" w:sz="4" w:space="0" w:color="E3DFDA"/>
                   </w:tcBorders>
                   <w:tcMar>
                     <w:top w:w="72" w:type="dxa"/>
@@ -1591,7 +1410,7 @@
                 <w:tcPr>
                   <w:tcW w:w="5086" w:type="dxa"/>
                   <w:tcBorders>
-                    <w:bottom w:val="single" w:color="E3DFDA" w:sz="4" w:space="0"/>
+                    <w:bottom w:val="single" w:sz="4" w:space="0" w:color="E3DFDA"/>
                   </w:tcBorders>
                   <w:tcMar>
                     <w:top w:w="72" w:type="dxa"/>
@@ -1609,12 +1428,6 @@
               </w:tc>
             </w:tr>
             <w:tr>
-              <w:tblPrEx>
-                <w:tblCellMar>
-                  <w:top w:w="0" w:type="dxa"/>
-                  <w:bottom w:w="0" w:type="dxa"/>
-                </w:tblCellMar>
-              </w:tblPrEx>
               <w:trPr>
                 <w:trHeight w:val="246"/>
               </w:trPr>
@@ -1622,7 +1435,7 @@
                 <w:tcPr>
                   <w:tcW w:w="2934" w:type="dxa"/>
                   <w:tcBorders>
-                    <w:bottom w:val="single" w:color="E3DFDA" w:sz="4" w:space="0"/>
+                    <w:bottom w:val="single" w:sz="4" w:space="0" w:color="E3DFDA"/>
                   </w:tcBorders>
                   <w:tcMar>
                     <w:top w:w="72" w:type="dxa"/>
@@ -1642,7 +1455,7 @@
                 <w:tcPr>
                   <w:tcW w:w="1760" w:type="dxa"/>
                   <w:tcBorders>
-                    <w:bottom w:val="single" w:color="E3DFDA" w:sz="4" w:space="0"/>
+                    <w:bottom w:val="single" w:sz="4" w:space="0" w:color="E3DFDA"/>
                   </w:tcBorders>
                   <w:tcMar>
                     <w:top w:w="72" w:type="dxa"/>
@@ -1662,7 +1475,7 @@
                 <w:tcPr>
                   <w:tcW w:w="5086" w:type="dxa"/>
                   <w:tcBorders>
-                    <w:bottom w:val="single" w:color="E3DFDA" w:sz="4" w:space="0"/>
+                    <w:bottom w:val="single" w:sz="4" w:space="0" w:color="E3DFDA"/>
                   </w:tcBorders>
                   <w:tcMar>
                     <w:top w:w="72" w:type="dxa"/>
@@ -1680,12 +1493,6 @@
               </w:tc>
             </w:tr>
             <w:tr>
-              <w:tblPrEx>
-                <w:tblCellMar>
-                  <w:top w:w="0" w:type="dxa"/>
-                  <w:bottom w:w="0" w:type="dxa"/>
-                </w:tblCellMar>
-              </w:tblPrEx>
               <w:trPr>
                 <w:trHeight w:val="246"/>
               </w:trPr>
@@ -1693,7 +1500,7 @@
                 <w:tcPr>
                   <w:tcW w:w="2934" w:type="dxa"/>
                   <w:tcBorders>
-                    <w:bottom w:val="single" w:color="E3DFDA" w:sz="4" w:space="0"/>
+                    <w:bottom w:val="single" w:sz="4" w:space="0" w:color="E3DFDA"/>
                   </w:tcBorders>
                   <w:tcMar>
                     <w:top w:w="72" w:type="dxa"/>
@@ -1713,7 +1520,7 @@
                 <w:tcPr>
                   <w:tcW w:w="1760" w:type="dxa"/>
                   <w:tcBorders>
-                    <w:bottom w:val="single" w:color="E3DFDA" w:sz="4" w:space="0"/>
+                    <w:bottom w:val="single" w:sz="4" w:space="0" w:color="E3DFDA"/>
                   </w:tcBorders>
                   <w:tcMar>
                     <w:top w:w="72" w:type="dxa"/>
@@ -1733,7 +1540,7 @@
                 <w:tcPr>
                   <w:tcW w:w="5086" w:type="dxa"/>
                   <w:tcBorders>
-                    <w:bottom w:val="single" w:color="E3DFDA" w:sz="4" w:space="0"/>
+                    <w:bottom w:val="single" w:sz="4" w:space="0" w:color="E3DFDA"/>
                   </w:tcBorders>
                   <w:tcMar>
                     <w:top w:w="72" w:type="dxa"/>
@@ -1764,12 +1571,12 @@
       <w:tblPr>
         <w:tblW w:w="10080" w:type="dxa"/>
         <w:tblBorders>
-          <w:top w:val="single" w:color="auto" w:sz="4" w:space="0"/>
-          <w:left w:val="single" w:color="auto" w:sz="4" w:space="0"/>
-          <w:bottom w:val="single" w:color="auto" w:sz="4" w:space="0"/>
-          <w:right w:val="single" w:color="auto" w:sz="4" w:space="0"/>
-          <w:insideH w:val="single" w:color="auto" w:sz="4" w:space="0"/>
-          <w:insideV w:val="single" w:color="auto" w:sz="4" w:space="0"/>
+          <w:top w:val="single" w:sz="4" w:space="0" w:color="auto"/>
+          <w:left w:val="single" w:sz="4" w:space="0" w:color="auto"/>
+          <w:bottom w:val="single" w:sz="4" w:space="0" w:color="auto"/>
+          <w:right w:val="single" w:sz="4" w:space="0" w:color="auto"/>
+          <w:insideH w:val="single" w:sz="4" w:space="0" w:color="auto"/>
+          <w:insideV w:val="single" w:sz="4" w:space="0" w:color="auto"/>
         </w:tblBorders>
         <w:tblCellMar>
           <w:left w:w="10" w:type="dxa"/>
@@ -1782,19 +1589,13 @@
         <w:gridCol w:w="4435"/>
       </w:tblGrid>
       <w:tr>
-        <w:tblPrEx>
-          <w:tblCellMar>
-            <w:top w:w="0" w:type="dxa"/>
-            <w:bottom w:w="0" w:type="dxa"/>
-          </w:tblCellMar>
-        </w:tblPrEx>
         <w:tc>
           <w:tcPr>
             <w:tcW w:w="5645" w:type="dxa"/>
             <w:tcBorders>
-              <w:top w:val="single" w:color="000000" w:themeColor="text1" w:sz="6" w:space="0"/>
-              <w:left w:val="single" w:color="E3DFDA" w:sz="4" w:space="0"/>
-              <w:bottom w:val="single" w:color="E3DFDA" w:sz="4" w:space="0"/>
+              <w:top w:val="single" w:sz="6" w:space="0" w:color="000000" w:themeColor="text1"/>
+              <w:left w:val="single" w:sz="4" w:space="0" w:color="E3DFDA"/>
+              <w:bottom w:val="single" w:sz="4" w:space="0" w:color="E3DFDA"/>
             </w:tcBorders>
             <w:shd w:val="clear" w:color="auto" w:fill="F5F3F1"/>
             <w:tcMar>
@@ -1807,8 +1608,8 @@
           <w:p>
             <w:r>
               <w:rPr>
-                <w:b w:val="1"/>
-                <w:bCs w:val="1"/>
+                <w:b/>
+                <w:bCs/>
                 <w:color w:val="777169"/>
                 <w:sz w:val="16"/>
                 <w:szCs w:val="16"/>
@@ -1818,29 +1619,16 @@
             </w:r>
             <w:r>
               <w:rPr>
-                <w:b w:val="1"/>
-                <w:bCs w:val="1"/>
-                <w:caps w:val="1"/>
+                <w:b/>
+                <w:bCs/>
+                <w:caps/>
                 <w:color w:val="000000"/>
                 <w:spacing w:val="10"/>
                 <w:sz w:val="19"/>
                 <w:szCs w:val="19"/>
                 <w:lang w:val="en-US"/>
               </w:rPr>
-              <w:t>Who</w:t>
-            </w:r>
-            <w:r>
-              <w:rPr>
-                <w:b w:val="1"/>
-                <w:bCs w:val="1"/>
-                <w:caps w:val="1"/>
-                <w:color w:val="000000"/>
-                <w:spacing w:val="10"/>
-                <w:sz w:val="19"/>
-                <w:szCs w:val="19"/>
-                <w:lang w:val="en-US"/>
-              </w:rPr>
-              <w:t xml:space="preserve"> buys this</w:t>
+              <w:t>Who buys this</w:t>
             </w:r>
           </w:p>
         </w:tc>
@@ -1848,9 +1636,9 @@
           <w:tcPr>
             <w:tcW w:w="4435" w:type="dxa"/>
             <w:tcBorders>
-              <w:top w:val="single" w:color="000000" w:themeColor="text1" w:sz="6" w:space="0"/>
-              <w:bottom w:val="single" w:color="E3DFDA" w:sz="4" w:space="0"/>
-              <w:right w:val="single" w:color="E3DFDA" w:sz="4" w:space="0"/>
+              <w:top w:val="single" w:sz="6" w:space="0" w:color="000000" w:themeColor="text1"/>
+              <w:bottom w:val="single" w:sz="4" w:space="0" w:color="E3DFDA"/>
+              <w:right w:val="single" w:sz="4" w:space="0" w:color="E3DFDA"/>
             </w:tcBorders>
             <w:shd w:val="clear" w:color="auto" w:fill="F5F3F1"/>
             <w:tcMar>
@@ -1886,12 +1674,6 @@
         </w:tc>
       </w:tr>
       <w:tr>
-        <w:tblPrEx>
-          <w:tblCellMar>
-            <w:top w:w="0" w:type="dxa"/>
-            <w:bottom w:w="0" w:type="dxa"/>
-          </w:tblCellMar>
-        </w:tblPrEx>
         <w:trPr>
           <w:trHeight w:val="640"/>
         </w:trPr>
@@ -1900,9 +1682,9 @@
             <w:tcW w:w="10080" w:type="dxa"/>
             <w:gridSpan w:val="2"/>
             <w:tcBorders>
-              <w:left w:val="single" w:color="E3DFDA" w:sz="4" w:space="0"/>
-              <w:bottom w:val="single" w:color="E3DFDA" w:sz="4" w:space="0"/>
-              <w:right w:val="single" w:color="E3DFDA" w:sz="4" w:space="0"/>
+              <w:left w:val="single" w:sz="4" w:space="0" w:color="E3DFDA"/>
+              <w:bottom w:val="single" w:sz="4" w:space="0" w:color="E3DFDA"/>
+              <w:right w:val="single" w:sz="4" w:space="0" w:color="E3DFDA"/>
             </w:tcBorders>
             <w:shd w:val="clear" w:color="auto" w:fill="FCFBFA"/>
             <w:tcMar>
@@ -1934,42 +1716,32 @@
       </w:pPr>
       <w:r>
         <w:rPr>
-          <w:b w:val="1"/>
-          <w:bCs w:val="1"/>
+          <w:b/>
+          <w:bCs/>
           <w:color w:val="777169"/>
           <w:sz w:val="30"/>
           <w:szCs w:val="30"/>
           <w:lang w:val="en-US"/>
         </w:rPr>
+        <w:lastRenderedPageBreak/>
         <w:t xml:space="preserve">02  </w:t>
       </w:r>
       <w:r>
         <w:rPr>
-          <w:b w:val="1"/>
-          <w:bCs w:val="1"/>
-          <w:color w:val="000000" w:themeColor="text1" w:themeTint="FF" w:themeShade="FF"/>
+          <w:b/>
+          <w:bCs/>
+          <w:color w:val="000000" w:themeColor="text1"/>
           <w:sz w:val="30"/>
           <w:szCs w:val="30"/>
           <w:lang w:val="en-US"/>
         </w:rPr>
-        <w:t>The</w:t>
-      </w:r>
-      <w:r>
-        <w:rPr>
-          <w:b w:val="1"/>
-          <w:bCs w:val="1"/>
-          <w:color w:val="000000" w:themeColor="text1" w:themeTint="FF" w:themeShade="FF"/>
-          <w:sz w:val="30"/>
-          <w:szCs w:val="30"/>
-          <w:lang w:val="en-US"/>
-        </w:rPr>
-        <w:t xml:space="preserve"> Evidence</w:t>
+        <w:t>The Evidence</w:t>
       </w:r>
     </w:p>
     <w:p>
       <w:pPr>
         <w:pBdr>
-          <w:bottom w:val="single" w:color="000000" w:sz="6" w:space="8"/>
+          <w:bottom w:val="single" w:sz="6" w:space="8" w:color="000000"/>
         </w:pBdr>
         <w:spacing w:after="200"/>
       </w:pPr>
@@ -1982,6 +1754,7 @@
         </w:rPr>
         <w:t xml:space="preserve">Where your understanding came from, and how the work </w:t>
       </w:r>
+      <w:proofErr w:type="gramStart"/>
       <w:r>
         <w:rPr>
           <w:color w:val="777169"/>
@@ -1991,6 +1764,7 @@
         </w:rPr>
         <w:t>actually runs</w:t>
       </w:r>
+      <w:proofErr w:type="gramEnd"/>
       <w:r>
         <w:rPr>
           <w:color w:val="777169"/>
@@ -2005,12 +1779,12 @@
       <w:tblPr>
         <w:tblW w:w="10080" w:type="dxa"/>
         <w:tblBorders>
-          <w:top w:val="single" w:color="auto" w:sz="4" w:space="0"/>
-          <w:left w:val="single" w:color="auto" w:sz="4" w:space="0"/>
-          <w:bottom w:val="single" w:color="auto" w:sz="4" w:space="0"/>
-          <w:right w:val="single" w:color="auto" w:sz="4" w:space="0"/>
-          <w:insideH w:val="single" w:color="auto" w:sz="4" w:space="0"/>
-          <w:insideV w:val="single" w:color="auto" w:sz="4" w:space="0"/>
+          <w:top w:val="single" w:sz="4" w:space="0" w:color="auto"/>
+          <w:left w:val="single" w:sz="4" w:space="0" w:color="auto"/>
+          <w:bottom w:val="single" w:sz="4" w:space="0" w:color="auto"/>
+          <w:right w:val="single" w:sz="4" w:space="0" w:color="auto"/>
+          <w:insideH w:val="single" w:sz="4" w:space="0" w:color="auto"/>
+          <w:insideV w:val="single" w:sz="4" w:space="0" w:color="auto"/>
         </w:tblBorders>
         <w:tblCellMar>
           <w:left w:w="10" w:type="dxa"/>
@@ -2023,19 +1797,13 @@
         <w:gridCol w:w="4435"/>
       </w:tblGrid>
       <w:tr>
-        <w:tblPrEx>
-          <w:tblCellMar>
-            <w:top w:w="0" w:type="dxa"/>
-            <w:bottom w:w="0" w:type="dxa"/>
-          </w:tblCellMar>
-        </w:tblPrEx>
         <w:tc>
           <w:tcPr>
             <w:tcW w:w="5645" w:type="dxa"/>
             <w:tcBorders>
-              <w:top w:val="single" w:color="000000" w:themeColor="text1" w:sz="6" w:space="0"/>
-              <w:left w:val="single" w:color="E3DFDA" w:sz="4" w:space="0"/>
-              <w:bottom w:val="single" w:color="E3DFDA" w:sz="4" w:space="0"/>
+              <w:top w:val="single" w:sz="6" w:space="0" w:color="000000" w:themeColor="text1"/>
+              <w:left w:val="single" w:sz="4" w:space="0" w:color="E3DFDA"/>
+              <w:bottom w:val="single" w:sz="4" w:space="0" w:color="E3DFDA"/>
             </w:tcBorders>
             <w:shd w:val="clear" w:color="auto" w:fill="F5F3F1"/>
             <w:tcMar>
@@ -2048,8 +1816,8 @@
           <w:p>
             <w:r>
               <w:rPr>
-                <w:b w:val="1"/>
-                <w:bCs w:val="1"/>
+                <w:b/>
+                <w:bCs/>
                 <w:color w:val="777169"/>
                 <w:sz w:val="16"/>
                 <w:szCs w:val="16"/>
@@ -2059,29 +1827,16 @@
             </w:r>
             <w:r>
               <w:rPr>
-                <w:b w:val="1"/>
-                <w:bCs w:val="1"/>
-                <w:caps w:val="1"/>
+                <w:b/>
+                <w:bCs/>
+                <w:caps/>
                 <w:color w:val="000000"/>
                 <w:spacing w:val="10"/>
                 <w:sz w:val="19"/>
                 <w:szCs w:val="19"/>
                 <w:lang w:val="en-US"/>
               </w:rPr>
-              <w:t>Who</w:t>
-            </w:r>
-            <w:r>
-              <w:rPr>
-                <w:b w:val="1"/>
-                <w:bCs w:val="1"/>
-                <w:caps w:val="1"/>
-                <w:color w:val="000000"/>
-                <w:spacing w:val="10"/>
-                <w:sz w:val="19"/>
-                <w:szCs w:val="19"/>
-                <w:lang w:val="en-US"/>
-              </w:rPr>
-              <w:t xml:space="preserve"> you spoke to</w:t>
+              <w:t>Who you spoke to</w:t>
             </w:r>
           </w:p>
         </w:tc>
@@ -2089,9 +1844,9 @@
           <w:tcPr>
             <w:tcW w:w="4435" w:type="dxa"/>
             <w:tcBorders>
-              <w:top w:val="single" w:color="000000" w:themeColor="text1" w:sz="6" w:space="0"/>
-              <w:bottom w:val="single" w:color="E3DFDA" w:sz="4" w:space="0"/>
-              <w:right w:val="single" w:color="E3DFDA" w:sz="4" w:space="0"/>
+              <w:top w:val="single" w:sz="6" w:space="0" w:color="000000" w:themeColor="text1"/>
+              <w:bottom w:val="single" w:sz="4" w:space="0" w:color="E3DFDA"/>
+              <w:right w:val="single" w:sz="4" w:space="0" w:color="E3DFDA"/>
             </w:tcBorders>
             <w:shd w:val="clear" w:color="auto" w:fill="F5F3F1"/>
             <w:tcMar>
@@ -2127,20 +1882,14 @@
         </w:tc>
       </w:tr>
       <w:tr>
-        <w:tblPrEx>
-          <w:tblCellMar>
-            <w:top w:w="0" w:type="dxa"/>
-            <w:bottom w:w="0" w:type="dxa"/>
-          </w:tblCellMar>
-        </w:tblPrEx>
         <w:tc>
           <w:tcPr>
             <w:tcW w:w="10080" w:type="dxa"/>
             <w:gridSpan w:val="2"/>
             <w:tcBorders>
-              <w:left w:val="single" w:color="E3DFDA" w:sz="4" w:space="0"/>
-              <w:bottom w:val="single" w:color="E3DFDA" w:sz="4" w:space="0"/>
-              <w:right w:val="single" w:color="E3DFDA" w:sz="4" w:space="0"/>
+              <w:left w:val="single" w:sz="4" w:space="0" w:color="E3DFDA"/>
+              <w:bottom w:val="single" w:sz="4" w:space="0" w:color="E3DFDA"/>
+              <w:right w:val="single" w:sz="4" w:space="0" w:color="E3DFDA"/>
             </w:tcBorders>
             <w:shd w:val="clear" w:color="auto" w:fill="FCFBFA"/>
             <w:tcMar>
@@ -2169,12 +1918,12 @@
             <w:tblPr>
               <w:tblW w:w="9780" w:type="dxa"/>
               <w:tblBorders>
-                <w:top w:val="single" w:color="auto" w:sz="4" w:space="0"/>
-                <w:left w:val="single" w:color="auto" w:sz="4" w:space="0"/>
-                <w:bottom w:val="single" w:color="auto" w:sz="4" w:space="0"/>
-                <w:right w:val="single" w:color="auto" w:sz="4" w:space="0"/>
-                <w:insideH w:val="single" w:color="auto" w:sz="4" w:space="0"/>
-                <w:insideV w:val="single" w:color="auto" w:sz="4" w:space="0"/>
+                <w:top w:val="single" w:sz="4" w:space="0" w:color="auto"/>
+                <w:left w:val="single" w:sz="4" w:space="0" w:color="auto"/>
+                <w:bottom w:val="single" w:sz="4" w:space="0" w:color="auto"/>
+                <w:right w:val="single" w:sz="4" w:space="0" w:color="auto"/>
+                <w:insideH w:val="single" w:sz="4" w:space="0" w:color="auto"/>
+                <w:insideV w:val="single" w:sz="4" w:space="0" w:color="auto"/>
               </w:tblBorders>
               <w:tblCellMar>
                 <w:left w:w="10" w:type="dxa"/>
@@ -2183,23 +1932,17 @@
               <w:tblLook w:val="04A0" w:firstRow="1" w:lastRow="0" w:firstColumn="1" w:lastColumn="0" w:noHBand="0" w:noVBand="1"/>
             </w:tblPr>
             <w:tblGrid>
-              <w:gridCol w:w="2152"/>
-              <w:gridCol w:w="1858"/>
-              <w:gridCol w:w="1076"/>
-              <w:gridCol w:w="4694"/>
+              <w:gridCol w:w="2148"/>
+              <w:gridCol w:w="1856"/>
+              <w:gridCol w:w="1097"/>
+              <w:gridCol w:w="4679"/>
             </w:tblGrid>
             <w:tr>
-              <w:tblPrEx>
-                <w:tblCellMar>
-                  <w:top w:w="0" w:type="dxa"/>
-                  <w:bottom w:w="0" w:type="dxa"/>
-                </w:tblCellMar>
-              </w:tblPrEx>
               <w:tc>
                 <w:tcPr>
                   <w:tcW w:w="2152" w:type="dxa"/>
                   <w:tcBorders>
-                    <w:bottom w:val="single" w:color="E3DFDA" w:sz="4" w:space="0"/>
+                    <w:bottom w:val="single" w:sz="4" w:space="0" w:color="E3DFDA"/>
                   </w:tcBorders>
                   <w:tcMar>
                     <w:top w:w="72" w:type="dxa"/>
@@ -2227,7 +1970,7 @@
                 <w:tcPr>
                   <w:tcW w:w="1858" w:type="dxa"/>
                   <w:tcBorders>
-                    <w:bottom w:val="single" w:color="E3DFDA" w:sz="4" w:space="0"/>
+                    <w:bottom w:val="single" w:sz="4" w:space="0" w:color="E3DFDA"/>
                   </w:tcBorders>
                   <w:tcMar>
                     <w:top w:w="72" w:type="dxa"/>
@@ -2239,9 +1982,9 @@
                 <w:p>
                   <w:r>
                     <w:rPr>
-                      <w:b w:val="1"/>
-                      <w:bCs w:val="1"/>
-                      <w:caps w:val="1"/>
+                      <w:b/>
+                      <w:bCs/>
+                      <w:caps/>
                       <w:color w:val="777169"/>
                       <w:spacing w:val="10"/>
                       <w:sz w:val="15"/>
@@ -2256,7 +1999,7 @@
                 <w:tcPr>
                   <w:tcW w:w="1076" w:type="dxa"/>
                   <w:tcBorders>
-                    <w:bottom w:val="single" w:color="E3DFDA" w:sz="4" w:space="0"/>
+                    <w:bottom w:val="single" w:sz="4" w:space="0" w:color="E3DFDA"/>
                   </w:tcBorders>
                   <w:tcMar>
                     <w:top w:w="72" w:type="dxa"/>
@@ -2284,7 +2027,7 @@
                 <w:tcPr>
                   <w:tcW w:w="4694" w:type="dxa"/>
                   <w:tcBorders>
-                    <w:bottom w:val="single" w:color="E3DFDA" w:sz="4" w:space="0"/>
+                    <w:bottom w:val="single" w:sz="4" w:space="0" w:color="E3DFDA"/>
                   </w:tcBorders>
                   <w:tcMar>
                     <w:top w:w="72" w:type="dxa"/>
@@ -2310,12 +2053,6 @@
               </w:tc>
             </w:tr>
             <w:tr>
-              <w:tblPrEx>
-                <w:tblCellMar>
-                  <w:top w:w="0" w:type="dxa"/>
-                  <w:bottom w:w="0" w:type="dxa"/>
-                </w:tblCellMar>
-              </w:tblPrEx>
               <w:trPr>
                 <w:trHeight w:val="246"/>
               </w:trPr>
@@ -2323,7 +2060,7 @@
                 <w:tcPr>
                   <w:tcW w:w="2152" w:type="dxa"/>
                   <w:tcBorders>
-                    <w:bottom w:val="single" w:color="E3DFDA" w:sz="4" w:space="0"/>
+                    <w:bottom w:val="single" w:sz="4" w:space="0" w:color="E3DFDA"/>
                   </w:tcBorders>
                   <w:tcMar>
                     <w:top w:w="72" w:type="dxa"/>
@@ -2343,7 +2080,7 @@
                 <w:tcPr>
                   <w:tcW w:w="1858" w:type="dxa"/>
                   <w:tcBorders>
-                    <w:bottom w:val="single" w:color="E3DFDA" w:sz="4" w:space="0"/>
+                    <w:bottom w:val="single" w:sz="4" w:space="0" w:color="E3DFDA"/>
                   </w:tcBorders>
                   <w:tcMar>
                     <w:top w:w="72" w:type="dxa"/>
@@ -2363,7 +2100,7 @@
                 <w:tcPr>
                   <w:tcW w:w="1076" w:type="dxa"/>
                   <w:tcBorders>
-                    <w:bottom w:val="single" w:color="E3DFDA" w:sz="4" w:space="0"/>
+                    <w:bottom w:val="single" w:sz="4" w:space="0" w:color="E3DFDA"/>
                   </w:tcBorders>
                   <w:tcMar>
                     <w:top w:w="72" w:type="dxa"/>
@@ -2383,7 +2120,7 @@
                 <w:tcPr>
                   <w:tcW w:w="4694" w:type="dxa"/>
                   <w:tcBorders>
-                    <w:bottom w:val="single" w:color="E3DFDA" w:sz="4" w:space="0"/>
+                    <w:bottom w:val="single" w:sz="4" w:space="0" w:color="E3DFDA"/>
                   </w:tcBorders>
                   <w:tcMar>
                     <w:top w:w="72" w:type="dxa"/>
@@ -2401,12 +2138,6 @@
               </w:tc>
             </w:tr>
             <w:tr>
-              <w:tblPrEx>
-                <w:tblCellMar>
-                  <w:top w:w="0" w:type="dxa"/>
-                  <w:bottom w:w="0" w:type="dxa"/>
-                </w:tblCellMar>
-              </w:tblPrEx>
               <w:trPr>
                 <w:trHeight w:val="246"/>
               </w:trPr>
@@ -2414,7 +2145,7 @@
                 <w:tcPr>
                   <w:tcW w:w="2152" w:type="dxa"/>
                   <w:tcBorders>
-                    <w:bottom w:val="single" w:color="E3DFDA" w:sz="4" w:space="0"/>
+                    <w:bottom w:val="single" w:sz="4" w:space="0" w:color="E3DFDA"/>
                   </w:tcBorders>
                   <w:tcMar>
                     <w:top w:w="72" w:type="dxa"/>
@@ -2434,7 +2165,7 @@
                 <w:tcPr>
                   <w:tcW w:w="1858" w:type="dxa"/>
                   <w:tcBorders>
-                    <w:bottom w:val="single" w:color="E3DFDA" w:sz="4" w:space="0"/>
+                    <w:bottom w:val="single" w:sz="4" w:space="0" w:color="E3DFDA"/>
                   </w:tcBorders>
                   <w:tcMar>
                     <w:top w:w="72" w:type="dxa"/>
@@ -2454,7 +2185,7 @@
                 <w:tcPr>
                   <w:tcW w:w="1076" w:type="dxa"/>
                   <w:tcBorders>
-                    <w:bottom w:val="single" w:color="E3DFDA" w:sz="4" w:space="0"/>
+                    <w:bottom w:val="single" w:sz="4" w:space="0" w:color="E3DFDA"/>
                   </w:tcBorders>
                   <w:tcMar>
                     <w:top w:w="72" w:type="dxa"/>
@@ -2474,7 +2205,7 @@
                 <w:tcPr>
                   <w:tcW w:w="4694" w:type="dxa"/>
                   <w:tcBorders>
-                    <w:bottom w:val="single" w:color="E3DFDA" w:sz="4" w:space="0"/>
+                    <w:bottom w:val="single" w:sz="4" w:space="0" w:color="E3DFDA"/>
                   </w:tcBorders>
                   <w:tcMar>
                     <w:top w:w="72" w:type="dxa"/>
@@ -2492,12 +2223,6 @@
               </w:tc>
             </w:tr>
             <w:tr>
-              <w:tblPrEx>
-                <w:tblCellMar>
-                  <w:top w:w="0" w:type="dxa"/>
-                  <w:bottom w:w="0" w:type="dxa"/>
-                </w:tblCellMar>
-              </w:tblPrEx>
               <w:trPr>
                 <w:trHeight w:val="246"/>
               </w:trPr>
@@ -2505,7 +2230,7 @@
                 <w:tcPr>
                   <w:tcW w:w="2152" w:type="dxa"/>
                   <w:tcBorders>
-                    <w:bottom w:val="single" w:color="E3DFDA" w:sz="4" w:space="0"/>
+                    <w:bottom w:val="single" w:sz="4" w:space="0" w:color="E3DFDA"/>
                   </w:tcBorders>
                   <w:tcMar>
                     <w:top w:w="72" w:type="dxa"/>
@@ -2525,7 +2250,7 @@
                 <w:tcPr>
                   <w:tcW w:w="1858" w:type="dxa"/>
                   <w:tcBorders>
-                    <w:bottom w:val="single" w:color="E3DFDA" w:sz="4" w:space="0"/>
+                    <w:bottom w:val="single" w:sz="4" w:space="0" w:color="E3DFDA"/>
                   </w:tcBorders>
                   <w:tcMar>
                     <w:top w:w="72" w:type="dxa"/>
@@ -2545,7 +2270,7 @@
                 <w:tcPr>
                   <w:tcW w:w="1076" w:type="dxa"/>
                   <w:tcBorders>
-                    <w:bottom w:val="single" w:color="E3DFDA" w:sz="4" w:space="0"/>
+                    <w:bottom w:val="single" w:sz="4" w:space="0" w:color="E3DFDA"/>
                   </w:tcBorders>
                   <w:tcMar>
                     <w:top w:w="72" w:type="dxa"/>
@@ -2565,7 +2290,7 @@
                 <w:tcPr>
                   <w:tcW w:w="4694" w:type="dxa"/>
                   <w:tcBorders>
-                    <w:bottom w:val="single" w:color="E3DFDA" w:sz="4" w:space="0"/>
+                    <w:bottom w:val="single" w:sz="4" w:space="0" w:color="E3DFDA"/>
                   </w:tcBorders>
                   <w:tcMar>
                     <w:top w:w="72" w:type="dxa"/>
@@ -2596,12 +2321,12 @@
       <w:tblPr>
         <w:tblW w:w="10080" w:type="dxa"/>
         <w:tblBorders>
-          <w:top w:val="single" w:color="auto" w:sz="4" w:space="0"/>
-          <w:left w:val="single" w:color="auto" w:sz="4" w:space="0"/>
-          <w:bottom w:val="single" w:color="auto" w:sz="4" w:space="0"/>
-          <w:right w:val="single" w:color="auto" w:sz="4" w:space="0"/>
-          <w:insideH w:val="single" w:color="auto" w:sz="4" w:space="0"/>
-          <w:insideV w:val="single" w:color="auto" w:sz="4" w:space="0"/>
+          <w:top w:val="single" w:sz="4" w:space="0" w:color="auto"/>
+          <w:left w:val="single" w:sz="4" w:space="0" w:color="auto"/>
+          <w:bottom w:val="single" w:sz="4" w:space="0" w:color="auto"/>
+          <w:right w:val="single" w:sz="4" w:space="0" w:color="auto"/>
+          <w:insideH w:val="single" w:sz="4" w:space="0" w:color="auto"/>
+          <w:insideV w:val="single" w:sz="4" w:space="0" w:color="auto"/>
         </w:tblBorders>
         <w:tblCellMar>
           <w:left w:w="10" w:type="dxa"/>
@@ -2614,19 +2339,13 @@
         <w:gridCol w:w="4435"/>
       </w:tblGrid>
       <w:tr>
-        <w:tblPrEx>
-          <w:tblCellMar>
-            <w:top w:w="0" w:type="dxa"/>
-            <w:bottom w:w="0" w:type="dxa"/>
-          </w:tblCellMar>
-        </w:tblPrEx>
         <w:tc>
           <w:tcPr>
             <w:tcW w:w="5645" w:type="dxa"/>
             <w:tcBorders>
-              <w:top w:val="single" w:color="000000" w:themeColor="text1" w:sz="6" w:space="0"/>
-              <w:left w:val="single" w:color="E3DFDA" w:sz="4" w:space="0"/>
-              <w:bottom w:val="single" w:color="E3DFDA" w:sz="4" w:space="0"/>
+              <w:top w:val="single" w:sz="6" w:space="0" w:color="000000" w:themeColor="text1"/>
+              <w:left w:val="single" w:sz="4" w:space="0" w:color="E3DFDA"/>
+              <w:bottom w:val="single" w:sz="4" w:space="0" w:color="E3DFDA"/>
             </w:tcBorders>
             <w:shd w:val="clear" w:color="auto" w:fill="F5F3F1"/>
             <w:tcMar>
@@ -2639,8 +2358,8 @@
           <w:p>
             <w:r>
               <w:rPr>
-                <w:b w:val="1"/>
-                <w:bCs w:val="1"/>
+                <w:b/>
+                <w:bCs/>
                 <w:color w:val="777169"/>
                 <w:sz w:val="16"/>
                 <w:szCs w:val="16"/>
@@ -2650,29 +2369,16 @@
             </w:r>
             <w:r>
               <w:rPr>
-                <w:b w:val="1"/>
-                <w:bCs w:val="1"/>
-                <w:caps w:val="1"/>
+                <w:b/>
+                <w:bCs/>
+                <w:caps/>
                 <w:color w:val="000000"/>
                 <w:spacing w:val="10"/>
                 <w:sz w:val="19"/>
                 <w:szCs w:val="19"/>
                 <w:lang w:val="en-US"/>
               </w:rPr>
-              <w:t>What</w:t>
-            </w:r>
-            <w:r>
-              <w:rPr>
-                <w:b w:val="1"/>
-                <w:bCs w:val="1"/>
-                <w:caps w:val="1"/>
-                <w:color w:val="000000"/>
-                <w:spacing w:val="10"/>
-                <w:sz w:val="19"/>
-                <w:szCs w:val="19"/>
-                <w:lang w:val="en-US"/>
-              </w:rPr>
-              <w:t xml:space="preserve"> you got wrong</w:t>
+              <w:t>What you got wrong</w:t>
             </w:r>
           </w:p>
         </w:tc>
@@ -2680,9 +2386,9 @@
           <w:tcPr>
             <w:tcW w:w="4435" w:type="dxa"/>
             <w:tcBorders>
-              <w:top w:val="single" w:color="000000" w:themeColor="text1" w:sz="6" w:space="0"/>
-              <w:bottom w:val="single" w:color="E3DFDA" w:sz="4" w:space="0"/>
-              <w:right w:val="single" w:color="E3DFDA" w:sz="4" w:space="0"/>
+              <w:top w:val="single" w:sz="6" w:space="0" w:color="000000" w:themeColor="text1"/>
+              <w:bottom w:val="single" w:sz="4" w:space="0" w:color="E3DFDA"/>
+              <w:right w:val="single" w:sz="4" w:space="0" w:color="E3DFDA"/>
             </w:tcBorders>
             <w:shd w:val="clear" w:color="auto" w:fill="F5F3F1"/>
             <w:tcMar>
@@ -2718,12 +2424,6 @@
         </w:tc>
       </w:tr>
       <w:tr>
-        <w:tblPrEx>
-          <w:tblCellMar>
-            <w:top w:w="0" w:type="dxa"/>
-            <w:bottom w:w="0" w:type="dxa"/>
-          </w:tblCellMar>
-        </w:tblPrEx>
         <w:trPr>
           <w:trHeight w:val="580"/>
         </w:trPr>
@@ -2732,9 +2432,9 @@
             <w:tcW w:w="10080" w:type="dxa"/>
             <w:gridSpan w:val="2"/>
             <w:tcBorders>
-              <w:left w:val="single" w:color="E3DFDA" w:sz="4" w:space="0"/>
-              <w:bottom w:val="single" w:color="E3DFDA" w:sz="4" w:space="0"/>
-              <w:right w:val="single" w:color="E3DFDA" w:sz="4" w:space="0"/>
+              <w:left w:val="single" w:sz="4" w:space="0" w:color="E3DFDA"/>
+              <w:bottom w:val="single" w:sz="4" w:space="0" w:color="E3DFDA"/>
+              <w:right w:val="single" w:sz="4" w:space="0" w:color="E3DFDA"/>
             </w:tcBorders>
             <w:shd w:val="clear" w:color="auto" w:fill="FCFBFA"/>
             <w:tcMar>
@@ -2764,12 +2464,12 @@
       <w:tblPr>
         <w:tblW w:w="10080" w:type="dxa"/>
         <w:tblBorders>
-          <w:top w:val="single" w:color="auto" w:sz="4" w:space="0"/>
-          <w:left w:val="single" w:color="auto" w:sz="4" w:space="0"/>
-          <w:bottom w:val="single" w:color="auto" w:sz="4" w:space="0"/>
-          <w:right w:val="single" w:color="auto" w:sz="4" w:space="0"/>
-          <w:insideH w:val="single" w:color="auto" w:sz="4" w:space="0"/>
-          <w:insideV w:val="single" w:color="auto" w:sz="4" w:space="0"/>
+          <w:top w:val="single" w:sz="4" w:space="0" w:color="auto"/>
+          <w:left w:val="single" w:sz="4" w:space="0" w:color="auto"/>
+          <w:bottom w:val="single" w:sz="4" w:space="0" w:color="auto"/>
+          <w:right w:val="single" w:sz="4" w:space="0" w:color="auto"/>
+          <w:insideH w:val="single" w:sz="4" w:space="0" w:color="auto"/>
+          <w:insideV w:val="single" w:sz="4" w:space="0" w:color="auto"/>
         </w:tblBorders>
         <w:tblCellMar>
           <w:left w:w="10" w:type="dxa"/>
@@ -2782,19 +2482,13 @@
         <w:gridCol w:w="4435"/>
       </w:tblGrid>
       <w:tr>
-        <w:tblPrEx>
-          <w:tblCellMar>
-            <w:top w:w="0" w:type="dxa"/>
-            <w:bottom w:w="0" w:type="dxa"/>
-          </w:tblCellMar>
-        </w:tblPrEx>
         <w:tc>
           <w:tcPr>
             <w:tcW w:w="5645" w:type="dxa"/>
             <w:tcBorders>
-              <w:top w:val="single" w:color="000000" w:themeColor="text1" w:sz="6" w:space="0"/>
-              <w:left w:val="single" w:color="E3DFDA" w:sz="4" w:space="0"/>
-              <w:bottom w:val="single" w:color="E3DFDA" w:sz="4" w:space="0"/>
+              <w:top w:val="single" w:sz="6" w:space="0" w:color="000000" w:themeColor="text1"/>
+              <w:left w:val="single" w:sz="4" w:space="0" w:color="E3DFDA"/>
+              <w:bottom w:val="single" w:sz="4" w:space="0" w:color="E3DFDA"/>
             </w:tcBorders>
             <w:shd w:val="clear" w:color="auto" w:fill="F5F3F1"/>
             <w:tcMar>
@@ -2807,8 +2501,8 @@
           <w:p>
             <w:r>
               <w:rPr>
-                <w:b w:val="1"/>
-                <w:bCs w:val="1"/>
+                <w:b/>
+                <w:bCs/>
                 <w:color w:val="777169"/>
                 <w:sz w:val="16"/>
                 <w:szCs w:val="16"/>
@@ -2818,29 +2512,16 @@
             </w:r>
             <w:r>
               <w:rPr>
-                <w:b w:val="1"/>
-                <w:bCs w:val="1"/>
-                <w:caps w:val="1"/>
+                <w:b/>
+                <w:bCs/>
+                <w:caps/>
                 <w:color w:val="000000"/>
                 <w:spacing w:val="10"/>
                 <w:sz w:val="19"/>
                 <w:szCs w:val="19"/>
                 <w:lang w:val="en-US"/>
               </w:rPr>
-              <w:t>The</w:t>
-            </w:r>
-            <w:r>
-              <w:rPr>
-                <w:b w:val="1"/>
-                <w:bCs w:val="1"/>
-                <w:caps w:val="1"/>
-                <w:color w:val="000000"/>
-                <w:spacing w:val="10"/>
-                <w:sz w:val="19"/>
-                <w:szCs w:val="19"/>
-                <w:lang w:val="en-US"/>
-              </w:rPr>
-              <w:t xml:space="preserve"> workflow today</w:t>
+              <w:t>The workflow today</w:t>
             </w:r>
           </w:p>
         </w:tc>
@@ -2848,9 +2529,9 @@
           <w:tcPr>
             <w:tcW w:w="4435" w:type="dxa"/>
             <w:tcBorders>
-              <w:top w:val="single" w:color="000000" w:themeColor="text1" w:sz="6" w:space="0"/>
-              <w:bottom w:val="single" w:color="E3DFDA" w:sz="4" w:space="0"/>
-              <w:right w:val="single" w:color="E3DFDA" w:sz="4" w:space="0"/>
+              <w:top w:val="single" w:sz="6" w:space="0" w:color="000000" w:themeColor="text1"/>
+              <w:bottom w:val="single" w:sz="4" w:space="0" w:color="E3DFDA"/>
+              <w:right w:val="single" w:sz="4" w:space="0" w:color="E3DFDA"/>
             </w:tcBorders>
             <w:shd w:val="clear" w:color="auto" w:fill="F5F3F1"/>
             <w:tcMar>
@@ -2886,20 +2567,14 @@
         </w:tc>
       </w:tr>
       <w:tr>
-        <w:tblPrEx>
-          <w:tblCellMar>
-            <w:top w:w="0" w:type="dxa"/>
-            <w:bottom w:w="0" w:type="dxa"/>
-          </w:tblCellMar>
-        </w:tblPrEx>
         <w:tc>
           <w:tcPr>
             <w:tcW w:w="10080" w:type="dxa"/>
             <w:gridSpan w:val="2"/>
             <w:tcBorders>
-              <w:left w:val="single" w:color="E3DFDA" w:sz="4" w:space="0"/>
-              <w:bottom w:val="single" w:color="E3DFDA" w:sz="4" w:space="0"/>
-              <w:right w:val="single" w:color="E3DFDA" w:sz="4" w:space="0"/>
+              <w:left w:val="single" w:sz="4" w:space="0" w:color="E3DFDA"/>
+              <w:bottom w:val="single" w:sz="4" w:space="0" w:color="E3DFDA"/>
+              <w:right w:val="single" w:sz="4" w:space="0" w:color="E3DFDA"/>
             </w:tcBorders>
             <w:shd w:val="clear" w:color="auto" w:fill="FCFBFA"/>
             <w:tcMar>
@@ -2915,8 +2590,8 @@
             </w:pPr>
             <w:r>
               <w:rPr>
-                <w:i w:val="1"/>
-                <w:iCs w:val="1"/>
+                <w:i/>
+                <w:iCs/>
                 <w:color w:val="777169"/>
                 <w:sz w:val="16"/>
                 <w:szCs w:val="16"/>
@@ -2929,12 +2604,12 @@
             <w:tblPr>
               <w:tblW w:w="9780" w:type="dxa"/>
               <w:tblBorders>
-                <w:top w:val="single" w:color="auto" w:sz="4" w:space="0"/>
-                <w:left w:val="single" w:color="auto" w:sz="4" w:space="0"/>
-                <w:bottom w:val="single" w:color="auto" w:sz="4" w:space="0"/>
-                <w:right w:val="single" w:color="auto" w:sz="4" w:space="0"/>
-                <w:insideH w:val="single" w:color="auto" w:sz="4" w:space="0"/>
-                <w:insideV w:val="single" w:color="auto" w:sz="4" w:space="0"/>
+                <w:top w:val="single" w:sz="4" w:space="0" w:color="auto"/>
+                <w:left w:val="single" w:sz="4" w:space="0" w:color="auto"/>
+                <w:bottom w:val="single" w:sz="4" w:space="0" w:color="auto"/>
+                <w:right w:val="single" w:sz="4" w:space="0" w:color="auto"/>
+                <w:insideH w:val="single" w:sz="4" w:space="0" w:color="auto"/>
+                <w:insideV w:val="single" w:sz="4" w:space="0" w:color="auto"/>
               </w:tblBorders>
               <w:tblCellMar>
                 <w:left w:w="10" w:type="dxa"/>
@@ -2952,18 +2627,12 @@
               <w:gridCol w:w="1320"/>
             </w:tblGrid>
             <w:tr>
-              <w:tblPrEx>
-                <w:tblCellMar>
-                  <w:top w:w="0" w:type="dxa"/>
-                  <w:bottom w:w="0" w:type="dxa"/>
-                </w:tblCellMar>
-              </w:tblPrEx>
               <w:tc>
                 <w:tcPr>
                   <w:tcW w:w="1858" w:type="dxa"/>
                   <w:tcBorders>
-                    <w:bottom w:val="single" w:color="E3DFDA" w:sz="4" w:space="0"/>
-                    <w:right w:val="single" w:color="E3DFDA" w:sz="4" w:space="0"/>
+                    <w:bottom w:val="single" w:sz="4" w:space="0" w:color="E3DFDA"/>
+                    <w:right w:val="single" w:sz="4" w:space="0" w:color="E3DFDA"/>
                   </w:tcBorders>
                   <w:tcMar>
                     <w:top w:w="40" w:type="dxa"/>
@@ -2978,8 +2647,8 @@
                 <w:tcPr>
                   <w:tcW w:w="1320" w:type="dxa"/>
                   <w:tcBorders>
-                    <w:bottom w:val="single" w:color="E3DFDA" w:sz="4" w:space="0"/>
-                    <w:right w:val="single" w:color="E3DFDA" w:sz="4" w:space="0"/>
+                    <w:bottom w:val="single" w:sz="4" w:space="0" w:color="E3DFDA"/>
+                    <w:right w:val="single" w:sz="4" w:space="0" w:color="E3DFDA"/>
                   </w:tcBorders>
                   <w:tcMar>
                     <w:top w:w="40" w:type="dxa"/>
@@ -3007,8 +2676,8 @@
                 <w:tcPr>
                   <w:tcW w:w="1320" w:type="dxa"/>
                   <w:tcBorders>
-                    <w:bottom w:val="single" w:color="E3DFDA" w:sz="4" w:space="0"/>
-                    <w:right w:val="single" w:color="E3DFDA" w:sz="4" w:space="0"/>
+                    <w:bottom w:val="single" w:sz="4" w:space="0" w:color="E3DFDA"/>
+                    <w:right w:val="single" w:sz="4" w:space="0" w:color="E3DFDA"/>
                   </w:tcBorders>
                   <w:tcMar>
                     <w:top w:w="40" w:type="dxa"/>
@@ -3036,8 +2705,8 @@
                 <w:tcPr>
                   <w:tcW w:w="1320" w:type="dxa"/>
                   <w:tcBorders>
-                    <w:bottom w:val="single" w:color="E3DFDA" w:sz="4" w:space="0"/>
-                    <w:right w:val="single" w:color="E3DFDA" w:sz="4" w:space="0"/>
+                    <w:bottom w:val="single" w:sz="4" w:space="0" w:color="E3DFDA"/>
+                    <w:right w:val="single" w:sz="4" w:space="0" w:color="E3DFDA"/>
                   </w:tcBorders>
                   <w:tcMar>
                     <w:top w:w="40" w:type="dxa"/>
@@ -3065,8 +2734,8 @@
                 <w:tcPr>
                   <w:tcW w:w="1320" w:type="dxa"/>
                   <w:tcBorders>
-                    <w:bottom w:val="single" w:color="E3DFDA" w:sz="4" w:space="0"/>
-                    <w:right w:val="single" w:color="E3DFDA" w:sz="4" w:space="0"/>
+                    <w:bottom w:val="single" w:sz="4" w:space="0" w:color="E3DFDA"/>
+                    <w:right w:val="single" w:sz="4" w:space="0" w:color="E3DFDA"/>
                   </w:tcBorders>
                   <w:tcMar>
                     <w:top w:w="40" w:type="dxa"/>
@@ -3094,8 +2763,8 @@
                 <w:tcPr>
                   <w:tcW w:w="1320" w:type="dxa"/>
                   <w:tcBorders>
-                    <w:bottom w:val="single" w:color="E3DFDA" w:sz="4" w:space="0"/>
-                    <w:right w:val="single" w:color="E3DFDA" w:sz="4" w:space="0"/>
+                    <w:bottom w:val="single" w:sz="4" w:space="0" w:color="E3DFDA"/>
+                    <w:right w:val="single" w:sz="4" w:space="0" w:color="E3DFDA"/>
                   </w:tcBorders>
                   <w:tcMar>
                     <w:top w:w="40" w:type="dxa"/>
@@ -3123,7 +2792,7 @@
                 <w:tcPr>
                   <w:tcW w:w="1320" w:type="dxa"/>
                   <w:tcBorders>
-                    <w:bottom w:val="single" w:color="E3DFDA" w:sz="4" w:space="0"/>
+                    <w:bottom w:val="single" w:sz="4" w:space="0" w:color="E3DFDA"/>
                   </w:tcBorders>
                   <w:tcMar>
                     <w:top w:w="40" w:type="dxa"/>
@@ -3149,12 +2818,6 @@
               </w:tc>
             </w:tr>
             <w:tr>
-              <w:tblPrEx>
-                <w:tblCellMar>
-                  <w:top w:w="0" w:type="dxa"/>
-                  <w:bottom w:w="0" w:type="dxa"/>
-                </w:tblCellMar>
-              </w:tblPrEx>
               <w:trPr>
                 <w:trHeight w:val="620"/>
               </w:trPr>
@@ -3162,8 +2825,8 @@
                 <w:tcPr>
                   <w:tcW w:w="1858" w:type="dxa"/>
                   <w:tcBorders>
-                    <w:bottom w:val="single" w:color="E3DFDA" w:sz="4" w:space="0"/>
-                    <w:right w:val="single" w:color="E3DFDA" w:sz="4" w:space="0"/>
+                    <w:bottom w:val="single" w:sz="4" w:space="0" w:color="E3DFDA"/>
+                    <w:right w:val="single" w:sz="4" w:space="0" w:color="E3DFDA"/>
                   </w:tcBorders>
                   <w:shd w:val="clear" w:color="auto" w:fill="F5F3F1"/>
                   <w:tcMar>
@@ -3191,8 +2854,8 @@
                 <w:tcPr>
                   <w:tcW w:w="1320" w:type="dxa"/>
                   <w:tcBorders>
-                    <w:bottom w:val="single" w:color="E3DFDA" w:sz="4" w:space="0"/>
-                    <w:right w:val="single" w:color="E3DFDA" w:sz="4" w:space="0"/>
+                    <w:bottom w:val="single" w:sz="4" w:space="0" w:color="E3DFDA"/>
+                    <w:right w:val="single" w:sz="4" w:space="0" w:color="E3DFDA"/>
                   </w:tcBorders>
                   <w:tcMar>
                     <w:top w:w="60" w:type="dxa"/>
@@ -3212,8 +2875,8 @@
                 <w:tcPr>
                   <w:tcW w:w="1320" w:type="dxa"/>
                   <w:tcBorders>
-                    <w:bottom w:val="single" w:color="E3DFDA" w:sz="4" w:space="0"/>
-                    <w:right w:val="single" w:color="E3DFDA" w:sz="4" w:space="0"/>
+                    <w:bottom w:val="single" w:sz="4" w:space="0" w:color="E3DFDA"/>
+                    <w:right w:val="single" w:sz="4" w:space="0" w:color="E3DFDA"/>
                   </w:tcBorders>
                   <w:tcMar>
                     <w:top w:w="60" w:type="dxa"/>
@@ -3233,8 +2896,8 @@
                 <w:tcPr>
                   <w:tcW w:w="1320" w:type="dxa"/>
                   <w:tcBorders>
-                    <w:bottom w:val="single" w:color="E3DFDA" w:sz="4" w:space="0"/>
-                    <w:right w:val="single" w:color="E3DFDA" w:sz="4" w:space="0"/>
+                    <w:bottom w:val="single" w:sz="4" w:space="0" w:color="E3DFDA"/>
+                    <w:right w:val="single" w:sz="4" w:space="0" w:color="E3DFDA"/>
                   </w:tcBorders>
                   <w:tcMar>
                     <w:top w:w="60" w:type="dxa"/>
@@ -3254,8 +2917,8 @@
                 <w:tcPr>
                   <w:tcW w:w="1320" w:type="dxa"/>
                   <w:tcBorders>
-                    <w:bottom w:val="single" w:color="E3DFDA" w:sz="4" w:space="0"/>
-                    <w:right w:val="single" w:color="E3DFDA" w:sz="4" w:space="0"/>
+                    <w:bottom w:val="single" w:sz="4" w:space="0" w:color="E3DFDA"/>
+                    <w:right w:val="single" w:sz="4" w:space="0" w:color="E3DFDA"/>
                   </w:tcBorders>
                   <w:tcMar>
                     <w:top w:w="60" w:type="dxa"/>
@@ -3275,8 +2938,8 @@
                 <w:tcPr>
                   <w:tcW w:w="1320" w:type="dxa"/>
                   <w:tcBorders>
-                    <w:bottom w:val="single" w:color="E3DFDA" w:sz="4" w:space="0"/>
-                    <w:right w:val="single" w:color="E3DFDA" w:sz="4" w:space="0"/>
+                    <w:bottom w:val="single" w:sz="4" w:space="0" w:color="E3DFDA"/>
+                    <w:right w:val="single" w:sz="4" w:space="0" w:color="E3DFDA"/>
                   </w:tcBorders>
                   <w:tcMar>
                     <w:top w:w="60" w:type="dxa"/>
@@ -3296,7 +2959,7 @@
                 <w:tcPr>
                   <w:tcW w:w="1320" w:type="dxa"/>
                   <w:tcBorders>
-                    <w:bottom w:val="single" w:color="E3DFDA" w:sz="4" w:space="0"/>
+                    <w:bottom w:val="single" w:sz="4" w:space="0" w:color="E3DFDA"/>
                   </w:tcBorders>
                   <w:tcMar>
                     <w:top w:w="60" w:type="dxa"/>
@@ -3314,12 +2977,6 @@
               </w:tc>
             </w:tr>
             <w:tr>
-              <w:tblPrEx>
-                <w:tblCellMar>
-                  <w:top w:w="0" w:type="dxa"/>
-                  <w:bottom w:w="0" w:type="dxa"/>
-                </w:tblCellMar>
-              </w:tblPrEx>
               <w:trPr>
                 <w:trHeight w:val="620"/>
               </w:trPr>
@@ -3327,8 +2984,8 @@
                 <w:tcPr>
                   <w:tcW w:w="1858" w:type="dxa"/>
                   <w:tcBorders>
-                    <w:bottom w:val="single" w:color="E3DFDA" w:sz="4" w:space="0"/>
-                    <w:right w:val="single" w:color="E3DFDA" w:sz="4" w:space="0"/>
+                    <w:bottom w:val="single" w:sz="4" w:space="0" w:color="E3DFDA"/>
+                    <w:right w:val="single" w:sz="4" w:space="0" w:color="E3DFDA"/>
                   </w:tcBorders>
                   <w:shd w:val="clear" w:color="auto" w:fill="F5F3F1"/>
                   <w:tcMar>
@@ -3356,8 +3013,8 @@
                 <w:tcPr>
                   <w:tcW w:w="1320" w:type="dxa"/>
                   <w:tcBorders>
-                    <w:bottom w:val="single" w:color="E3DFDA" w:sz="4" w:space="0"/>
-                    <w:right w:val="single" w:color="E3DFDA" w:sz="4" w:space="0"/>
+                    <w:bottom w:val="single" w:sz="4" w:space="0" w:color="E3DFDA"/>
+                    <w:right w:val="single" w:sz="4" w:space="0" w:color="E3DFDA"/>
                   </w:tcBorders>
                   <w:tcMar>
                     <w:top w:w="60" w:type="dxa"/>
@@ -3377,8 +3034,8 @@
                 <w:tcPr>
                   <w:tcW w:w="1320" w:type="dxa"/>
                   <w:tcBorders>
-                    <w:bottom w:val="single" w:color="E3DFDA" w:sz="4" w:space="0"/>
-                    <w:right w:val="single" w:color="E3DFDA" w:sz="4" w:space="0"/>
+                    <w:bottom w:val="single" w:sz="4" w:space="0" w:color="E3DFDA"/>
+                    <w:right w:val="single" w:sz="4" w:space="0" w:color="E3DFDA"/>
                   </w:tcBorders>
                   <w:tcMar>
                     <w:top w:w="60" w:type="dxa"/>
@@ -3398,8 +3055,8 @@
                 <w:tcPr>
                   <w:tcW w:w="1320" w:type="dxa"/>
                   <w:tcBorders>
-                    <w:bottom w:val="single" w:color="E3DFDA" w:sz="4" w:space="0"/>
-                    <w:right w:val="single" w:color="E3DFDA" w:sz="4" w:space="0"/>
+                    <w:bottom w:val="single" w:sz="4" w:space="0" w:color="E3DFDA"/>
+                    <w:right w:val="single" w:sz="4" w:space="0" w:color="E3DFDA"/>
                   </w:tcBorders>
                   <w:tcMar>
                     <w:top w:w="60" w:type="dxa"/>
@@ -3419,8 +3076,8 @@
                 <w:tcPr>
                   <w:tcW w:w="1320" w:type="dxa"/>
                   <w:tcBorders>
-                    <w:bottom w:val="single" w:color="E3DFDA" w:sz="4" w:space="0"/>
-                    <w:right w:val="single" w:color="E3DFDA" w:sz="4" w:space="0"/>
+                    <w:bottom w:val="single" w:sz="4" w:space="0" w:color="E3DFDA"/>
+                    <w:right w:val="single" w:sz="4" w:space="0" w:color="E3DFDA"/>
                   </w:tcBorders>
                   <w:tcMar>
                     <w:top w:w="60" w:type="dxa"/>
@@ -3440,8 +3097,8 @@
                 <w:tcPr>
                   <w:tcW w:w="1320" w:type="dxa"/>
                   <w:tcBorders>
-                    <w:bottom w:val="single" w:color="E3DFDA" w:sz="4" w:space="0"/>
-                    <w:right w:val="single" w:color="E3DFDA" w:sz="4" w:space="0"/>
+                    <w:bottom w:val="single" w:sz="4" w:space="0" w:color="E3DFDA"/>
+                    <w:right w:val="single" w:sz="4" w:space="0" w:color="E3DFDA"/>
                   </w:tcBorders>
                   <w:tcMar>
                     <w:top w:w="60" w:type="dxa"/>
@@ -3461,7 +3118,7 @@
                 <w:tcPr>
                   <w:tcW w:w="1320" w:type="dxa"/>
                   <w:tcBorders>
-                    <w:bottom w:val="single" w:color="E3DFDA" w:sz="4" w:space="0"/>
+                    <w:bottom w:val="single" w:sz="4" w:space="0" w:color="E3DFDA"/>
                   </w:tcBorders>
                   <w:tcMar>
                     <w:top w:w="60" w:type="dxa"/>
@@ -3479,12 +3136,6 @@
               </w:tc>
             </w:tr>
             <w:tr>
-              <w:tblPrEx>
-                <w:tblCellMar>
-                  <w:top w:w="0" w:type="dxa"/>
-                  <w:bottom w:w="0" w:type="dxa"/>
-                </w:tblCellMar>
-              </w:tblPrEx>
               <w:trPr>
                 <w:trHeight w:val="620"/>
               </w:trPr>
@@ -3492,8 +3143,8 @@
                 <w:tcPr>
                   <w:tcW w:w="1858" w:type="dxa"/>
                   <w:tcBorders>
-                    <w:bottom w:val="single" w:color="E3DFDA" w:sz="4" w:space="0"/>
-                    <w:right w:val="single" w:color="E3DFDA" w:sz="4" w:space="0"/>
+                    <w:bottom w:val="single" w:sz="4" w:space="0" w:color="E3DFDA"/>
+                    <w:right w:val="single" w:sz="4" w:space="0" w:color="E3DFDA"/>
                   </w:tcBorders>
                   <w:shd w:val="clear" w:color="auto" w:fill="F5F3F1"/>
                   <w:tcMar>
@@ -3521,8 +3172,8 @@
                 <w:tcPr>
                   <w:tcW w:w="1320" w:type="dxa"/>
                   <w:tcBorders>
-                    <w:bottom w:val="single" w:color="E3DFDA" w:sz="4" w:space="0"/>
-                    <w:right w:val="single" w:color="E3DFDA" w:sz="4" w:space="0"/>
+                    <w:bottom w:val="single" w:sz="4" w:space="0" w:color="E3DFDA"/>
+                    <w:right w:val="single" w:sz="4" w:space="0" w:color="E3DFDA"/>
                   </w:tcBorders>
                   <w:tcMar>
                     <w:top w:w="60" w:type="dxa"/>
@@ -3542,8 +3193,8 @@
                 <w:tcPr>
                   <w:tcW w:w="1320" w:type="dxa"/>
                   <w:tcBorders>
-                    <w:bottom w:val="single" w:color="E3DFDA" w:sz="4" w:space="0"/>
-                    <w:right w:val="single" w:color="E3DFDA" w:sz="4" w:space="0"/>
+                    <w:bottom w:val="single" w:sz="4" w:space="0" w:color="E3DFDA"/>
+                    <w:right w:val="single" w:sz="4" w:space="0" w:color="E3DFDA"/>
                   </w:tcBorders>
                   <w:tcMar>
                     <w:top w:w="60" w:type="dxa"/>
@@ -3563,8 +3214,8 @@
                 <w:tcPr>
                   <w:tcW w:w="1320" w:type="dxa"/>
                   <w:tcBorders>
-                    <w:bottom w:val="single" w:color="E3DFDA" w:sz="4" w:space="0"/>
-                    <w:right w:val="single" w:color="E3DFDA" w:sz="4" w:space="0"/>
+                    <w:bottom w:val="single" w:sz="4" w:space="0" w:color="E3DFDA"/>
+                    <w:right w:val="single" w:sz="4" w:space="0" w:color="E3DFDA"/>
                   </w:tcBorders>
                   <w:tcMar>
                     <w:top w:w="60" w:type="dxa"/>
@@ -3584,8 +3235,8 @@
                 <w:tcPr>
                   <w:tcW w:w="1320" w:type="dxa"/>
                   <w:tcBorders>
-                    <w:bottom w:val="single" w:color="E3DFDA" w:sz="4" w:space="0"/>
-                    <w:right w:val="single" w:color="E3DFDA" w:sz="4" w:space="0"/>
+                    <w:bottom w:val="single" w:sz="4" w:space="0" w:color="E3DFDA"/>
+                    <w:right w:val="single" w:sz="4" w:space="0" w:color="E3DFDA"/>
                   </w:tcBorders>
                   <w:tcMar>
                     <w:top w:w="60" w:type="dxa"/>
@@ -3605,8 +3256,8 @@
                 <w:tcPr>
                   <w:tcW w:w="1320" w:type="dxa"/>
                   <w:tcBorders>
-                    <w:bottom w:val="single" w:color="E3DFDA" w:sz="4" w:space="0"/>
-                    <w:right w:val="single" w:color="E3DFDA" w:sz="4" w:space="0"/>
+                    <w:bottom w:val="single" w:sz="4" w:space="0" w:color="E3DFDA"/>
+                    <w:right w:val="single" w:sz="4" w:space="0" w:color="E3DFDA"/>
                   </w:tcBorders>
                   <w:tcMar>
                     <w:top w:w="60" w:type="dxa"/>
@@ -3626,7 +3277,7 @@
                 <w:tcPr>
                   <w:tcW w:w="1320" w:type="dxa"/>
                   <w:tcBorders>
-                    <w:bottom w:val="single" w:color="E3DFDA" w:sz="4" w:space="0"/>
+                    <w:bottom w:val="single" w:sz="4" w:space="0" w:color="E3DFDA"/>
                   </w:tcBorders>
                   <w:tcMar>
                     <w:top w:w="60" w:type="dxa"/>
@@ -3644,12 +3295,6 @@
               </w:tc>
             </w:tr>
             <w:tr>
-              <w:tblPrEx>
-                <w:tblCellMar>
-                  <w:top w:w="0" w:type="dxa"/>
-                  <w:bottom w:w="0" w:type="dxa"/>
-                </w:tblCellMar>
-              </w:tblPrEx>
               <w:trPr>
                 <w:trHeight w:val="620"/>
               </w:trPr>
@@ -3657,8 +3302,8 @@
                 <w:tcPr>
                   <w:tcW w:w="1858" w:type="dxa"/>
                   <w:tcBorders>
-                    <w:bottom w:val="single" w:color="E3DFDA" w:sz="4" w:space="0"/>
-                    <w:right w:val="single" w:color="E3DFDA" w:sz="4" w:space="0"/>
+                    <w:bottom w:val="single" w:sz="4" w:space="0" w:color="E3DFDA"/>
+                    <w:right w:val="single" w:sz="4" w:space="0" w:color="E3DFDA"/>
                   </w:tcBorders>
                   <w:shd w:val="clear" w:color="auto" w:fill="F5F3F1"/>
                   <w:tcMar>
@@ -3686,8 +3331,8 @@
                 <w:tcPr>
                   <w:tcW w:w="1320" w:type="dxa"/>
                   <w:tcBorders>
-                    <w:bottom w:val="single" w:color="E3DFDA" w:sz="4" w:space="0"/>
-                    <w:right w:val="single" w:color="E3DFDA" w:sz="4" w:space="0"/>
+                    <w:bottom w:val="single" w:sz="4" w:space="0" w:color="E3DFDA"/>
+                    <w:right w:val="single" w:sz="4" w:space="0" w:color="E3DFDA"/>
                   </w:tcBorders>
                   <w:tcMar>
                     <w:top w:w="60" w:type="dxa"/>
@@ -3707,8 +3352,8 @@
                 <w:tcPr>
                   <w:tcW w:w="1320" w:type="dxa"/>
                   <w:tcBorders>
-                    <w:bottom w:val="single" w:color="E3DFDA" w:sz="4" w:space="0"/>
-                    <w:right w:val="single" w:color="E3DFDA" w:sz="4" w:space="0"/>
+                    <w:bottom w:val="single" w:sz="4" w:space="0" w:color="E3DFDA"/>
+                    <w:right w:val="single" w:sz="4" w:space="0" w:color="E3DFDA"/>
                   </w:tcBorders>
                   <w:tcMar>
                     <w:top w:w="60" w:type="dxa"/>
@@ -3728,8 +3373,8 @@
                 <w:tcPr>
                   <w:tcW w:w="1320" w:type="dxa"/>
                   <w:tcBorders>
-                    <w:bottom w:val="single" w:color="E3DFDA" w:sz="4" w:space="0"/>
-                    <w:right w:val="single" w:color="E3DFDA" w:sz="4" w:space="0"/>
+                    <w:bottom w:val="single" w:sz="4" w:space="0" w:color="E3DFDA"/>
+                    <w:right w:val="single" w:sz="4" w:space="0" w:color="E3DFDA"/>
                   </w:tcBorders>
                   <w:tcMar>
                     <w:top w:w="60" w:type="dxa"/>
@@ -3749,8 +3394,8 @@
                 <w:tcPr>
                   <w:tcW w:w="1320" w:type="dxa"/>
                   <w:tcBorders>
-                    <w:bottom w:val="single" w:color="E3DFDA" w:sz="4" w:space="0"/>
-                    <w:right w:val="single" w:color="E3DFDA" w:sz="4" w:space="0"/>
+                    <w:bottom w:val="single" w:sz="4" w:space="0" w:color="E3DFDA"/>
+                    <w:right w:val="single" w:sz="4" w:space="0" w:color="E3DFDA"/>
                   </w:tcBorders>
                   <w:tcMar>
                     <w:top w:w="60" w:type="dxa"/>
@@ -3770,8 +3415,8 @@
                 <w:tcPr>
                   <w:tcW w:w="1320" w:type="dxa"/>
                   <w:tcBorders>
-                    <w:bottom w:val="single" w:color="E3DFDA" w:sz="4" w:space="0"/>
-                    <w:right w:val="single" w:color="E3DFDA" w:sz="4" w:space="0"/>
+                    <w:bottom w:val="single" w:sz="4" w:space="0" w:color="E3DFDA"/>
+                    <w:right w:val="single" w:sz="4" w:space="0" w:color="E3DFDA"/>
                   </w:tcBorders>
                   <w:tcMar>
                     <w:top w:w="60" w:type="dxa"/>
@@ -3791,7 +3436,7 @@
                 <w:tcPr>
                   <w:tcW w:w="1320" w:type="dxa"/>
                   <w:tcBorders>
-                    <w:bottom w:val="single" w:color="E3DFDA" w:sz="4" w:space="0"/>
+                    <w:bottom w:val="single" w:sz="4" w:space="0" w:color="E3DFDA"/>
                   </w:tcBorders>
                   <w:tcMar>
                     <w:top w:w="60" w:type="dxa"/>
@@ -3809,12 +3454,6 @@
               </w:tc>
             </w:tr>
             <w:tr>
-              <w:tblPrEx>
-                <w:tblCellMar>
-                  <w:top w:w="0" w:type="dxa"/>
-                  <w:bottom w:w="0" w:type="dxa"/>
-                </w:tblCellMar>
-              </w:tblPrEx>
               <w:trPr>
                 <w:trHeight w:val="620"/>
               </w:trPr>
@@ -3822,7 +3461,7 @@
                 <w:tcPr>
                   <w:tcW w:w="1858" w:type="dxa"/>
                   <w:tcBorders>
-                    <w:right w:val="single" w:color="E3DFDA" w:sz="4" w:space="0"/>
+                    <w:right w:val="single" w:sz="4" w:space="0" w:color="E3DFDA"/>
                   </w:tcBorders>
                   <w:shd w:val="clear" w:color="auto" w:fill="F5F3F1"/>
                   <w:tcMar>
@@ -3850,7 +3489,7 @@
                 <w:tcPr>
                   <w:tcW w:w="1320" w:type="dxa"/>
                   <w:tcBorders>
-                    <w:right w:val="single" w:color="E3DFDA" w:sz="4" w:space="0"/>
+                    <w:right w:val="single" w:sz="4" w:space="0" w:color="E3DFDA"/>
                   </w:tcBorders>
                   <w:tcMar>
                     <w:top w:w="60" w:type="dxa"/>
@@ -3870,7 +3509,7 @@
                 <w:tcPr>
                   <w:tcW w:w="1320" w:type="dxa"/>
                   <w:tcBorders>
-                    <w:right w:val="single" w:color="E3DFDA" w:sz="4" w:space="0"/>
+                    <w:right w:val="single" w:sz="4" w:space="0" w:color="E3DFDA"/>
                   </w:tcBorders>
                   <w:tcMar>
                     <w:top w:w="60" w:type="dxa"/>
@@ -3890,7 +3529,7 @@
                 <w:tcPr>
                   <w:tcW w:w="1320" w:type="dxa"/>
                   <w:tcBorders>
-                    <w:right w:val="single" w:color="E3DFDA" w:sz="4" w:space="0"/>
+                    <w:right w:val="single" w:sz="4" w:space="0" w:color="E3DFDA"/>
                   </w:tcBorders>
                   <w:tcMar>
                     <w:top w:w="60" w:type="dxa"/>
@@ -3910,7 +3549,7 @@
                 <w:tcPr>
                   <w:tcW w:w="1320" w:type="dxa"/>
                   <w:tcBorders>
-                    <w:right w:val="single" w:color="E3DFDA" w:sz="4" w:space="0"/>
+                    <w:right w:val="single" w:sz="4" w:space="0" w:color="E3DFDA"/>
                   </w:tcBorders>
                   <w:tcMar>
                     <w:top w:w="60" w:type="dxa"/>
@@ -3930,7 +3569,7 @@
                 <w:tcPr>
                   <w:tcW w:w="1320" w:type="dxa"/>
                   <w:tcBorders>
-                    <w:right w:val="single" w:color="E3DFDA" w:sz="4" w:space="0"/>
+                    <w:right w:val="single" w:sz="4" w:space="0" w:color="E3DFDA"/>
                   </w:tcBorders>
                   <w:tcMar>
                     <w:top w:w="60" w:type="dxa"/>
@@ -3991,12 +3630,12 @@
             <w:tblPr>
               <w:tblW w:w="9780" w:type="dxa"/>
               <w:tblBorders>
-                <w:top w:val="single" w:color="auto" w:sz="4" w:space="0"/>
-                <w:left w:val="single" w:color="auto" w:sz="4" w:space="0"/>
-                <w:bottom w:val="single" w:color="auto" w:sz="4" w:space="0"/>
-                <w:right w:val="single" w:color="auto" w:sz="4" w:space="0"/>
-                <w:insideH w:val="single" w:color="auto" w:sz="4" w:space="0"/>
-                <w:insideV w:val="single" w:color="auto" w:sz="4" w:space="0"/>
+                <w:top w:val="single" w:sz="4" w:space="0" w:color="auto"/>
+                <w:left w:val="single" w:sz="4" w:space="0" w:color="auto"/>
+                <w:bottom w:val="single" w:sz="4" w:space="0" w:color="auto"/>
+                <w:right w:val="single" w:sz="4" w:space="0" w:color="auto"/>
+                <w:insideH w:val="single" w:sz="4" w:space="0" w:color="auto"/>
+                <w:insideV w:val="single" w:sz="4" w:space="0" w:color="auto"/>
               </w:tblBorders>
               <w:tblCellMar>
                 <w:left w:w="10" w:type="dxa"/>
@@ -4009,12 +3648,6 @@
               <w:gridCol w:w="4890"/>
             </w:tblGrid>
             <w:tr>
-              <w:tblPrEx>
-                <w:tblCellMar>
-                  <w:top w:w="0" w:type="dxa"/>
-                  <w:bottom w:w="0" w:type="dxa"/>
-                </w:tblCellMar>
-              </w:tblPrEx>
               <w:tc>
                 <w:tcPr>
                   <w:tcW w:w="4890" w:type="dxa"/>
@@ -4049,12 +3682,6 @@
               </w:tc>
             </w:tr>
             <w:tr>
-              <w:tblPrEx>
-                <w:tblCellMar>
-                  <w:top w:w="0" w:type="dxa"/>
-                  <w:bottom w:w="0" w:type="dxa"/>
-                </w:tblCellMar>
-              </w:tblPrEx>
               <w:tc>
                 <w:tcPr>
                   <w:tcW w:w="4890" w:type="dxa"/>
@@ -4089,12 +3716,6 @@
               </w:tc>
             </w:tr>
             <w:tr>
-              <w:tblPrEx>
-                <w:tblCellMar>
-                  <w:top w:w="0" w:type="dxa"/>
-                  <w:bottom w:w="0" w:type="dxa"/>
-                </w:tblCellMar>
-              </w:tblPrEx>
               <w:tc>
                 <w:tcPr>
                   <w:tcW w:w="4890" w:type="dxa"/>
@@ -4107,6 +3728,7 @@
                 </w:tcPr>
                 <w:p>
                   <w:r>
+                    <w:lastRenderedPageBreak/>
                     <w:t>☑  Where the customer has to chase</w:t>
                   </w:r>
                 </w:p>
@@ -4124,6 +3746,1529 @@
                 <w:p>
                   <w:r>
                     <w:t>☑  Total elapsed time, start to finish</w:t>
+                  </w:r>
+                </w:p>
+              </w:tc>
+            </w:tr>
+          </w:tbl>
+          <w:p/>
+        </w:tc>
+      </w:tr>
+    </w:tbl>
+    <w:p>
+      <w:pPr>
+        <w:rPr>
+          <w:lang w:val="en-US"/>
+        </w:rPr>
+      </w:pPr>
+    </w:p>
+    <w:p>
+      <w:pPr>
+        <w:spacing w:after="40" w:line="340" w:lineRule="auto"/>
+      </w:pPr>
+      <w:r>
+        <w:rPr>
+          <w:b/>
+          <w:bCs/>
+          <w:color w:val="777169"/>
+          <w:sz w:val="30"/>
+          <w:szCs w:val="30"/>
+          <w:lang w:val="en-US"/>
+        </w:rPr>
+        <w:t xml:space="preserve">03  </w:t>
+      </w:r>
+      <w:r>
+        <w:rPr>
+          <w:b/>
+          <w:bCs/>
+          <w:color w:val="000000" w:themeColor="text1"/>
+          <w:sz w:val="30"/>
+          <w:szCs w:val="30"/>
+          <w:lang w:val="en-US"/>
+        </w:rPr>
+        <w:t>The Agent</w:t>
+      </w:r>
+    </w:p>
+    <w:p>
+      <w:pPr>
+        <w:pBdr>
+          <w:bottom w:val="single" w:sz="6" w:space="8" w:color="000000"/>
+        </w:pBdr>
+        <w:spacing w:after="200"/>
+      </w:pPr>
+      <w:r>
+        <w:rPr>
+          <w:color w:val="777169"/>
+          <w:sz w:val="17"/>
+          <w:szCs w:val="17"/>
+        </w:rPr>
+        <w:t>How the conversation runs, what you build it with, and where the guardrails sit.</w:t>
+      </w:r>
+    </w:p>
+    <w:tbl>
+      <w:tblPr>
+        <w:tblW w:w="10080" w:type="dxa"/>
+        <w:tblBorders>
+          <w:top w:val="single" w:sz="4" w:space="0" w:color="auto"/>
+          <w:left w:val="single" w:sz="4" w:space="0" w:color="auto"/>
+          <w:bottom w:val="single" w:sz="4" w:space="0" w:color="auto"/>
+          <w:right w:val="single" w:sz="4" w:space="0" w:color="auto"/>
+          <w:insideH w:val="single" w:sz="4" w:space="0" w:color="auto"/>
+          <w:insideV w:val="single" w:sz="4" w:space="0" w:color="auto"/>
+        </w:tblBorders>
+        <w:tblCellMar>
+          <w:left w:w="10" w:type="dxa"/>
+          <w:right w:w="10" w:type="dxa"/>
+        </w:tblCellMar>
+        <w:tblLook w:val="04A0" w:firstRow="1" w:lastRow="0" w:firstColumn="1" w:lastColumn="0" w:noHBand="0" w:noVBand="1"/>
+      </w:tblPr>
+      <w:tblGrid>
+        <w:gridCol w:w="5645"/>
+        <w:gridCol w:w="4435"/>
+      </w:tblGrid>
+      <w:tr>
+        <w:tc>
+          <w:tcPr>
+            <w:tcW w:w="5645" w:type="dxa"/>
+            <w:tcBorders>
+              <w:top w:val="single" w:sz="6" w:space="0" w:color="000000" w:themeColor="text1"/>
+              <w:left w:val="single" w:sz="4" w:space="0" w:color="E3DFDA"/>
+              <w:bottom w:val="single" w:sz="4" w:space="0" w:color="E3DFDA"/>
+            </w:tcBorders>
+            <w:shd w:val="clear" w:color="auto" w:fill="F5F3F1"/>
+            <w:tcMar>
+              <w:top w:w="72" w:type="dxa"/>
+              <w:left w:w="130" w:type="dxa"/>
+              <w:bottom w:w="72" w:type="dxa"/>
+              <w:right w:w="130" w:type="dxa"/>
+            </w:tcMar>
+          </w:tcPr>
+          <w:p>
+            <w:r>
+              <w:rPr>
+                <w:b/>
+                <w:bCs/>
+                <w:color w:val="777169"/>
+                <w:sz w:val="16"/>
+                <w:szCs w:val="16"/>
+                <w:lang w:val="en-US"/>
+              </w:rPr>
+              <w:t xml:space="preserve">I  </w:t>
+            </w:r>
+            <w:r>
+              <w:rPr>
+                <w:b/>
+                <w:bCs/>
+                <w:caps/>
+                <w:color w:val="000000"/>
+                <w:spacing w:val="10"/>
+                <w:sz w:val="19"/>
+                <w:szCs w:val="19"/>
+                <w:lang w:val="en-US"/>
+              </w:rPr>
+              <w:t>The call flow</w:t>
+            </w:r>
+          </w:p>
+        </w:tc>
+        <w:tc>
+          <w:tcPr>
+            <w:tcW w:w="4435" w:type="dxa"/>
+            <w:tcBorders>
+              <w:top w:val="single" w:sz="6" w:space="0" w:color="000000" w:themeColor="text1"/>
+              <w:bottom w:val="single" w:sz="4" w:space="0" w:color="E3DFDA"/>
+              <w:right w:val="single" w:sz="4" w:space="0" w:color="E3DFDA"/>
+            </w:tcBorders>
+            <w:shd w:val="clear" w:color="auto" w:fill="F5F3F1"/>
+            <w:tcMar>
+              <w:top w:w="72" w:type="dxa"/>
+              <w:left w:w="130" w:type="dxa"/>
+              <w:bottom w:w="72" w:type="dxa"/>
+              <w:right w:w="130" w:type="dxa"/>
+            </w:tcMar>
+          </w:tcPr>
+          <w:p>
+            <w:pPr>
+              <w:jc w:val="right"/>
+            </w:pPr>
+            <w:r>
+              <w:rPr>
+                <w:b/>
+                <w:bCs/>
+                <w:color w:val="000000"/>
+                <w:sz w:val="16"/>
+                <w:szCs w:val="16"/>
+              </w:rPr>
+              <w:t>15 words per step</w:t>
+            </w:r>
+            <w:r>
+              <w:rPr>
+                <w:color w:val="777169"/>
+                <w:sz w:val="16"/>
+                <w:szCs w:val="16"/>
+              </w:rPr>
+              <w:t xml:space="preserve">   ·   Agent design · 25%</w:t>
+            </w:r>
+          </w:p>
+        </w:tc>
+      </w:tr>
+      <w:tr>
+        <w:tc>
+          <w:tcPr>
+            <w:tcW w:w="10080" w:type="dxa"/>
+            <w:gridSpan w:val="2"/>
+            <w:tcBorders>
+              <w:left w:val="single" w:sz="4" w:space="0" w:color="E3DFDA"/>
+              <w:bottom w:val="single" w:sz="4" w:space="0" w:color="E3DFDA"/>
+              <w:right w:val="single" w:sz="4" w:space="0" w:color="E3DFDA"/>
+            </w:tcBorders>
+            <w:shd w:val="clear" w:color="auto" w:fill="FCFBFA"/>
+            <w:tcMar>
+              <w:top w:w="72" w:type="dxa"/>
+              <w:left w:w="130" w:type="dxa"/>
+              <w:bottom w:w="72" w:type="dxa"/>
+              <w:right w:w="130" w:type="dxa"/>
+            </w:tcMar>
+          </w:tcPr>
+          <w:p>
+            <w:pPr>
+              <w:spacing w:after="60"/>
+            </w:pPr>
+            <w:r>
+              <w:rPr>
+                <w:i/>
+                <w:iCs/>
+                <w:color w:val="777169"/>
+                <w:sz w:val="16"/>
+                <w:szCs w:val="16"/>
+                <w:lang w:val="en-US"/>
+              </w:rPr>
+              <w:t>One call, start to finish. Step 1 must be the opening disclosure. Mark the human handover with (H). Leave unused steps blank.</w:t>
+            </w:r>
+          </w:p>
+          <w:tbl>
+            <w:tblPr>
+              <w:tblW w:w="9780" w:type="dxa"/>
+              <w:tblBorders>
+                <w:top w:val="single" w:sz="4" w:space="0" w:color="auto"/>
+                <w:left w:val="single" w:sz="4" w:space="0" w:color="auto"/>
+                <w:bottom w:val="single" w:sz="4" w:space="0" w:color="auto"/>
+                <w:right w:val="single" w:sz="4" w:space="0" w:color="auto"/>
+                <w:insideH w:val="single" w:sz="4" w:space="0" w:color="auto"/>
+                <w:insideV w:val="single" w:sz="4" w:space="0" w:color="auto"/>
+              </w:tblBorders>
+              <w:tblCellMar>
+                <w:left w:w="10" w:type="dxa"/>
+                <w:right w:w="10" w:type="dxa"/>
+              </w:tblCellMar>
+              <w:tblLook w:val="04A0" w:firstRow="1" w:lastRow="0" w:firstColumn="1" w:lastColumn="0" w:noHBand="0" w:noVBand="1"/>
+            </w:tblPr>
+            <w:tblGrid>
+              <w:gridCol w:w="978"/>
+              <w:gridCol w:w="8802"/>
+            </w:tblGrid>
+            <w:tr>
+              <w:tc>
+                <w:tcPr>
+                  <w:tcW w:w="978" w:type="dxa"/>
+                  <w:tcBorders>
+                    <w:bottom w:val="single" w:sz="4" w:space="0" w:color="E3DFDA"/>
+                  </w:tcBorders>
+                  <w:tcMar>
+                    <w:top w:w="72" w:type="dxa"/>
+                    <w:left w:w="130" w:type="dxa"/>
+                    <w:bottom w:w="72" w:type="dxa"/>
+                    <w:right w:w="130" w:type="dxa"/>
+                  </w:tcMar>
+                </w:tcPr>
+                <w:p>
+                  <w:r>
+                    <w:rPr>
+                      <w:b/>
+                      <w:bCs/>
+                      <w:caps/>
+                      <w:color w:val="777169"/>
+                      <w:spacing w:val="10"/>
+                      <w:sz w:val="15"/>
+                      <w:szCs w:val="15"/>
+                    </w:rPr>
+                    <w:t>Step</w:t>
+                  </w:r>
+                </w:p>
+              </w:tc>
+              <w:tc>
+                <w:tcPr>
+                  <w:tcW w:w="8802" w:type="dxa"/>
+                  <w:tcBorders>
+                    <w:bottom w:val="single" w:sz="4" w:space="0" w:color="E3DFDA"/>
+                  </w:tcBorders>
+                  <w:tcMar>
+                    <w:top w:w="72" w:type="dxa"/>
+                    <w:left w:w="130" w:type="dxa"/>
+                    <w:bottom w:w="72" w:type="dxa"/>
+                    <w:right w:w="130" w:type="dxa"/>
+                  </w:tcMar>
+                </w:tcPr>
+                <w:p>
+                  <w:r>
+                    <w:rPr>
+                      <w:b/>
+                      <w:bCs/>
+                      <w:caps/>
+                      <w:color w:val="777169"/>
+                      <w:spacing w:val="10"/>
+                      <w:sz w:val="15"/>
+                      <w:szCs w:val="15"/>
+                    </w:rPr>
+                    <w:t>What happens</w:t>
+                  </w:r>
+                </w:p>
+              </w:tc>
+            </w:tr>
+            <w:tr>
+              <w:trPr>
+                <w:trHeight w:val="246"/>
+              </w:trPr>
+              <w:tc>
+                <w:tcPr>
+                  <w:tcW w:w="978" w:type="dxa"/>
+                  <w:tcBorders>
+                    <w:bottom w:val="single" w:sz="4" w:space="0" w:color="E3DFDA"/>
+                  </w:tcBorders>
+                  <w:tcMar>
+                    <w:top w:w="72" w:type="dxa"/>
+                    <w:left w:w="130" w:type="dxa"/>
+                    <w:bottom w:w="72" w:type="dxa"/>
+                    <w:right w:w="130" w:type="dxa"/>
+                  </w:tcMar>
+                  <w:vAlign w:val="center"/>
+                </w:tcPr>
+                <w:p>
+                  <w:r>
+                    <w:rPr>
+                      <w:b/>
+                      <w:bCs/>
+                      <w:color w:val="000000"/>
+                      <w:sz w:val="17"/>
+                      <w:szCs w:val="17"/>
+                    </w:rPr>
+                    <w:t>1</w:t>
+                  </w:r>
+                </w:p>
+              </w:tc>
+              <w:tc>
+                <w:tcPr>
+                  <w:tcW w:w="8802" w:type="dxa"/>
+                  <w:tcBorders>
+                    <w:bottom w:val="single" w:sz="4" w:space="0" w:color="E3DFDA"/>
+                  </w:tcBorders>
+                  <w:tcMar>
+                    <w:top w:w="72" w:type="dxa"/>
+                    <w:left w:w="130" w:type="dxa"/>
+                    <w:bottom w:w="72" w:type="dxa"/>
+                    <w:right w:w="130" w:type="dxa"/>
+                  </w:tcMar>
+                  <w:vAlign w:val="center"/>
+                </w:tcPr>
+                <w:p>
+                  <w:r>
+                    <w:t>Disclose AI identity, not a lawyer; call recorded; continue only after consent.</w:t>
+                  </w:r>
+                </w:p>
+              </w:tc>
+            </w:tr>
+            <w:tr>
+              <w:trPr>
+                <w:trHeight w:val="246"/>
+              </w:trPr>
+              <w:tc>
+                <w:tcPr>
+                  <w:tcW w:w="978" w:type="dxa"/>
+                  <w:tcBorders>
+                    <w:bottom w:val="single" w:sz="4" w:space="0" w:color="E3DFDA"/>
+                  </w:tcBorders>
+                  <w:tcMar>
+                    <w:top w:w="72" w:type="dxa"/>
+                    <w:left w:w="130" w:type="dxa"/>
+                    <w:bottom w:w="72" w:type="dxa"/>
+                    <w:right w:w="130" w:type="dxa"/>
+                  </w:tcMar>
+                  <w:vAlign w:val="center"/>
+                </w:tcPr>
+                <w:p>
+                  <w:r>
+                    <w:rPr>
+                      <w:b/>
+                      <w:bCs/>
+                      <w:color w:val="000000"/>
+                      <w:sz w:val="17"/>
+                      <w:szCs w:val="17"/>
+                    </w:rPr>
+                    <w:t>2</w:t>
+                  </w:r>
+                </w:p>
+              </w:tc>
+              <w:tc>
+                <w:tcPr>
+                  <w:tcW w:w="8802" w:type="dxa"/>
+                  <w:tcBorders>
+                    <w:bottom w:val="single" w:sz="4" w:space="0" w:color="E3DFDA"/>
+                  </w:tcBorders>
+                  <w:tcMar>
+                    <w:top w:w="72" w:type="dxa"/>
+                    <w:left w:w="130" w:type="dxa"/>
+                    <w:bottom w:w="72" w:type="dxa"/>
+                    <w:right w:w="130" w:type="dxa"/>
+                  </w:tcMar>
+                  <w:vAlign w:val="center"/>
+                </w:tcPr>
+                <w:p>
+                  <w:r>
+                    <w:t>Collect party, area, rents, renewal date, notice; optional Ejari; keyterm bias.</w:t>
+                  </w:r>
+                </w:p>
+              </w:tc>
+            </w:tr>
+            <w:tr>
+              <w:trPr>
+                <w:trHeight w:val="246"/>
+              </w:trPr>
+              <w:tc>
+                <w:tcPr>
+                  <w:tcW w:w="978" w:type="dxa"/>
+                  <w:tcBorders>
+                    <w:bottom w:val="single" w:sz="4" w:space="0" w:color="E3DFDA"/>
+                  </w:tcBorders>
+                  <w:tcMar>
+                    <w:top w:w="72" w:type="dxa"/>
+                    <w:left w:w="130" w:type="dxa"/>
+                    <w:bottom w:w="72" w:type="dxa"/>
+                    <w:right w:w="130" w:type="dxa"/>
+                  </w:tcMar>
+                  <w:vAlign w:val="center"/>
+                </w:tcPr>
+                <w:p>
+                  <w:r>
+                    <w:rPr>
+                      <w:b/>
+                      <w:bCs/>
+                      <w:color w:val="000000"/>
+                      <w:sz w:val="17"/>
+                      <w:szCs w:val="17"/>
+                    </w:rPr>
+                    <w:t>3</w:t>
+                  </w:r>
+                </w:p>
+              </w:tc>
+              <w:tc>
+                <w:tcPr>
+                  <w:tcW w:w="8802" w:type="dxa"/>
+                  <w:tcBorders>
+                    <w:bottom w:val="single" w:sz="4" w:space="0" w:color="E3DFDA"/>
+                  </w:tcBorders>
+                  <w:tcMar>
+                    <w:top w:w="72" w:type="dxa"/>
+                    <w:left w:w="130" w:type="dxa"/>
+                    <w:bottom w:w="72" w:type="dxa"/>
+                    <w:right w:w="130" w:type="dxa"/>
+                  </w:tcMar>
+                  <w:vAlign w:val="center"/>
+                </w:tcPr>
+                <w:p>
+                  <w:r>
+                    <w:t>Call lookup_rera_band plus RAG; speak band and cite the signed-off document.</w:t>
+                  </w:r>
+                </w:p>
+              </w:tc>
+            </w:tr>
+            <w:tr>
+              <w:trPr>
+                <w:trHeight w:val="246"/>
+              </w:trPr>
+              <w:tc>
+                <w:tcPr>
+                  <w:tcW w:w="978" w:type="dxa"/>
+                  <w:tcBorders>
+                    <w:bottom w:val="single" w:sz="4" w:space="0" w:color="E3DFDA"/>
+                  </w:tcBorders>
+                  <w:tcMar>
+                    <w:top w:w="72" w:type="dxa"/>
+                    <w:left w:w="130" w:type="dxa"/>
+                    <w:bottom w:w="72" w:type="dxa"/>
+                    <w:right w:w="130" w:type="dxa"/>
+                  </w:tcMar>
+                  <w:vAlign w:val="center"/>
+                </w:tcPr>
+                <w:p>
+                  <w:r>
+                    <w:rPr>
+                      <w:b/>
+                      <w:bCs/>
+                      <w:color w:val="000000"/>
+                      <w:sz w:val="17"/>
+                      <w:szCs w:val="17"/>
+                    </w:rPr>
+                    <w:t>4</w:t>
+                  </w:r>
+                </w:p>
+              </w:tc>
+              <w:tc>
+                <w:tcPr>
+                  <w:tcW w:w="8802" w:type="dxa"/>
+                  <w:tcBorders>
+                    <w:bottom w:val="single" w:sz="4" w:space="0" w:color="E3DFDA"/>
+                  </w:tcBorders>
+                  <w:tcMar>
+                    <w:top w:w="72" w:type="dxa"/>
+                    <w:left w:w="130" w:type="dxa"/>
+                    <w:bottom w:w="72" w:type="dxa"/>
+                    <w:right w:w="130" w:type="dxa"/>
+                  </w:tcMar>
+                  <w:vAlign w:val="center"/>
+                </w:tcPr>
+                <w:p>
+                  <w:r>
+                    <w:t>Within band: close with citation. Else confirm packet; submit pending_human (H).</w:t>
+                  </w:r>
+                </w:p>
+              </w:tc>
+            </w:tr>
+            <w:tr>
+              <w:trPr>
+                <w:trHeight w:val="246"/>
+              </w:trPr>
+              <w:tc>
+                <w:tcPr>
+                  <w:tcW w:w="978" w:type="dxa"/>
+                  <w:tcBorders>
+                    <w:bottom w:val="single" w:sz="4" w:space="0" w:color="E3DFDA"/>
+                  </w:tcBorders>
+                  <w:tcMar>
+                    <w:top w:w="72" w:type="dxa"/>
+                    <w:left w:w="130" w:type="dxa"/>
+                    <w:bottom w:w="72" w:type="dxa"/>
+                    <w:right w:w="130" w:type="dxa"/>
+                  </w:tcMar>
+                  <w:vAlign w:val="center"/>
+                </w:tcPr>
+                <w:p>
+                  <w:r>
+                    <w:rPr>
+                      <w:b/>
+                      <w:bCs/>
+                      <w:color w:val="000000"/>
+                      <w:sz w:val="17"/>
+                      <w:szCs w:val="17"/>
+                    </w:rPr>
+                    <w:t>5</w:t>
+                  </w:r>
+                </w:p>
+              </w:tc>
+              <w:tc>
+                <w:tcPr>
+                  <w:tcW w:w="8802" w:type="dxa"/>
+                  <w:tcBorders>
+                    <w:bottom w:val="single" w:sz="4" w:space="0" w:color="E3DFDA"/>
+                  </w:tcBorders>
+                  <w:tcMar>
+                    <w:top w:w="72" w:type="dxa"/>
+                    <w:left w:w="130" w:type="dxa"/>
+                    <w:bottom w:w="72" w:type="dxa"/>
+                    <w:right w:w="130" w:type="dxa"/>
+                  </w:tcMar>
+                  <w:vAlign w:val="center"/>
+                </w:tcPr>
+                <w:p>
+                  <w:r>
+                    <w:t>Advice, hardship, or pack silence → escalate_human with transcript; issue reference (H).</w:t>
+                  </w:r>
+                </w:p>
+              </w:tc>
+            </w:tr>
+          </w:tbl>
+          <w:p/>
+        </w:tc>
+      </w:tr>
+    </w:tbl>
+    <w:p>
+      <w:pPr>
+        <w:spacing w:after="72" w:line="20" w:lineRule="auto"/>
+      </w:pPr>
+    </w:p>
+    <w:tbl>
+      <w:tblPr>
+        <w:tblW w:w="10080" w:type="dxa"/>
+        <w:tblBorders>
+          <w:top w:val="single" w:sz="4" w:space="0" w:color="auto"/>
+          <w:left w:val="single" w:sz="4" w:space="0" w:color="auto"/>
+          <w:bottom w:val="single" w:sz="4" w:space="0" w:color="auto"/>
+          <w:right w:val="single" w:sz="4" w:space="0" w:color="auto"/>
+          <w:insideH w:val="single" w:sz="4" w:space="0" w:color="auto"/>
+          <w:insideV w:val="single" w:sz="4" w:space="0" w:color="auto"/>
+        </w:tblBorders>
+        <w:tblCellMar>
+          <w:left w:w="10" w:type="dxa"/>
+          <w:right w:w="10" w:type="dxa"/>
+        </w:tblCellMar>
+        <w:tblLook w:val="04A0" w:firstRow="1" w:lastRow="0" w:firstColumn="1" w:lastColumn="0" w:noHBand="0" w:noVBand="1"/>
+      </w:tblPr>
+      <w:tblGrid>
+        <w:gridCol w:w="5645"/>
+        <w:gridCol w:w="4435"/>
+      </w:tblGrid>
+      <w:tr>
+        <w:tc>
+          <w:tcPr>
+            <w:tcW w:w="5645" w:type="dxa"/>
+            <w:tcBorders>
+              <w:top w:val="single" w:sz="6" w:space="0" w:color="000000" w:themeColor="text1"/>
+              <w:left w:val="single" w:sz="4" w:space="0" w:color="E3DFDA"/>
+              <w:bottom w:val="single" w:sz="4" w:space="0" w:color="E3DFDA"/>
+            </w:tcBorders>
+            <w:shd w:val="clear" w:color="auto" w:fill="F5F3F1"/>
+            <w:tcMar>
+              <w:top w:w="72" w:type="dxa"/>
+              <w:left w:w="130" w:type="dxa"/>
+              <w:bottom w:w="72" w:type="dxa"/>
+              <w:right w:w="130" w:type="dxa"/>
+            </w:tcMar>
+          </w:tcPr>
+          <w:p>
+            <w:r>
+              <w:rPr>
+                <w:b/>
+                <w:bCs/>
+                <w:color w:val="777169"/>
+                <w:sz w:val="16"/>
+                <w:szCs w:val="16"/>
+                <w:lang w:val="en-US"/>
+              </w:rPr>
+              <w:t xml:space="preserve">J  </w:t>
+            </w:r>
+            <w:r>
+              <w:rPr>
+                <w:b/>
+                <w:bCs/>
+                <w:caps/>
+                <w:color w:val="000000"/>
+                <w:spacing w:val="10"/>
+                <w:sz w:val="19"/>
+                <w:szCs w:val="19"/>
+                <w:lang w:val="en-US"/>
+              </w:rPr>
+              <w:t>ElevenLabs components</w:t>
+            </w:r>
+          </w:p>
+        </w:tc>
+        <w:tc>
+          <w:tcPr>
+            <w:tcW w:w="4435" w:type="dxa"/>
+            <w:tcBorders>
+              <w:top w:val="single" w:sz="6" w:space="0" w:color="000000" w:themeColor="text1"/>
+              <w:bottom w:val="single" w:sz="4" w:space="0" w:color="E3DFDA"/>
+              <w:right w:val="single" w:sz="4" w:space="0" w:color="E3DFDA"/>
+            </w:tcBorders>
+            <w:shd w:val="clear" w:color="auto" w:fill="F5F3F1"/>
+            <w:tcMar>
+              <w:top w:w="72" w:type="dxa"/>
+              <w:left w:w="130" w:type="dxa"/>
+              <w:bottom w:w="72" w:type="dxa"/>
+              <w:right w:w="130" w:type="dxa"/>
+            </w:tcMar>
+          </w:tcPr>
+          <w:p>
+            <w:pPr>
+              <w:jc w:val="right"/>
+            </w:pPr>
+            <w:r>
+              <w:rPr>
+                <w:b/>
+                <w:bCs/>
+                <w:color w:val="000000"/>
+                <w:sz w:val="16"/>
+                <w:szCs w:val="16"/>
+              </w:rPr>
+              <w:t>Tick + 60 words</w:t>
+            </w:r>
+            <w:r>
+              <w:rPr>
+                <w:color w:val="777169"/>
+                <w:sz w:val="16"/>
+                <w:szCs w:val="16"/>
+              </w:rPr>
+              <w:t xml:space="preserve">   ·   Agent design · 25%</w:t>
+            </w:r>
+          </w:p>
+        </w:tc>
+      </w:tr>
+      <w:tr>
+        <w:trPr>
+          <w:trHeight w:val="1180"/>
+        </w:trPr>
+        <w:tc>
+          <w:tcPr>
+            <w:tcW w:w="10080" w:type="dxa"/>
+            <w:gridSpan w:val="2"/>
+            <w:tcBorders>
+              <w:left w:val="single" w:sz="4" w:space="0" w:color="E3DFDA"/>
+              <w:bottom w:val="single" w:sz="4" w:space="0" w:color="E3DFDA"/>
+              <w:right w:val="single" w:sz="4" w:space="0" w:color="E3DFDA"/>
+            </w:tcBorders>
+            <w:shd w:val="clear" w:color="auto" w:fill="FCFBFA"/>
+            <w:tcMar>
+              <w:top w:w="72" w:type="dxa"/>
+              <w:left w:w="130" w:type="dxa"/>
+              <w:bottom w:w="72" w:type="dxa"/>
+              <w:right w:w="130" w:type="dxa"/>
+            </w:tcMar>
+          </w:tcPr>
+          <w:p>
+            <w:pPr>
+              <w:spacing w:after="60"/>
+            </w:pPr>
+            <w:r>
+              <w:rPr>
+                <w:i/>
+                <w:iCs/>
+                <w:color w:val="777169"/>
+                <w:sz w:val="16"/>
+                <w:szCs w:val="16"/>
+                <w:lang w:val="en-US"/>
+              </w:rPr>
+              <w:t>Tick only what your use case genuinely needs, then justify the two least obvious choices. Ticking everything scores lower than ticking four with reasons.</w:t>
+            </w:r>
+          </w:p>
+          <w:tbl>
+            <w:tblPr>
+              <w:tblW w:w="9780" w:type="dxa"/>
+              <w:tblBorders>
+                <w:top w:val="single" w:sz="4" w:space="0" w:color="auto"/>
+                <w:left w:val="single" w:sz="4" w:space="0" w:color="auto"/>
+                <w:bottom w:val="single" w:sz="4" w:space="0" w:color="auto"/>
+                <w:right w:val="single" w:sz="4" w:space="0" w:color="auto"/>
+                <w:insideH w:val="single" w:sz="4" w:space="0" w:color="auto"/>
+                <w:insideV w:val="single" w:sz="4" w:space="0" w:color="auto"/>
+              </w:tblBorders>
+              <w:tblCellMar>
+                <w:left w:w="10" w:type="dxa"/>
+                <w:right w:w="10" w:type="dxa"/>
+              </w:tblCellMar>
+              <w:tblLook w:val="04A0" w:firstRow="1" w:lastRow="0" w:firstColumn="1" w:lastColumn="0" w:noHBand="0" w:noVBand="1"/>
+            </w:tblPr>
+            <w:tblGrid>
+              <w:gridCol w:w="2445"/>
+              <w:gridCol w:w="2445"/>
+              <w:gridCol w:w="2445"/>
+              <w:gridCol w:w="2445"/>
+            </w:tblGrid>
+            <w:tr>
+              <w:tc>
+                <w:tcPr>
+                  <w:tcW w:w="2445" w:type="dxa"/>
+                  <w:tcMar>
+                    <w:top w:w="40" w:type="dxa"/>
+                    <w:left w:w="0" w:type="dxa"/>
+                    <w:bottom w:w="40" w:type="dxa"/>
+                    <w:right w:w="100" w:type="dxa"/>
+                  </w:tcMar>
+                </w:tcPr>
+                <w:p>
+                  <w:r>
+                    <w:t>☑  Agents Platform</w:t>
+                  </w:r>
+                </w:p>
+              </w:tc>
+              <w:tc>
+                <w:tcPr>
+                  <w:tcW w:w="2445" w:type="dxa"/>
+                  <w:tcMar>
+                    <w:top w:w="40" w:type="dxa"/>
+                    <w:left w:w="0" w:type="dxa"/>
+                    <w:bottom w:w="40" w:type="dxa"/>
+                    <w:right w:w="100" w:type="dxa"/>
+                  </w:tcMar>
+                </w:tcPr>
+                <w:p>
+                  <w:r>
+                    <w:t>☑  Agent Workflows</w:t>
+                  </w:r>
+                </w:p>
+              </w:tc>
+              <w:tc>
+                <w:tcPr>
+                  <w:tcW w:w="2445" w:type="dxa"/>
+                  <w:tcMar>
+                    <w:top w:w="40" w:type="dxa"/>
+                    <w:left w:w="0" w:type="dxa"/>
+                    <w:bottom w:w="40" w:type="dxa"/>
+                    <w:right w:w="100" w:type="dxa"/>
+                  </w:tcMar>
+                </w:tcPr>
+                <w:p>
+                  <w:r>
+                    <w:t>☑  Sub-agents</w:t>
+                  </w:r>
+                </w:p>
+              </w:tc>
+              <w:tc>
+                <w:tcPr>
+                  <w:tcW w:w="2445" w:type="dxa"/>
+                  <w:tcMar>
+                    <w:top w:w="40" w:type="dxa"/>
+                    <w:left w:w="0" w:type="dxa"/>
+                    <w:bottom w:w="40" w:type="dxa"/>
+                    <w:right w:w="100" w:type="dxa"/>
+                  </w:tcMar>
+                </w:tcPr>
+                <w:p>
+                  <w:r>
+                    <w:t>☑  Eleven v3 TTS</w:t>
+                  </w:r>
+                </w:p>
+              </w:tc>
+            </w:tr>
+            <w:tr>
+              <w:tc>
+                <w:tcPr>
+                  <w:tcW w:w="2445" w:type="dxa"/>
+                  <w:tcMar>
+                    <w:top w:w="40" w:type="dxa"/>
+                    <w:left w:w="0" w:type="dxa"/>
+                    <w:bottom w:w="40" w:type="dxa"/>
+                    <w:right w:w="100" w:type="dxa"/>
+                  </w:tcMar>
+                </w:tcPr>
+                <w:p>
+                  <w:r>
+                    <w:t>☐  Voice Design</w:t>
+                  </w:r>
+                </w:p>
+              </w:tc>
+              <w:tc>
+                <w:tcPr>
+                  <w:tcW w:w="2445" w:type="dxa"/>
+                  <w:tcMar>
+                    <w:top w:w="40" w:type="dxa"/>
+                    <w:left w:w="0" w:type="dxa"/>
+                    <w:bottom w:w="40" w:type="dxa"/>
+                    <w:right w:w="100" w:type="dxa"/>
+                  </w:tcMar>
+                </w:tcPr>
+                <w:p>
+                  <w:r>
+                    <w:t>☑  Scribe v2 STT</w:t>
+                  </w:r>
+                </w:p>
+              </w:tc>
+              <w:tc>
+                <w:tcPr>
+                  <w:tcW w:w="2445" w:type="dxa"/>
+                  <w:tcMar>
+                    <w:top w:w="40" w:type="dxa"/>
+                    <w:left w:w="0" w:type="dxa"/>
+                    <w:bottom w:w="40" w:type="dxa"/>
+                    <w:right w:w="100" w:type="dxa"/>
+                  </w:tcMar>
+                </w:tcPr>
+                <w:p>
+                  <w:r>
+                    <w:t>☑  Knowledge base + RAG</w:t>
+                  </w:r>
+                </w:p>
+              </w:tc>
+              <w:tc>
+                <w:tcPr>
+                  <w:tcW w:w="2445" w:type="dxa"/>
+                  <w:tcMar>
+                    <w:top w:w="40" w:type="dxa"/>
+                    <w:left w:w="0" w:type="dxa"/>
+                    <w:bottom w:w="40" w:type="dxa"/>
+                    <w:right w:w="100" w:type="dxa"/>
+                  </w:tcMar>
+                </w:tcPr>
+                <w:p>
+                  <w:r>
+                    <w:t>☑  Server / client tools</w:t>
+                  </w:r>
+                </w:p>
+              </w:tc>
+            </w:tr>
+            <w:tr>
+              <w:tc>
+                <w:tcPr>
+                  <w:tcW w:w="2445" w:type="dxa"/>
+                  <w:tcMar>
+                    <w:top w:w="40" w:type="dxa"/>
+                    <w:left w:w="0" w:type="dxa"/>
+                    <w:bottom w:w="40" w:type="dxa"/>
+                    <w:right w:w="100" w:type="dxa"/>
+                  </w:tcMar>
+                </w:tcPr>
+                <w:p>
+                  <w:r>
+                    <w:t>☐  MCP servers</w:t>
+                  </w:r>
+                </w:p>
+              </w:tc>
+              <w:tc>
+                <w:tcPr>
+                  <w:tcW w:w="2445" w:type="dxa"/>
+                  <w:tcMar>
+                    <w:top w:w="40" w:type="dxa"/>
+                    <w:left w:w="0" w:type="dxa"/>
+                    <w:bottom w:w="40" w:type="dxa"/>
+                    <w:right w:w="100" w:type="dxa"/>
+                  </w:tcMar>
+                </w:tcPr>
+                <w:p>
+                  <w:r>
+                    <w:t>☑  Telephony (Twilio / SIP)</w:t>
+                  </w:r>
+                </w:p>
+              </w:tc>
+              <w:tc>
+                <w:tcPr>
+                  <w:tcW w:w="2445" w:type="dxa"/>
+                  <w:tcMar>
+                    <w:top w:w="40" w:type="dxa"/>
+                    <w:left w:w="0" w:type="dxa"/>
+                    <w:bottom w:w="40" w:type="dxa"/>
+                    <w:right w:w="100" w:type="dxa"/>
+                  </w:tcMar>
+                </w:tcPr>
+                <w:p>
+                  <w:r>
+                    <w:t>☐  Batch calling</w:t>
+                  </w:r>
+                </w:p>
+              </w:tc>
+              <w:tc>
+                <w:tcPr>
+                  <w:tcW w:w="2445" w:type="dxa"/>
+                  <w:tcMar>
+                    <w:top w:w="40" w:type="dxa"/>
+                    <w:left w:w="0" w:type="dxa"/>
+                    <w:bottom w:w="40" w:type="dxa"/>
+                    <w:right w:w="100" w:type="dxa"/>
+                  </w:tcMar>
+                </w:tcPr>
+                <w:p>
+                  <w:r>
+                    <w:t>☑  Agent Testing</w:t>
+                  </w:r>
+                </w:p>
+              </w:tc>
+            </w:tr>
+            <w:tr>
+              <w:tc>
+                <w:tcPr>
+                  <w:tcW w:w="2445" w:type="dxa"/>
+                  <w:tcMar>
+                    <w:top w:w="40" w:type="dxa"/>
+                    <w:left w:w="0" w:type="dxa"/>
+                    <w:bottom w:w="40" w:type="dxa"/>
+                    <w:right w:w="100" w:type="dxa"/>
+                  </w:tcMar>
+                </w:tcPr>
+                <w:p>
+                  <w:r>
+                    <w:t>☑  Post-call webhooks</w:t>
+                  </w:r>
+                </w:p>
+              </w:tc>
+              <w:tc>
+                <w:tcPr>
+                  <w:tcW w:w="2445" w:type="dxa"/>
+                  <w:tcMar>
+                    <w:top w:w="40" w:type="dxa"/>
+                    <w:left w:w="0" w:type="dxa"/>
+                    <w:bottom w:w="40" w:type="dxa"/>
+                    <w:right w:w="100" w:type="dxa"/>
+                  </w:tcMar>
+                </w:tcPr>
+                <w:p>
+                  <w:r>
+                    <w:t>☐  WhatsApp</w:t>
+                  </w:r>
+                </w:p>
+              </w:tc>
+              <w:tc>
+                <w:tcPr>
+                  <w:tcW w:w="2445" w:type="dxa"/>
+                  <w:tcMar>
+                    <w:top w:w="40" w:type="dxa"/>
+                    <w:left w:w="0" w:type="dxa"/>
+                    <w:bottom w:w="40" w:type="dxa"/>
+                    <w:right w:w="100" w:type="dxa"/>
+                  </w:tcMar>
+                </w:tcPr>
+                <w:p>
+                  <w:r>
+                    <w:t>☑  Web / mobile SDKs</w:t>
+                  </w:r>
+                </w:p>
+              </w:tc>
+              <w:tc>
+                <w:tcPr>
+                  <w:tcW w:w="2445" w:type="dxa"/>
+                  <w:tcMar>
+                    <w:top w:w="40" w:type="dxa"/>
+                    <w:left w:w="0" w:type="dxa"/>
+                    <w:bottom w:w="40" w:type="dxa"/>
+                    <w:right w:w="100" w:type="dxa"/>
+                  </w:tcMar>
+                </w:tcPr>
+                <w:p>
+                  <w:r>
+                    <w:t>☐  Bring-your-own LLM</w:t>
+                  </w:r>
+                </w:p>
+              </w:tc>
+            </w:tr>
+          </w:tbl>
+          <w:p>
+            <w:pPr>
+              <w:spacing w:after="100" w:line="20" w:lineRule="auto"/>
+            </w:pPr>
+          </w:p>
+          <w:p>
+            <w:r>
+              <w:t>Why these two: Sub-agents — per-node tool scope so filing tools never sit on intake. Post-call webhooks — mandatory audit pack (recording, transcript, sources_cited, outcome) for Stage 2 evidence.</w:t>
+            </w:r>
+          </w:p>
+        </w:tc>
+      </w:tr>
+    </w:tbl>
+    <w:p>
+      <w:pPr>
+        <w:spacing w:after="72" w:line="20" w:lineRule="auto"/>
+      </w:pPr>
+    </w:p>
+    <w:tbl>
+      <w:tblPr>
+        <w:tblW w:w="10080" w:type="dxa"/>
+        <w:tblBorders>
+          <w:top w:val="single" w:sz="4" w:space="0" w:color="auto"/>
+          <w:left w:val="single" w:sz="4" w:space="0" w:color="auto"/>
+          <w:bottom w:val="single" w:sz="4" w:space="0" w:color="auto"/>
+          <w:right w:val="single" w:sz="4" w:space="0" w:color="auto"/>
+          <w:insideH w:val="single" w:sz="4" w:space="0" w:color="auto"/>
+          <w:insideV w:val="single" w:sz="4" w:space="0" w:color="auto"/>
+        </w:tblBorders>
+        <w:tblCellMar>
+          <w:left w:w="10" w:type="dxa"/>
+          <w:right w:w="10" w:type="dxa"/>
+        </w:tblCellMar>
+        <w:tblLook w:val="04A0" w:firstRow="1" w:lastRow="0" w:firstColumn="1" w:lastColumn="0" w:noHBand="0" w:noVBand="1"/>
+      </w:tblPr>
+      <w:tblGrid>
+        <w:gridCol w:w="5645"/>
+        <w:gridCol w:w="4435"/>
+      </w:tblGrid>
+      <w:tr>
+        <w:tc>
+          <w:tcPr>
+            <w:tcW w:w="5645" w:type="dxa"/>
+            <w:tcBorders>
+              <w:top w:val="single" w:sz="6" w:space="0" w:color="000000" w:themeColor="text1"/>
+              <w:left w:val="single" w:sz="4" w:space="0" w:color="E3DFDA"/>
+              <w:bottom w:val="single" w:sz="4" w:space="0" w:color="E3DFDA"/>
+            </w:tcBorders>
+            <w:shd w:val="clear" w:color="auto" w:fill="F5F3F1"/>
+            <w:tcMar>
+              <w:top w:w="72" w:type="dxa"/>
+              <w:left w:w="130" w:type="dxa"/>
+              <w:bottom w:w="72" w:type="dxa"/>
+              <w:right w:w="130" w:type="dxa"/>
+            </w:tcMar>
+          </w:tcPr>
+          <w:p>
+            <w:r>
+              <w:rPr>
+                <w:b/>
+                <w:bCs/>
+                <w:color w:val="777169"/>
+                <w:sz w:val="16"/>
+                <w:szCs w:val="16"/>
+                <w:lang w:val="en-US"/>
+              </w:rPr>
+              <w:t xml:space="preserve">K  </w:t>
+            </w:r>
+            <w:r>
+              <w:rPr>
+                <w:b/>
+                <w:bCs/>
+                <w:caps/>
+                <w:color w:val="000000"/>
+                <w:spacing w:val="10"/>
+                <w:sz w:val="19"/>
+                <w:szCs w:val="19"/>
+                <w:lang w:val="en-US"/>
+              </w:rPr>
+              <w:t>Guardrails</w:t>
+            </w:r>
+          </w:p>
+        </w:tc>
+        <w:tc>
+          <w:tcPr>
+            <w:tcW w:w="4435" w:type="dxa"/>
+            <w:tcBorders>
+              <w:top w:val="single" w:sz="6" w:space="0" w:color="000000" w:themeColor="text1"/>
+              <w:bottom w:val="single" w:sz="4" w:space="0" w:color="E3DFDA"/>
+              <w:right w:val="single" w:sz="4" w:space="0" w:color="E3DFDA"/>
+            </w:tcBorders>
+            <w:shd w:val="clear" w:color="auto" w:fill="F5F3F1"/>
+            <w:tcMar>
+              <w:top w:w="72" w:type="dxa"/>
+              <w:left w:w="130" w:type="dxa"/>
+              <w:bottom w:w="72" w:type="dxa"/>
+              <w:right w:w="130" w:type="dxa"/>
+            </w:tcMar>
+          </w:tcPr>
+          <w:p>
+            <w:pPr>
+              <w:jc w:val="right"/>
+            </w:pPr>
+            <w:r>
+              <w:rPr>
+                <w:b/>
+                <w:bCs/>
+                <w:color w:val="000000"/>
+                <w:sz w:val="16"/>
+                <w:szCs w:val="16"/>
+              </w:rPr>
+              <w:t>20 words per row</w:t>
+            </w:r>
+            <w:r>
+              <w:rPr>
+                <w:color w:val="777169"/>
+                <w:sz w:val="16"/>
+                <w:szCs w:val="16"/>
+              </w:rPr>
+              <w:t xml:space="preserve">   ·   Guardrails · 20%</w:t>
+            </w:r>
+          </w:p>
+        </w:tc>
+      </w:tr>
+      <w:tr>
+        <w:tc>
+          <w:tcPr>
+            <w:tcW w:w="10080" w:type="dxa"/>
+            <w:gridSpan w:val="2"/>
+            <w:tcBorders>
+              <w:left w:val="single" w:sz="4" w:space="0" w:color="E3DFDA"/>
+              <w:bottom w:val="single" w:sz="4" w:space="0" w:color="E3DFDA"/>
+              <w:right w:val="single" w:sz="4" w:space="0" w:color="E3DFDA"/>
+            </w:tcBorders>
+            <w:shd w:val="clear" w:color="auto" w:fill="FCFBFA"/>
+            <w:tcMar>
+              <w:top w:w="72" w:type="dxa"/>
+              <w:left w:w="130" w:type="dxa"/>
+              <w:bottom w:w="72" w:type="dxa"/>
+              <w:right w:w="130" w:type="dxa"/>
+            </w:tcMar>
+          </w:tcPr>
+          <w:p>
+            <w:pPr>
+              <w:spacing w:after="60"/>
+            </w:pPr>
+            <w:r>
+              <w:rPr>
+                <w:i/>
+                <w:iCs/>
+                <w:color w:val="777169"/>
+                <w:sz w:val="16"/>
+                <w:szCs w:val="16"/>
+              </w:rPr>
+              <w:t>Every row must name a mechanism in your design, not an intention. "We will be careful" scores zero.</w:t>
+            </w:r>
+          </w:p>
+          <w:tbl>
+            <w:tblPr>
+              <w:tblW w:w="9780" w:type="dxa"/>
+              <w:tblBorders>
+                <w:top w:val="single" w:sz="4" w:space="0" w:color="auto"/>
+                <w:left w:val="single" w:sz="4" w:space="0" w:color="auto"/>
+                <w:bottom w:val="single" w:sz="4" w:space="0" w:color="auto"/>
+                <w:right w:val="single" w:sz="4" w:space="0" w:color="auto"/>
+                <w:insideH w:val="single" w:sz="4" w:space="0" w:color="auto"/>
+                <w:insideV w:val="single" w:sz="4" w:space="0" w:color="auto"/>
+              </w:tblBorders>
+              <w:tblCellMar>
+                <w:left w:w="10" w:type="dxa"/>
+                <w:right w:w="10" w:type="dxa"/>
+              </w:tblCellMar>
+              <w:tblLook w:val="04A0" w:firstRow="1" w:lastRow="0" w:firstColumn="1" w:lastColumn="0" w:noHBand="0" w:noVBand="1"/>
+            </w:tblPr>
+            <w:tblGrid>
+              <w:gridCol w:w="3130"/>
+              <w:gridCol w:w="6650"/>
+            </w:tblGrid>
+            <w:tr>
+              <w:tc>
+                <w:tcPr>
+                  <w:tcW w:w="3130" w:type="dxa"/>
+                  <w:tcBorders>
+                    <w:bottom w:val="single" w:sz="4" w:space="0" w:color="E3DFDA"/>
+                  </w:tcBorders>
+                  <w:tcMar>
+                    <w:top w:w="72" w:type="dxa"/>
+                    <w:left w:w="130" w:type="dxa"/>
+                    <w:bottom w:w="72" w:type="dxa"/>
+                    <w:right w:w="130" w:type="dxa"/>
+                  </w:tcMar>
+                </w:tcPr>
+                <w:p>
+                  <w:r>
+                    <w:rPr>
+                      <w:b/>
+                      <w:bCs/>
+                      <w:caps/>
+                      <w:color w:val="777169"/>
+                      <w:spacing w:val="10"/>
+                      <w:sz w:val="15"/>
+                      <w:szCs w:val="15"/>
+                    </w:rPr>
+                    <w:t>Requirement</w:t>
+                  </w:r>
+                </w:p>
+              </w:tc>
+              <w:tc>
+                <w:tcPr>
+                  <w:tcW w:w="6650" w:type="dxa"/>
+                  <w:tcBorders>
+                    <w:bottom w:val="single" w:sz="4" w:space="0" w:color="E3DFDA"/>
+                  </w:tcBorders>
+                  <w:tcMar>
+                    <w:top w:w="72" w:type="dxa"/>
+                    <w:left w:w="130" w:type="dxa"/>
+                    <w:bottom w:w="72" w:type="dxa"/>
+                    <w:right w:w="130" w:type="dxa"/>
+                  </w:tcMar>
+                </w:tcPr>
+                <w:p>
+                  <w:r>
+                    <w:rPr>
+                      <w:b/>
+                      <w:bCs/>
+                      <w:caps/>
+                      <w:color w:val="777169"/>
+                      <w:spacing w:val="10"/>
+                      <w:sz w:val="15"/>
+                      <w:szCs w:val="15"/>
+                    </w:rPr>
+                    <w:t>How your design enforces it</w:t>
+                  </w:r>
+                </w:p>
+              </w:tc>
+            </w:tr>
+            <w:tr>
+              <w:trPr>
+                <w:trHeight w:val="246"/>
+              </w:trPr>
+              <w:tc>
+                <w:tcPr>
+                  <w:tcW w:w="3130" w:type="dxa"/>
+                  <w:tcBorders>
+                    <w:bottom w:val="single" w:sz="4" w:space="0" w:color="E3DFDA"/>
+                  </w:tcBorders>
+                  <w:tcMar>
+                    <w:top w:w="72" w:type="dxa"/>
+                    <w:left w:w="130" w:type="dxa"/>
+                    <w:bottom w:w="72" w:type="dxa"/>
+                    <w:right w:w="130" w:type="dxa"/>
+                  </w:tcMar>
+                  <w:vAlign w:val="center"/>
+                </w:tcPr>
+                <w:p>
+                  <w:r>
+                    <w:rPr>
+                      <w:b/>
+                      <w:bCs/>
+                      <w:color w:val="000000"/>
+                      <w:sz w:val="17"/>
+                      <w:szCs w:val="17"/>
+                    </w:rPr>
+                    <w:t>Opening disclosure</w:t>
+                  </w:r>
+                </w:p>
+              </w:tc>
+              <w:tc>
+                <w:tcPr>
+                  <w:tcW w:w="6650" w:type="dxa"/>
+                  <w:tcBorders>
+                    <w:bottom w:val="single" w:sz="4" w:space="0" w:color="E3DFDA"/>
+                  </w:tcBorders>
+                  <w:tcMar>
+                    <w:top w:w="72" w:type="dxa"/>
+                    <w:left w:w="130" w:type="dxa"/>
+                    <w:bottom w:w="72" w:type="dxa"/>
+                    <w:right w:w="130" w:type="dxa"/>
+                  </w:tcMar>
+                  <w:vAlign w:val="center"/>
+                </w:tcPr>
+                <w:p>
+                  <w:r>
+                    <w:t>Fixed workflow node-1 script; Agent Testing fails if omitted before first question.</w:t>
+                  </w:r>
+                </w:p>
+              </w:tc>
+            </w:tr>
+            <w:tr>
+              <w:trPr>
+                <w:trHeight w:val="246"/>
+              </w:trPr>
+              <w:tc>
+                <w:tcPr>
+                  <w:tcW w:w="3130" w:type="dxa"/>
+                  <w:tcBorders>
+                    <w:bottom w:val="single" w:sz="4" w:space="0" w:color="E3DFDA"/>
+                  </w:tcBorders>
+                  <w:tcMar>
+                    <w:top w:w="72" w:type="dxa"/>
+                    <w:left w:w="130" w:type="dxa"/>
+                    <w:bottom w:w="72" w:type="dxa"/>
+                    <w:right w:w="130" w:type="dxa"/>
+                  </w:tcMar>
+                  <w:vAlign w:val="center"/>
+                </w:tcPr>
+                <w:p>
+                  <w:r>
+                    <w:rPr>
+                      <w:b/>
+                      <w:bCs/>
+                      <w:color w:val="000000"/>
+                      <w:sz w:val="17"/>
+                      <w:szCs w:val="17"/>
+                    </w:rPr>
+                    <w:t>Consent to be called</w:t>
+                  </w:r>
+                </w:p>
+              </w:tc>
+              <w:tc>
+                <w:tcPr>
+                  <w:tcW w:w="6650" w:type="dxa"/>
+                  <w:tcBorders>
+                    <w:bottom w:val="single" w:sz="4" w:space="0" w:color="E3DFDA"/>
+                  </w:tcBorders>
+                  <w:tcMar>
+                    <w:top w:w="72" w:type="dxa"/>
+                    <w:left w:w="130" w:type="dxa"/>
+                    <w:bottom w:w="72" w:type="dxa"/>
+                    <w:right w:w="130" w:type="dxa"/>
+                  </w:tcMar>
+                  <w:vAlign w:val="center"/>
+                </w:tcPr>
+                <w:p>
+                  <w:r>
+                    <w:t>Inbound: explicit continue-after-disclosure gate; no outbound without stored consent id.</w:t>
+                  </w:r>
+                </w:p>
+              </w:tc>
+            </w:tr>
+            <w:tr>
+              <w:trPr>
+                <w:trHeight w:val="246"/>
+              </w:trPr>
+              <w:tc>
+                <w:tcPr>
+                  <w:tcW w:w="3130" w:type="dxa"/>
+                  <w:tcBorders>
+                    <w:bottom w:val="single" w:sz="4" w:space="0" w:color="E3DFDA"/>
+                  </w:tcBorders>
+                  <w:tcMar>
+                    <w:top w:w="72" w:type="dxa"/>
+                    <w:left w:w="130" w:type="dxa"/>
+                    <w:bottom w:w="72" w:type="dxa"/>
+                    <w:right w:w="130" w:type="dxa"/>
+                  </w:tcMar>
+                  <w:vAlign w:val="center"/>
+                </w:tcPr>
+                <w:p>
+                  <w:r>
+                    <w:rPr>
+                      <w:b/>
+                      <w:bCs/>
+                      <w:color w:val="000000"/>
+                      <w:sz w:val="17"/>
+                      <w:szCs w:val="17"/>
+                    </w:rPr>
+                    <w:t>Verification without secrets</w:t>
+                  </w:r>
+                </w:p>
+              </w:tc>
+              <w:tc>
+                <w:tcPr>
+                  <w:tcW w:w="6650" w:type="dxa"/>
+                  <w:tcBorders>
+                    <w:bottom w:val="single" w:sz="4" w:space="0" w:color="E3DFDA"/>
+                  </w:tcBorders>
+                  <w:tcMar>
+                    <w:top w:w="72" w:type="dxa"/>
+                    <w:left w:w="130" w:type="dxa"/>
+                    <w:bottom w:w="72" w:type="dxa"/>
+                    <w:right w:w="130" w:type="dxa"/>
+                  </w:tcMar>
+                  <w:vAlign w:val="center"/>
+                </w:tcPr>
+                <w:p>
+                  <w:r>
+                    <w:t>No PIN/password/OTP tools exist; transcript regex fails if secret prompts appear.</w:t>
+                  </w:r>
+                </w:p>
+              </w:tc>
+            </w:tr>
+            <w:tr>
+              <w:trPr>
+                <w:trHeight w:val="246"/>
+              </w:trPr>
+              <w:tc>
+                <w:tcPr>
+                  <w:tcW w:w="3130" w:type="dxa"/>
+                  <w:tcBorders>
+                    <w:bottom w:val="single" w:sz="4" w:space="0" w:color="E3DFDA"/>
+                  </w:tcBorders>
+                  <w:tcMar>
+                    <w:top w:w="72" w:type="dxa"/>
+                    <w:left w:w="130" w:type="dxa"/>
+                    <w:bottom w:w="72" w:type="dxa"/>
+                    <w:right w:w="130" w:type="dxa"/>
+                  </w:tcMar>
+                  <w:vAlign w:val="center"/>
+                </w:tcPr>
+                <w:p>
+                  <w:r>
+                    <w:rPr>
+                      <w:b/>
+                      <w:bCs/>
+                      <w:color w:val="000000"/>
+                      <w:sz w:val="17"/>
+                      <w:szCs w:val="17"/>
+                    </w:rPr>
+                    <w:t>Human approval point</w:t>
+                  </w:r>
+                </w:p>
+              </w:tc>
+              <w:tc>
+                <w:tcPr>
+                  <w:tcW w:w="6650" w:type="dxa"/>
+                  <w:tcBorders>
+                    <w:bottom w:val="single" w:sz="4" w:space="0" w:color="E3DFDA"/>
+                  </w:tcBorders>
+                  <w:tcMar>
+                    <w:top w:w="72" w:type="dxa"/>
+                    <w:left w:w="130" w:type="dxa"/>
+                    <w:bottom w:w="72" w:type="dxa"/>
+                    <w:right w:w="130" w:type="dxa"/>
+                  </w:tcMar>
+                  <w:vAlign w:val="center"/>
+                </w:tcPr>
+                <w:p>
+                  <w:r>
+                    <w:t>submit_to_human_queue rejects unless caller_confirmed; always pending_human; pack pre-signed.</w:t>
+                  </w:r>
+                </w:p>
+              </w:tc>
+            </w:tr>
+            <w:tr>
+              <w:trPr>
+                <w:trHeight w:val="246"/>
+              </w:trPr>
+              <w:tc>
+                <w:tcPr>
+                  <w:tcW w:w="3130" w:type="dxa"/>
+                  <w:tcBorders>
+                    <w:bottom w:val="single" w:sz="4" w:space="0" w:color="E3DFDA"/>
+                  </w:tcBorders>
+                  <w:tcMar>
+                    <w:top w:w="72" w:type="dxa"/>
+                    <w:left w:w="130" w:type="dxa"/>
+                    <w:bottom w:w="72" w:type="dxa"/>
+                    <w:right w:w="130" w:type="dxa"/>
+                  </w:tcMar>
+                  <w:vAlign w:val="center"/>
+                </w:tcPr>
+                <w:p>
+                  <w:r>
+                    <w:rPr>
+                      <w:b/>
+                      <w:bCs/>
+                      <w:color w:val="000000"/>
+                      <w:sz w:val="17"/>
+                      <w:szCs w:val="17"/>
+                    </w:rPr>
+                    <w:t>Opt-out path</w:t>
+                  </w:r>
+                </w:p>
+              </w:tc>
+              <w:tc>
+                <w:tcPr>
+                  <w:tcW w:w="6650" w:type="dxa"/>
+                  <w:tcBorders>
+                    <w:bottom w:val="single" w:sz="4" w:space="0" w:color="E3DFDA"/>
+                  </w:tcBorders>
+                  <w:tcMar>
+                    <w:top w:w="72" w:type="dxa"/>
+                    <w:left w:w="130" w:type="dxa"/>
+                    <w:bottom w:w="72" w:type="dxa"/>
+                    <w:right w:w="130" w:type="dxa"/>
+                  </w:tcMar>
+                  <w:vAlign w:val="center"/>
+                </w:tcPr>
+                <w:p>
+                  <w:r>
+                    <w:t>Caller can refuse consent or stop; call ends; retention limited to test policy.</w:t>
+                  </w:r>
+                </w:p>
+              </w:tc>
+            </w:tr>
+            <w:tr>
+              <w:trPr>
+                <w:trHeight w:val="246"/>
+              </w:trPr>
+              <w:tc>
+                <w:tcPr>
+                  <w:tcW w:w="3130" w:type="dxa"/>
+                  <w:tcBorders>
+                    <w:bottom w:val="single" w:sz="4" w:space="0" w:color="E3DFDA"/>
+                  </w:tcBorders>
+                  <w:tcMar>
+                    <w:top w:w="72" w:type="dxa"/>
+                    <w:left w:w="130" w:type="dxa"/>
+                    <w:bottom w:w="72" w:type="dxa"/>
+                    <w:right w:w="130" w:type="dxa"/>
+                  </w:tcMar>
+                  <w:vAlign w:val="center"/>
+                </w:tcPr>
+                <w:p>
+                  <w:r>
+                    <w:rPr>
+                      <w:b/>
+                      <w:bCs/>
+                      <w:color w:val="000000"/>
+                      <w:sz w:val="17"/>
+                      <w:szCs w:val="17"/>
+                    </w:rPr>
+                    <w:t>Escalation trigger</w:t>
+                  </w:r>
+                </w:p>
+              </w:tc>
+              <w:tc>
+                <w:tcPr>
+                  <w:tcW w:w="6650" w:type="dxa"/>
+                  <w:tcBorders>
+                    <w:bottom w:val="single" w:sz="4" w:space="0" w:color="E3DFDA"/>
+                  </w:tcBorders>
+                  <w:tcMar>
+                    <w:top w:w="72" w:type="dxa"/>
+                    <w:left w:w="130" w:type="dxa"/>
+                    <w:bottom w:w="72" w:type="dxa"/>
+                    <w:right w:w="130" w:type="dxa"/>
+                  </w:tcMar>
+                  <w:vAlign w:val="center"/>
+                </w:tcPr>
+                <w:p>
+                  <w:r>
+                    <w:t>Advice, hardship, pack silence, or will-I-win → escalate_human; no decide_case tool.</w:t>
                   </w:r>
                 </w:p>
               </w:tc>
@@ -4144,1738 +5289,32 @@
       </w:pPr>
       <w:r>
         <w:rPr>
-          <w:b w:val="1"/>
-          <w:bCs w:val="1"/>
+          <w:b/>
+          <w:bCs/>
           <w:color w:val="777169"/>
           <w:sz w:val="30"/>
           <w:szCs w:val="30"/>
           <w:lang w:val="en-US"/>
         </w:rPr>
-        <w:t xml:space="preserve">03  </w:t>
+        <w:lastRenderedPageBreak/>
+        <w:t xml:space="preserve">04  </w:t>
       </w:r>
       <w:r>
         <w:rPr>
-          <w:b w:val="1"/>
-          <w:bCs w:val="1"/>
-          <w:color w:val="000000" w:themeColor="text1" w:themeTint="FF" w:themeShade="FF"/>
+          <w:b/>
+          <w:bCs/>
+          <w:color w:val="000000" w:themeColor="text1"/>
           <w:sz w:val="30"/>
           <w:szCs w:val="30"/>
           <w:lang w:val="en-US"/>
         </w:rPr>
-        <w:t>The</w:t>
-      </w:r>
-      <w:r>
-        <w:rPr>
-          <w:b w:val="1"/>
-          <w:bCs w:val="1"/>
-          <w:color w:val="000000" w:themeColor="text1" w:themeTint="FF" w:themeShade="FF"/>
-          <w:sz w:val="30"/>
-          <w:szCs w:val="30"/>
-          <w:lang w:val="en-US"/>
-        </w:rPr>
-        <w:t xml:space="preserve"> Agent</w:t>
+        <w:t>The Architecture</w:t>
       </w:r>
     </w:p>
     <w:p>
       <w:pPr>
         <w:pBdr>
-          <w:bottom w:val="single" w:color="000000" w:sz="6" w:space="8"/>
-        </w:pBdr>
-        <w:spacing w:after="200"/>
-      </w:pPr>
-      <w:r>
-        <w:rPr>
-          <w:color w:val="777169"/>
-          <w:sz w:val="17"/>
-          <w:szCs w:val="17"/>
-        </w:rPr>
-        <w:t>How the conversation runs, what you build it with, and where the guardrails sit.</w:t>
-      </w:r>
-    </w:p>
-    <w:tbl>
-      <w:tblPr>
-        <w:tblW w:w="10080" w:type="dxa"/>
-        <w:tblBorders>
-          <w:top w:val="single" w:color="auto" w:sz="4" w:space="0"/>
-          <w:left w:val="single" w:color="auto" w:sz="4" w:space="0"/>
-          <w:bottom w:val="single" w:color="auto" w:sz="4" w:space="0"/>
-          <w:right w:val="single" w:color="auto" w:sz="4" w:space="0"/>
-          <w:insideH w:val="single" w:color="auto" w:sz="4" w:space="0"/>
-          <w:insideV w:val="single" w:color="auto" w:sz="4" w:space="0"/>
-        </w:tblBorders>
-        <w:tblCellMar>
-          <w:left w:w="10" w:type="dxa"/>
-          <w:right w:w="10" w:type="dxa"/>
-        </w:tblCellMar>
-        <w:tblLook w:val="04A0" w:firstRow="1" w:lastRow="0" w:firstColumn="1" w:lastColumn="0" w:noHBand="0" w:noVBand="1"/>
-      </w:tblPr>
-      <w:tblGrid>
-        <w:gridCol w:w="5645"/>
-        <w:gridCol w:w="4435"/>
-      </w:tblGrid>
-      <w:tr>
-        <w:tblPrEx>
-          <w:tblCellMar>
-            <w:top w:w="0" w:type="dxa"/>
-            <w:bottom w:w="0" w:type="dxa"/>
-          </w:tblCellMar>
-        </w:tblPrEx>
-        <w:tc>
-          <w:tcPr>
-            <w:tcW w:w="5645" w:type="dxa"/>
-            <w:tcBorders>
-              <w:top w:val="single" w:color="000000" w:themeColor="text1" w:sz="6" w:space="0"/>
-              <w:left w:val="single" w:color="E3DFDA" w:sz="4" w:space="0"/>
-              <w:bottom w:val="single" w:color="E3DFDA" w:sz="4" w:space="0"/>
-            </w:tcBorders>
-            <w:shd w:val="clear" w:color="auto" w:fill="F5F3F1"/>
-            <w:tcMar>
-              <w:top w:w="72" w:type="dxa"/>
-              <w:left w:w="130" w:type="dxa"/>
-              <w:bottom w:w="72" w:type="dxa"/>
-              <w:right w:w="130" w:type="dxa"/>
-            </w:tcMar>
-          </w:tcPr>
-          <w:p>
-            <w:r>
-              <w:rPr>
-                <w:b w:val="1"/>
-                <w:bCs w:val="1"/>
-                <w:color w:val="777169"/>
-                <w:sz w:val="16"/>
-                <w:szCs w:val="16"/>
-                <w:lang w:val="en-US"/>
-              </w:rPr>
-              <w:t xml:space="preserve">I  </w:t>
-            </w:r>
-            <w:r>
-              <w:rPr>
-                <w:b w:val="1"/>
-                <w:bCs w:val="1"/>
-                <w:caps w:val="1"/>
-                <w:color w:val="000000"/>
-                <w:spacing w:val="10"/>
-                <w:sz w:val="19"/>
-                <w:szCs w:val="19"/>
-                <w:lang w:val="en-US"/>
-              </w:rPr>
-              <w:t>The</w:t>
-            </w:r>
-            <w:r>
-              <w:rPr>
-                <w:b w:val="1"/>
-                <w:bCs w:val="1"/>
-                <w:caps w:val="1"/>
-                <w:color w:val="000000"/>
-                <w:spacing w:val="10"/>
-                <w:sz w:val="19"/>
-                <w:szCs w:val="19"/>
-                <w:lang w:val="en-US"/>
-              </w:rPr>
-              <w:t xml:space="preserve"> call flow</w:t>
-            </w:r>
-          </w:p>
-        </w:tc>
-        <w:tc>
-          <w:tcPr>
-            <w:tcW w:w="4435" w:type="dxa"/>
-            <w:tcBorders>
-              <w:top w:val="single" w:color="000000" w:themeColor="text1" w:sz="6" w:space="0"/>
-              <w:bottom w:val="single" w:color="E3DFDA" w:sz="4" w:space="0"/>
-              <w:right w:val="single" w:color="E3DFDA" w:sz="4" w:space="0"/>
-            </w:tcBorders>
-            <w:shd w:val="clear" w:color="auto" w:fill="F5F3F1"/>
-            <w:tcMar>
-              <w:top w:w="72" w:type="dxa"/>
-              <w:left w:w="130" w:type="dxa"/>
-              <w:bottom w:w="72" w:type="dxa"/>
-              <w:right w:w="130" w:type="dxa"/>
-            </w:tcMar>
-          </w:tcPr>
-          <w:p>
-            <w:pPr>
-              <w:jc w:val="right"/>
-            </w:pPr>
-            <w:r>
-              <w:rPr>
-                <w:b/>
-                <w:bCs/>
-                <w:color w:val="000000"/>
-                <w:sz w:val="16"/>
-                <w:szCs w:val="16"/>
-              </w:rPr>
-              <w:t>15 words per step</w:t>
-            </w:r>
-            <w:r>
-              <w:rPr>
-                <w:color w:val="777169"/>
-                <w:sz w:val="16"/>
-                <w:szCs w:val="16"/>
-              </w:rPr>
-              <w:t xml:space="preserve">   ·   Agent design · 25%</w:t>
-            </w:r>
-          </w:p>
-        </w:tc>
-      </w:tr>
-      <w:tr>
-        <w:tblPrEx>
-          <w:tblCellMar>
-            <w:top w:w="0" w:type="dxa"/>
-            <w:bottom w:w="0" w:type="dxa"/>
-          </w:tblCellMar>
-        </w:tblPrEx>
-        <w:tc>
-          <w:tcPr>
-            <w:tcW w:w="10080" w:type="dxa"/>
-            <w:gridSpan w:val="2"/>
-            <w:tcBorders>
-              <w:left w:val="single" w:color="E3DFDA" w:sz="4" w:space="0"/>
-              <w:bottom w:val="single" w:color="E3DFDA" w:sz="4" w:space="0"/>
-              <w:right w:val="single" w:color="E3DFDA" w:sz="4" w:space="0"/>
-            </w:tcBorders>
-            <w:shd w:val="clear" w:color="auto" w:fill="FCFBFA"/>
-            <w:tcMar>
-              <w:top w:w="72" w:type="dxa"/>
-              <w:left w:w="130" w:type="dxa"/>
-              <w:bottom w:w="72" w:type="dxa"/>
-              <w:right w:w="130" w:type="dxa"/>
-            </w:tcMar>
-          </w:tcPr>
-          <w:p>
-            <w:pPr>
-              <w:spacing w:after="60"/>
-            </w:pPr>
-            <w:r>
-              <w:rPr>
-                <w:i w:val="1"/>
-                <w:iCs w:val="1"/>
-                <w:color w:val="777169"/>
-                <w:sz w:val="16"/>
-                <w:szCs w:val="16"/>
-                <w:lang w:val="en-US"/>
-              </w:rPr>
-              <w:t>One call, start to finish. Step 1 must be the opening disclosure. Mark the human handover with (H). Leave unused steps blank.</w:t>
-            </w:r>
-          </w:p>
-          <w:tbl>
-            <w:tblPr>
-              <w:tblW w:w="9780" w:type="dxa"/>
-              <w:tblBorders>
-                <w:top w:val="single" w:color="auto" w:sz="4" w:space="0"/>
-                <w:left w:val="single" w:color="auto" w:sz="4" w:space="0"/>
-                <w:bottom w:val="single" w:color="auto" w:sz="4" w:space="0"/>
-                <w:right w:val="single" w:color="auto" w:sz="4" w:space="0"/>
-                <w:insideH w:val="single" w:color="auto" w:sz="4" w:space="0"/>
-                <w:insideV w:val="single" w:color="auto" w:sz="4" w:space="0"/>
-              </w:tblBorders>
-              <w:tblCellMar>
-                <w:left w:w="10" w:type="dxa"/>
-                <w:right w:w="10" w:type="dxa"/>
-              </w:tblCellMar>
-              <w:tblLook w:val="04A0" w:firstRow="1" w:lastRow="0" w:firstColumn="1" w:lastColumn="0" w:noHBand="0" w:noVBand="1"/>
-            </w:tblPr>
-            <w:tblGrid>
-              <w:gridCol w:w="978"/>
-              <w:gridCol w:w="8802"/>
-            </w:tblGrid>
-            <w:tr>
-              <w:tblPrEx>
-                <w:tblCellMar>
-                  <w:top w:w="0" w:type="dxa"/>
-                  <w:bottom w:w="0" w:type="dxa"/>
-                </w:tblCellMar>
-              </w:tblPrEx>
-              <w:tc>
-                <w:tcPr>
-                  <w:tcW w:w="978" w:type="dxa"/>
-                  <w:tcBorders>
-                    <w:bottom w:val="single" w:color="E3DFDA" w:sz="4" w:space="0"/>
-                  </w:tcBorders>
-                  <w:tcMar>
-                    <w:top w:w="72" w:type="dxa"/>
-                    <w:left w:w="130" w:type="dxa"/>
-                    <w:bottom w:w="72" w:type="dxa"/>
-                    <w:right w:w="130" w:type="dxa"/>
-                  </w:tcMar>
-                </w:tcPr>
-                <w:p>
-                  <w:r>
-                    <w:rPr>
-                      <w:b/>
-                      <w:bCs/>
-                      <w:caps/>
-                      <w:color w:val="777169"/>
-                      <w:spacing w:val="10"/>
-                      <w:sz w:val="15"/>
-                      <w:szCs w:val="15"/>
-                    </w:rPr>
-                    <w:t>Step</w:t>
-                  </w:r>
-                </w:p>
-              </w:tc>
-              <w:tc>
-                <w:tcPr>
-                  <w:tcW w:w="8802" w:type="dxa"/>
-                  <w:tcBorders>
-                    <w:bottom w:val="single" w:color="E3DFDA" w:sz="4" w:space="0"/>
-                  </w:tcBorders>
-                  <w:tcMar>
-                    <w:top w:w="72" w:type="dxa"/>
-                    <w:left w:w="130" w:type="dxa"/>
-                    <w:bottom w:w="72" w:type="dxa"/>
-                    <w:right w:w="130" w:type="dxa"/>
-                  </w:tcMar>
-                </w:tcPr>
-                <w:p>
-                  <w:r>
-                    <w:rPr>
-                      <w:b/>
-                      <w:bCs/>
-                      <w:caps/>
-                      <w:color w:val="777169"/>
-                      <w:spacing w:val="10"/>
-                      <w:sz w:val="15"/>
-                      <w:szCs w:val="15"/>
-                    </w:rPr>
-                    <w:t>What happens</w:t>
-                  </w:r>
-                </w:p>
-              </w:tc>
-            </w:tr>
-            <w:tr>
-              <w:tblPrEx>
-                <w:tblCellMar>
-                  <w:top w:w="0" w:type="dxa"/>
-                  <w:bottom w:w="0" w:type="dxa"/>
-                </w:tblCellMar>
-              </w:tblPrEx>
-              <w:trPr>
-                <w:trHeight w:val="246"/>
-              </w:trPr>
-              <w:tc>
-                <w:tcPr>
-                  <w:tcW w:w="978" w:type="dxa"/>
-                  <w:tcBorders>
-                    <w:bottom w:val="single" w:color="E3DFDA" w:sz="4" w:space="0"/>
-                  </w:tcBorders>
-                  <w:tcMar>
-                    <w:top w:w="72" w:type="dxa"/>
-                    <w:left w:w="130" w:type="dxa"/>
-                    <w:bottom w:w="72" w:type="dxa"/>
-                    <w:right w:w="130" w:type="dxa"/>
-                  </w:tcMar>
-                  <w:vAlign w:val="center"/>
-                </w:tcPr>
-                <w:p>
-                  <w:r>
-                    <w:rPr>
-                      <w:b/>
-                      <w:bCs/>
-                      <w:color w:val="000000"/>
-                      <w:sz w:val="17"/>
-                      <w:szCs w:val="17"/>
-                    </w:rPr>
-                    <w:t>1</w:t>
-                  </w:r>
-                </w:p>
-              </w:tc>
-              <w:tc>
-                <w:tcPr>
-                  <w:tcW w:w="8802" w:type="dxa"/>
-                  <w:tcBorders>
-                    <w:bottom w:val="single" w:color="E3DFDA" w:sz="4" w:space="0"/>
-                  </w:tcBorders>
-                  <w:tcMar>
-                    <w:top w:w="72" w:type="dxa"/>
-                    <w:left w:w="130" w:type="dxa"/>
-                    <w:bottom w:w="72" w:type="dxa"/>
-                    <w:right w:w="130" w:type="dxa"/>
-                  </w:tcMar>
-                  <w:vAlign w:val="center"/>
-                </w:tcPr>
-                <w:p>
-                  <w:r>
-                    <w:t>Disclose AI identity, not a lawyer; call recorded; continue only after consent.</w:t>
-                  </w:r>
-                </w:p>
-              </w:tc>
-            </w:tr>
-            <w:tr>
-              <w:tblPrEx>
-                <w:tblCellMar>
-                  <w:top w:w="0" w:type="dxa"/>
-                  <w:bottom w:w="0" w:type="dxa"/>
-                </w:tblCellMar>
-              </w:tblPrEx>
-              <w:trPr>
-                <w:trHeight w:val="246"/>
-              </w:trPr>
-              <w:tc>
-                <w:tcPr>
-                  <w:tcW w:w="978" w:type="dxa"/>
-                  <w:tcBorders>
-                    <w:bottom w:val="single" w:color="E3DFDA" w:sz="4" w:space="0"/>
-                  </w:tcBorders>
-                  <w:tcMar>
-                    <w:top w:w="72" w:type="dxa"/>
-                    <w:left w:w="130" w:type="dxa"/>
-                    <w:bottom w:w="72" w:type="dxa"/>
-                    <w:right w:w="130" w:type="dxa"/>
-                  </w:tcMar>
-                  <w:vAlign w:val="center"/>
-                </w:tcPr>
-                <w:p>
-                  <w:r>
-                    <w:rPr>
-                      <w:b/>
-                      <w:bCs/>
-                      <w:color w:val="000000"/>
-                      <w:sz w:val="17"/>
-                      <w:szCs w:val="17"/>
-                    </w:rPr>
-                    <w:t>2</w:t>
-                  </w:r>
-                </w:p>
-              </w:tc>
-              <w:tc>
-                <w:tcPr>
-                  <w:tcW w:w="8802" w:type="dxa"/>
-                  <w:tcBorders>
-                    <w:bottom w:val="single" w:color="E3DFDA" w:sz="4" w:space="0"/>
-                  </w:tcBorders>
-                  <w:tcMar>
-                    <w:top w:w="72" w:type="dxa"/>
-                    <w:left w:w="130" w:type="dxa"/>
-                    <w:bottom w:w="72" w:type="dxa"/>
-                    <w:right w:w="130" w:type="dxa"/>
-                  </w:tcMar>
-                  <w:vAlign w:val="center"/>
-                </w:tcPr>
-                <w:p>
-                  <w:r>
-                    <w:t>Collect party, area, rents, renewal date, notice; optional Ejari; keyterm bias.</w:t>
-                  </w:r>
-                </w:p>
-              </w:tc>
-            </w:tr>
-            <w:tr>
-              <w:tblPrEx>
-                <w:tblCellMar>
-                  <w:top w:w="0" w:type="dxa"/>
-                  <w:bottom w:w="0" w:type="dxa"/>
-                </w:tblCellMar>
-              </w:tblPrEx>
-              <w:trPr>
-                <w:trHeight w:val="246"/>
-              </w:trPr>
-              <w:tc>
-                <w:tcPr>
-                  <w:tcW w:w="978" w:type="dxa"/>
-                  <w:tcBorders>
-                    <w:bottom w:val="single" w:color="E3DFDA" w:sz="4" w:space="0"/>
-                  </w:tcBorders>
-                  <w:tcMar>
-                    <w:top w:w="72" w:type="dxa"/>
-                    <w:left w:w="130" w:type="dxa"/>
-                    <w:bottom w:w="72" w:type="dxa"/>
-                    <w:right w:w="130" w:type="dxa"/>
-                  </w:tcMar>
-                  <w:vAlign w:val="center"/>
-                </w:tcPr>
-                <w:p>
-                  <w:r>
-                    <w:rPr>
-                      <w:b/>
-                      <w:bCs/>
-                      <w:color w:val="000000"/>
-                      <w:sz w:val="17"/>
-                      <w:szCs w:val="17"/>
-                    </w:rPr>
-                    <w:t>3</w:t>
-                  </w:r>
-                </w:p>
-              </w:tc>
-              <w:tc>
-                <w:tcPr>
-                  <w:tcW w:w="8802" w:type="dxa"/>
-                  <w:tcBorders>
-                    <w:bottom w:val="single" w:color="E3DFDA" w:sz="4" w:space="0"/>
-                  </w:tcBorders>
-                  <w:tcMar>
-                    <w:top w:w="72" w:type="dxa"/>
-                    <w:left w:w="130" w:type="dxa"/>
-                    <w:bottom w:w="72" w:type="dxa"/>
-                    <w:right w:w="130" w:type="dxa"/>
-                  </w:tcMar>
-                  <w:vAlign w:val="center"/>
-                </w:tcPr>
-                <w:p>
-                  <w:r>
-                    <w:t>Call lookup_rera_band plus RAG; speak band and cite the signed-off document.</w:t>
-                  </w:r>
-                </w:p>
-              </w:tc>
-            </w:tr>
-            <w:tr>
-              <w:tblPrEx>
-                <w:tblCellMar>
-                  <w:top w:w="0" w:type="dxa"/>
-                  <w:bottom w:w="0" w:type="dxa"/>
-                </w:tblCellMar>
-              </w:tblPrEx>
-              <w:trPr>
-                <w:trHeight w:val="246"/>
-              </w:trPr>
-              <w:tc>
-                <w:tcPr>
-                  <w:tcW w:w="978" w:type="dxa"/>
-                  <w:tcBorders>
-                    <w:bottom w:val="single" w:color="E3DFDA" w:sz="4" w:space="0"/>
-                  </w:tcBorders>
-                  <w:tcMar>
-                    <w:top w:w="72" w:type="dxa"/>
-                    <w:left w:w="130" w:type="dxa"/>
-                    <w:bottom w:w="72" w:type="dxa"/>
-                    <w:right w:w="130" w:type="dxa"/>
-                  </w:tcMar>
-                  <w:vAlign w:val="center"/>
-                </w:tcPr>
-                <w:p>
-                  <w:r>
-                    <w:rPr>
-                      <w:b/>
-                      <w:bCs/>
-                      <w:color w:val="000000"/>
-                      <w:sz w:val="17"/>
-                      <w:szCs w:val="17"/>
-                    </w:rPr>
-                    <w:t>4</w:t>
-                  </w:r>
-                </w:p>
-              </w:tc>
-              <w:tc>
-                <w:tcPr>
-                  <w:tcW w:w="8802" w:type="dxa"/>
-                  <w:tcBorders>
-                    <w:bottom w:val="single" w:color="E3DFDA" w:sz="4" w:space="0"/>
-                  </w:tcBorders>
-                  <w:tcMar>
-                    <w:top w:w="72" w:type="dxa"/>
-                    <w:left w:w="130" w:type="dxa"/>
-                    <w:bottom w:w="72" w:type="dxa"/>
-                    <w:right w:w="130" w:type="dxa"/>
-                  </w:tcMar>
-                  <w:vAlign w:val="center"/>
-                </w:tcPr>
-                <w:p>
-                  <w:r>
-                    <w:t>Within band: close with citation. Else confirm packet; submit pending_human (H).</w:t>
-                  </w:r>
-                </w:p>
-              </w:tc>
-            </w:tr>
-            <w:tr>
-              <w:tblPrEx>
-                <w:tblCellMar>
-                  <w:top w:w="0" w:type="dxa"/>
-                  <w:bottom w:w="0" w:type="dxa"/>
-                </w:tblCellMar>
-              </w:tblPrEx>
-              <w:trPr>
-                <w:trHeight w:val="246"/>
-              </w:trPr>
-              <w:tc>
-                <w:tcPr>
-                  <w:tcW w:w="978" w:type="dxa"/>
-                  <w:tcBorders>
-                    <w:bottom w:val="single" w:color="E3DFDA" w:sz="4" w:space="0"/>
-                  </w:tcBorders>
-                  <w:tcMar>
-                    <w:top w:w="72" w:type="dxa"/>
-                    <w:left w:w="130" w:type="dxa"/>
-                    <w:bottom w:w="72" w:type="dxa"/>
-                    <w:right w:w="130" w:type="dxa"/>
-                  </w:tcMar>
-                  <w:vAlign w:val="center"/>
-                </w:tcPr>
-                <w:p>
-                  <w:r>
-                    <w:rPr>
-                      <w:b/>
-                      <w:bCs/>
-                      <w:color w:val="000000"/>
-                      <w:sz w:val="17"/>
-                      <w:szCs w:val="17"/>
-                    </w:rPr>
-                    <w:t>5</w:t>
-                  </w:r>
-                </w:p>
-              </w:tc>
-              <w:tc>
-                <w:tcPr>
-                  <w:tcW w:w="8802" w:type="dxa"/>
-                  <w:tcBorders>
-                    <w:bottom w:val="single" w:color="E3DFDA" w:sz="4" w:space="0"/>
-                  </w:tcBorders>
-                  <w:tcMar>
-                    <w:top w:w="72" w:type="dxa"/>
-                    <w:left w:w="130" w:type="dxa"/>
-                    <w:bottom w:w="72" w:type="dxa"/>
-                    <w:right w:w="130" w:type="dxa"/>
-                  </w:tcMar>
-                  <w:vAlign w:val="center"/>
-                </w:tcPr>
-                <w:p>
-                  <w:r>
-                    <w:t>Advice, hardship, or pack silence → escalate_human with transcript; issue reference (H).</w:t>
-                  </w:r>
-                </w:p>
-              </w:tc>
-            </w:tr>
-          </w:tbl>
-          <w:p/>
-        </w:tc>
-      </w:tr>
-    </w:tbl>
-    <w:p>
-      <w:pPr>
-        <w:spacing w:after="72" w:line="20" w:lineRule="auto"/>
-      </w:pPr>
-    </w:p>
-    <w:tbl>
-      <w:tblPr>
-        <w:tblW w:w="10080" w:type="dxa"/>
-        <w:tblBorders>
-          <w:top w:val="single" w:color="auto" w:sz="4" w:space="0"/>
-          <w:left w:val="single" w:color="auto" w:sz="4" w:space="0"/>
-          <w:bottom w:val="single" w:color="auto" w:sz="4" w:space="0"/>
-          <w:right w:val="single" w:color="auto" w:sz="4" w:space="0"/>
-          <w:insideH w:val="single" w:color="auto" w:sz="4" w:space="0"/>
-          <w:insideV w:val="single" w:color="auto" w:sz="4" w:space="0"/>
-        </w:tblBorders>
-        <w:tblCellMar>
-          <w:left w:w="10" w:type="dxa"/>
-          <w:right w:w="10" w:type="dxa"/>
-        </w:tblCellMar>
-        <w:tblLook w:val="04A0" w:firstRow="1" w:lastRow="0" w:firstColumn="1" w:lastColumn="0" w:noHBand="0" w:noVBand="1"/>
-      </w:tblPr>
-      <w:tblGrid>
-        <w:gridCol w:w="5645"/>
-        <w:gridCol w:w="4435"/>
-      </w:tblGrid>
-      <w:tr>
-        <w:tblPrEx>
-          <w:tblCellMar>
-            <w:top w:w="0" w:type="dxa"/>
-            <w:bottom w:w="0" w:type="dxa"/>
-          </w:tblCellMar>
-        </w:tblPrEx>
-        <w:tc>
-          <w:tcPr>
-            <w:tcW w:w="5645" w:type="dxa"/>
-            <w:tcBorders>
-              <w:top w:val="single" w:color="000000" w:themeColor="text1" w:sz="6" w:space="0"/>
-              <w:left w:val="single" w:color="E3DFDA" w:sz="4" w:space="0"/>
-              <w:bottom w:val="single" w:color="E3DFDA" w:sz="4" w:space="0"/>
-            </w:tcBorders>
-            <w:shd w:val="clear" w:color="auto" w:fill="F5F3F1"/>
-            <w:tcMar>
-              <w:top w:w="72" w:type="dxa"/>
-              <w:left w:w="130" w:type="dxa"/>
-              <w:bottom w:w="72" w:type="dxa"/>
-              <w:right w:w="130" w:type="dxa"/>
-            </w:tcMar>
-          </w:tcPr>
-          <w:p>
-            <w:r>
-              <w:rPr>
-                <w:b w:val="1"/>
-                <w:bCs w:val="1"/>
-                <w:color w:val="777169"/>
-                <w:sz w:val="16"/>
-                <w:szCs w:val="16"/>
-                <w:lang w:val="en-US"/>
-              </w:rPr>
-              <w:t xml:space="preserve">J  </w:t>
-            </w:r>
-            <w:r>
-              <w:rPr>
-                <w:b w:val="1"/>
-                <w:bCs w:val="1"/>
-                <w:caps w:val="1"/>
-                <w:color w:val="000000"/>
-                <w:spacing w:val="10"/>
-                <w:sz w:val="19"/>
-                <w:szCs w:val="19"/>
-                <w:lang w:val="en-US"/>
-              </w:rPr>
-              <w:t>ElevenLabs</w:t>
-            </w:r>
-            <w:r>
-              <w:rPr>
-                <w:b w:val="1"/>
-                <w:bCs w:val="1"/>
-                <w:caps w:val="1"/>
-                <w:color w:val="000000"/>
-                <w:spacing w:val="10"/>
-                <w:sz w:val="19"/>
-                <w:szCs w:val="19"/>
-                <w:lang w:val="en-US"/>
-              </w:rPr>
-              <w:t xml:space="preserve"> components</w:t>
-            </w:r>
-          </w:p>
-        </w:tc>
-        <w:tc>
-          <w:tcPr>
-            <w:tcW w:w="4435" w:type="dxa"/>
-            <w:tcBorders>
-              <w:top w:val="single" w:color="000000" w:themeColor="text1" w:sz="6" w:space="0"/>
-              <w:bottom w:val="single" w:color="E3DFDA" w:sz="4" w:space="0"/>
-              <w:right w:val="single" w:color="E3DFDA" w:sz="4" w:space="0"/>
-            </w:tcBorders>
-            <w:shd w:val="clear" w:color="auto" w:fill="F5F3F1"/>
-            <w:tcMar>
-              <w:top w:w="72" w:type="dxa"/>
-              <w:left w:w="130" w:type="dxa"/>
-              <w:bottom w:w="72" w:type="dxa"/>
-              <w:right w:w="130" w:type="dxa"/>
-            </w:tcMar>
-          </w:tcPr>
-          <w:p>
-            <w:pPr>
-              <w:jc w:val="right"/>
-            </w:pPr>
-            <w:r>
-              <w:rPr>
-                <w:b/>
-                <w:bCs/>
-                <w:color w:val="000000"/>
-                <w:sz w:val="16"/>
-                <w:szCs w:val="16"/>
-              </w:rPr>
-              <w:t>Tick + 60 words</w:t>
-            </w:r>
-            <w:r>
-              <w:rPr>
-                <w:color w:val="777169"/>
-                <w:sz w:val="16"/>
-                <w:szCs w:val="16"/>
-              </w:rPr>
-              <w:t xml:space="preserve">   ·   Agent design · 25%</w:t>
-            </w:r>
-          </w:p>
-        </w:tc>
-      </w:tr>
-      <w:tr>
-        <w:tblPrEx>
-          <w:tblCellMar>
-            <w:top w:w="0" w:type="dxa"/>
-            <w:bottom w:w="0" w:type="dxa"/>
-          </w:tblCellMar>
-        </w:tblPrEx>
-        <w:trPr>
-          <w:trHeight w:val="1180"/>
-        </w:trPr>
-        <w:tc>
-          <w:tcPr>
-            <w:tcW w:w="10080" w:type="dxa"/>
-            <w:gridSpan w:val="2"/>
-            <w:tcBorders>
-              <w:left w:val="single" w:color="E3DFDA" w:sz="4" w:space="0"/>
-              <w:bottom w:val="single" w:color="E3DFDA" w:sz="4" w:space="0"/>
-              <w:right w:val="single" w:color="E3DFDA" w:sz="4" w:space="0"/>
-            </w:tcBorders>
-            <w:shd w:val="clear" w:color="auto" w:fill="FCFBFA"/>
-            <w:tcMar>
-              <w:top w:w="72" w:type="dxa"/>
-              <w:left w:w="130" w:type="dxa"/>
-              <w:bottom w:w="72" w:type="dxa"/>
-              <w:right w:w="130" w:type="dxa"/>
-            </w:tcMar>
-          </w:tcPr>
-          <w:p>
-            <w:pPr>
-              <w:spacing w:after="60"/>
-            </w:pPr>
-            <w:r>
-              <w:rPr>
-                <w:i w:val="1"/>
-                <w:iCs w:val="1"/>
-                <w:color w:val="777169"/>
-                <w:sz w:val="16"/>
-                <w:szCs w:val="16"/>
-                <w:lang w:val="en-US"/>
-              </w:rPr>
-              <w:t>Tick only what your use case genuinely needs, then justify the two least obvious choices. Ticking everything scores lower than ticking four with reasons.</w:t>
-            </w:r>
-          </w:p>
-          <w:tbl>
-            <w:tblPr>
-              <w:tblW w:w="9780" w:type="dxa"/>
-              <w:tblBorders>
-                <w:top w:val="single" w:color="auto" w:sz="4" w:space="0"/>
-                <w:left w:val="single" w:color="auto" w:sz="4" w:space="0"/>
-                <w:bottom w:val="single" w:color="auto" w:sz="4" w:space="0"/>
-                <w:right w:val="single" w:color="auto" w:sz="4" w:space="0"/>
-                <w:insideH w:val="single" w:color="auto" w:sz="4" w:space="0"/>
-                <w:insideV w:val="single" w:color="auto" w:sz="4" w:space="0"/>
-              </w:tblBorders>
-              <w:tblCellMar>
-                <w:left w:w="10" w:type="dxa"/>
-                <w:right w:w="10" w:type="dxa"/>
-              </w:tblCellMar>
-              <w:tblLook w:val="04A0" w:firstRow="1" w:lastRow="0" w:firstColumn="1" w:lastColumn="0" w:noHBand="0" w:noVBand="1"/>
-            </w:tblPr>
-            <w:tblGrid>
-              <w:gridCol w:w="2445"/>
-              <w:gridCol w:w="2445"/>
-              <w:gridCol w:w="2445"/>
-              <w:gridCol w:w="2445"/>
-            </w:tblGrid>
-            <w:tr>
-              <w:tblPrEx>
-                <w:tblCellMar>
-                  <w:top w:w="0" w:type="dxa"/>
-                  <w:bottom w:w="0" w:type="dxa"/>
-                </w:tblCellMar>
-              </w:tblPrEx>
-              <w:tc>
-                <w:tcPr>
-                  <w:tcW w:w="2445" w:type="dxa"/>
-                  <w:tcMar>
-                    <w:top w:w="40" w:type="dxa"/>
-                    <w:left w:w="0" w:type="dxa"/>
-                    <w:bottom w:w="40" w:type="dxa"/>
-                    <w:right w:w="100" w:type="dxa"/>
-                  </w:tcMar>
-                </w:tcPr>
-                <w:p>
-                  <w:r>
-                    <w:t>☑  Agents Platform</w:t>
-                  </w:r>
-                </w:p>
-              </w:tc>
-              <w:tc>
-                <w:tcPr>
-                  <w:tcW w:w="2445" w:type="dxa"/>
-                  <w:tcMar>
-                    <w:top w:w="40" w:type="dxa"/>
-                    <w:left w:w="0" w:type="dxa"/>
-                    <w:bottom w:w="40" w:type="dxa"/>
-                    <w:right w:w="100" w:type="dxa"/>
-                  </w:tcMar>
-                </w:tcPr>
-                <w:p>
-                  <w:r>
-                    <w:t>☑  Agent Workflows</w:t>
-                  </w:r>
-                </w:p>
-              </w:tc>
-              <w:tc>
-                <w:tcPr>
-                  <w:tcW w:w="2445" w:type="dxa"/>
-                  <w:tcMar>
-                    <w:top w:w="40" w:type="dxa"/>
-                    <w:left w:w="0" w:type="dxa"/>
-                    <w:bottom w:w="40" w:type="dxa"/>
-                    <w:right w:w="100" w:type="dxa"/>
-                  </w:tcMar>
-                </w:tcPr>
-                <w:p>
-                  <w:r>
-                    <w:t>☑  Sub-agents</w:t>
-                  </w:r>
-                </w:p>
-              </w:tc>
-              <w:tc>
-                <w:tcPr>
-                  <w:tcW w:w="2445" w:type="dxa"/>
-                  <w:tcMar>
-                    <w:top w:w="40" w:type="dxa"/>
-                    <w:left w:w="0" w:type="dxa"/>
-                    <w:bottom w:w="40" w:type="dxa"/>
-                    <w:right w:w="100" w:type="dxa"/>
-                  </w:tcMar>
-                </w:tcPr>
-                <w:p>
-                  <w:r>
-                    <w:t>☑  Eleven v3 TTS</w:t>
-                  </w:r>
-                </w:p>
-              </w:tc>
-            </w:tr>
-            <w:tr>
-              <w:tblPrEx>
-                <w:tblCellMar>
-                  <w:top w:w="0" w:type="dxa"/>
-                  <w:bottom w:w="0" w:type="dxa"/>
-                </w:tblCellMar>
-              </w:tblPrEx>
-              <w:tc>
-                <w:tcPr>
-                  <w:tcW w:w="2445" w:type="dxa"/>
-                  <w:tcMar>
-                    <w:top w:w="40" w:type="dxa"/>
-                    <w:left w:w="0" w:type="dxa"/>
-                    <w:bottom w:w="40" w:type="dxa"/>
-                    <w:right w:w="100" w:type="dxa"/>
-                  </w:tcMar>
-                </w:tcPr>
-                <w:p>
-                  <w:r>
-                    <w:t>☐  Voice Design</w:t>
-                  </w:r>
-                </w:p>
-              </w:tc>
-              <w:tc>
-                <w:tcPr>
-                  <w:tcW w:w="2445" w:type="dxa"/>
-                  <w:tcMar>
-                    <w:top w:w="40" w:type="dxa"/>
-                    <w:left w:w="0" w:type="dxa"/>
-                    <w:bottom w:w="40" w:type="dxa"/>
-                    <w:right w:w="100" w:type="dxa"/>
-                  </w:tcMar>
-                </w:tcPr>
-                <w:p>
-                  <w:r>
-                    <w:t>☑  Scribe v2 STT</w:t>
-                  </w:r>
-                </w:p>
-              </w:tc>
-              <w:tc>
-                <w:tcPr>
-                  <w:tcW w:w="2445" w:type="dxa"/>
-                  <w:tcMar>
-                    <w:top w:w="40" w:type="dxa"/>
-                    <w:left w:w="0" w:type="dxa"/>
-                    <w:bottom w:w="40" w:type="dxa"/>
-                    <w:right w:w="100" w:type="dxa"/>
-                  </w:tcMar>
-                </w:tcPr>
-                <w:p>
-                  <w:r>
-                    <w:t>☑  Knowledge base + RAG</w:t>
-                  </w:r>
-                </w:p>
-              </w:tc>
-              <w:tc>
-                <w:tcPr>
-                  <w:tcW w:w="2445" w:type="dxa"/>
-                  <w:tcMar>
-                    <w:top w:w="40" w:type="dxa"/>
-                    <w:left w:w="0" w:type="dxa"/>
-                    <w:bottom w:w="40" w:type="dxa"/>
-                    <w:right w:w="100" w:type="dxa"/>
-                  </w:tcMar>
-                </w:tcPr>
-                <w:p>
-                  <w:r>
-                    <w:t>☑  Server / client tools</w:t>
-                  </w:r>
-                </w:p>
-              </w:tc>
-            </w:tr>
-            <w:tr>
-              <w:tblPrEx>
-                <w:tblCellMar>
-                  <w:top w:w="0" w:type="dxa"/>
-                  <w:bottom w:w="0" w:type="dxa"/>
-                </w:tblCellMar>
-              </w:tblPrEx>
-              <w:tc>
-                <w:tcPr>
-                  <w:tcW w:w="2445" w:type="dxa"/>
-                  <w:tcMar>
-                    <w:top w:w="40" w:type="dxa"/>
-                    <w:left w:w="0" w:type="dxa"/>
-                    <w:bottom w:w="40" w:type="dxa"/>
-                    <w:right w:w="100" w:type="dxa"/>
-                  </w:tcMar>
-                </w:tcPr>
-                <w:p>
-                  <w:r>
-                    <w:t>☐  MCP servers</w:t>
-                  </w:r>
-                </w:p>
-              </w:tc>
-              <w:tc>
-                <w:tcPr>
-                  <w:tcW w:w="2445" w:type="dxa"/>
-                  <w:tcMar>
-                    <w:top w:w="40" w:type="dxa"/>
-                    <w:left w:w="0" w:type="dxa"/>
-                    <w:bottom w:w="40" w:type="dxa"/>
-                    <w:right w:w="100" w:type="dxa"/>
-                  </w:tcMar>
-                </w:tcPr>
-                <w:p>
-                  <w:r>
-                    <w:t>☑  Telephony (Twilio / SIP)</w:t>
-                  </w:r>
-                </w:p>
-              </w:tc>
-              <w:tc>
-                <w:tcPr>
-                  <w:tcW w:w="2445" w:type="dxa"/>
-                  <w:tcMar>
-                    <w:top w:w="40" w:type="dxa"/>
-                    <w:left w:w="0" w:type="dxa"/>
-                    <w:bottom w:w="40" w:type="dxa"/>
-                    <w:right w:w="100" w:type="dxa"/>
-                  </w:tcMar>
-                </w:tcPr>
-                <w:p>
-                  <w:r>
-                    <w:t>☐  Batch calling</w:t>
-                  </w:r>
-                </w:p>
-              </w:tc>
-              <w:tc>
-                <w:tcPr>
-                  <w:tcW w:w="2445" w:type="dxa"/>
-                  <w:tcMar>
-                    <w:top w:w="40" w:type="dxa"/>
-                    <w:left w:w="0" w:type="dxa"/>
-                    <w:bottom w:w="40" w:type="dxa"/>
-                    <w:right w:w="100" w:type="dxa"/>
-                  </w:tcMar>
-                </w:tcPr>
-                <w:p>
-                  <w:r>
-                    <w:t>☑  Agent Testing</w:t>
-                  </w:r>
-                </w:p>
-              </w:tc>
-            </w:tr>
-            <w:tr>
-              <w:tblPrEx>
-                <w:tblCellMar>
-                  <w:top w:w="0" w:type="dxa"/>
-                  <w:bottom w:w="0" w:type="dxa"/>
-                </w:tblCellMar>
-              </w:tblPrEx>
-              <w:tc>
-                <w:tcPr>
-                  <w:tcW w:w="2445" w:type="dxa"/>
-                  <w:tcMar>
-                    <w:top w:w="40" w:type="dxa"/>
-                    <w:left w:w="0" w:type="dxa"/>
-                    <w:bottom w:w="40" w:type="dxa"/>
-                    <w:right w:w="100" w:type="dxa"/>
-                  </w:tcMar>
-                </w:tcPr>
-                <w:p>
-                  <w:r>
-                    <w:t>☑  Post-call webhooks</w:t>
-                  </w:r>
-                </w:p>
-              </w:tc>
-              <w:tc>
-                <w:tcPr>
-                  <w:tcW w:w="2445" w:type="dxa"/>
-                  <w:tcMar>
-                    <w:top w:w="40" w:type="dxa"/>
-                    <w:left w:w="0" w:type="dxa"/>
-                    <w:bottom w:w="40" w:type="dxa"/>
-                    <w:right w:w="100" w:type="dxa"/>
-                  </w:tcMar>
-                </w:tcPr>
-                <w:p>
-                  <w:r>
-                    <w:t>☐  WhatsApp</w:t>
-                  </w:r>
-                </w:p>
-              </w:tc>
-              <w:tc>
-                <w:tcPr>
-                  <w:tcW w:w="2445" w:type="dxa"/>
-                  <w:tcMar>
-                    <w:top w:w="40" w:type="dxa"/>
-                    <w:left w:w="0" w:type="dxa"/>
-                    <w:bottom w:w="40" w:type="dxa"/>
-                    <w:right w:w="100" w:type="dxa"/>
-                  </w:tcMar>
-                </w:tcPr>
-                <w:p>
-                  <w:r>
-                    <w:t>☑  Web / mobile SDKs</w:t>
-                  </w:r>
-                </w:p>
-              </w:tc>
-              <w:tc>
-                <w:tcPr>
-                  <w:tcW w:w="2445" w:type="dxa"/>
-                  <w:tcMar>
-                    <w:top w:w="40" w:type="dxa"/>
-                    <w:left w:w="0" w:type="dxa"/>
-                    <w:bottom w:w="40" w:type="dxa"/>
-                    <w:right w:w="100" w:type="dxa"/>
-                  </w:tcMar>
-                </w:tcPr>
-                <w:p>
-                  <w:r>
-                    <w:t>☐  Bring-your-own LLM</w:t>
-                  </w:r>
-                </w:p>
-              </w:tc>
-            </w:tr>
-          </w:tbl>
-          <w:p>
-            <w:pPr>
-              <w:spacing w:after="100" w:line="20" w:lineRule="auto"/>
-            </w:pPr>
-          </w:p>
-          <w:p>
-            <w:r>
-              <w:t>Why these two: Sub-agents — per-node tool scope so filing tools never sit on intake. Post-call webhooks — mandatory audit pack (recording, transcript, sources_cited, outcome) for Stage 2 evidence.</w:t>
-            </w:r>
-          </w:p>
-        </w:tc>
-      </w:tr>
-    </w:tbl>
-    <w:p>
-      <w:pPr>
-        <w:spacing w:after="72" w:line="20" w:lineRule="auto"/>
-      </w:pPr>
-    </w:p>
-    <w:tbl>
-      <w:tblPr>
-        <w:tblW w:w="10080" w:type="dxa"/>
-        <w:tblBorders>
-          <w:top w:val="single" w:color="auto" w:sz="4" w:space="0"/>
-          <w:left w:val="single" w:color="auto" w:sz="4" w:space="0"/>
-          <w:bottom w:val="single" w:color="auto" w:sz="4" w:space="0"/>
-          <w:right w:val="single" w:color="auto" w:sz="4" w:space="0"/>
-          <w:insideH w:val="single" w:color="auto" w:sz="4" w:space="0"/>
-          <w:insideV w:val="single" w:color="auto" w:sz="4" w:space="0"/>
-        </w:tblBorders>
-        <w:tblCellMar>
-          <w:left w:w="10" w:type="dxa"/>
-          <w:right w:w="10" w:type="dxa"/>
-        </w:tblCellMar>
-        <w:tblLook w:val="04A0" w:firstRow="1" w:lastRow="0" w:firstColumn="1" w:lastColumn="0" w:noHBand="0" w:noVBand="1"/>
-      </w:tblPr>
-      <w:tblGrid>
-        <w:gridCol w:w="5645"/>
-        <w:gridCol w:w="4435"/>
-      </w:tblGrid>
-      <w:tr>
-        <w:tblPrEx>
-          <w:tblCellMar>
-            <w:top w:w="0" w:type="dxa"/>
-            <w:bottom w:w="0" w:type="dxa"/>
-          </w:tblCellMar>
-        </w:tblPrEx>
-        <w:tc>
-          <w:tcPr>
-            <w:tcW w:w="5645" w:type="dxa"/>
-            <w:tcBorders>
-              <w:top w:val="single" w:color="000000" w:themeColor="text1" w:sz="6" w:space="0"/>
-              <w:left w:val="single" w:color="E3DFDA" w:sz="4" w:space="0"/>
-              <w:bottom w:val="single" w:color="E3DFDA" w:sz="4" w:space="0"/>
-            </w:tcBorders>
-            <w:shd w:val="clear" w:color="auto" w:fill="F5F3F1"/>
-            <w:tcMar>
-              <w:top w:w="72" w:type="dxa"/>
-              <w:left w:w="130" w:type="dxa"/>
-              <w:bottom w:w="72" w:type="dxa"/>
-              <w:right w:w="130" w:type="dxa"/>
-            </w:tcMar>
-          </w:tcPr>
-          <w:p>
-            <w:r>
-              <w:rPr>
-                <w:b w:val="1"/>
-                <w:bCs w:val="1"/>
-                <w:color w:val="777169"/>
-                <w:sz w:val="16"/>
-                <w:szCs w:val="16"/>
-                <w:lang w:val="en-US"/>
-              </w:rPr>
-              <w:t xml:space="preserve">K  </w:t>
-            </w:r>
-            <w:r>
-              <w:rPr>
-                <w:b w:val="1"/>
-                <w:bCs w:val="1"/>
-                <w:caps w:val="1"/>
-                <w:color w:val="000000"/>
-                <w:spacing w:val="10"/>
-                <w:sz w:val="19"/>
-                <w:szCs w:val="19"/>
-                <w:lang w:val="en-US"/>
-              </w:rPr>
-              <w:t>Guardrails</w:t>
-            </w:r>
-          </w:p>
-        </w:tc>
-        <w:tc>
-          <w:tcPr>
-            <w:tcW w:w="4435" w:type="dxa"/>
-            <w:tcBorders>
-              <w:top w:val="single" w:color="000000" w:themeColor="text1" w:sz="6" w:space="0"/>
-              <w:bottom w:val="single" w:color="E3DFDA" w:sz="4" w:space="0"/>
-              <w:right w:val="single" w:color="E3DFDA" w:sz="4" w:space="0"/>
-            </w:tcBorders>
-            <w:shd w:val="clear" w:color="auto" w:fill="F5F3F1"/>
-            <w:tcMar>
-              <w:top w:w="72" w:type="dxa"/>
-              <w:left w:w="130" w:type="dxa"/>
-              <w:bottom w:w="72" w:type="dxa"/>
-              <w:right w:w="130" w:type="dxa"/>
-            </w:tcMar>
-          </w:tcPr>
-          <w:p>
-            <w:pPr>
-              <w:jc w:val="right"/>
-            </w:pPr>
-            <w:r>
-              <w:rPr>
-                <w:b/>
-                <w:bCs/>
-                <w:color w:val="000000"/>
-                <w:sz w:val="16"/>
-                <w:szCs w:val="16"/>
-              </w:rPr>
-              <w:t>20 words per row</w:t>
-            </w:r>
-            <w:r>
-              <w:rPr>
-                <w:color w:val="777169"/>
-                <w:sz w:val="16"/>
-                <w:szCs w:val="16"/>
-              </w:rPr>
-              <w:t xml:space="preserve">   ·   Guardrails · 20%</w:t>
-            </w:r>
-          </w:p>
-        </w:tc>
-      </w:tr>
-      <w:tr>
-        <w:tblPrEx>
-          <w:tblCellMar>
-            <w:top w:w="0" w:type="dxa"/>
-            <w:bottom w:w="0" w:type="dxa"/>
-          </w:tblCellMar>
-        </w:tblPrEx>
-        <w:tc>
-          <w:tcPr>
-            <w:tcW w:w="10080" w:type="dxa"/>
-            <w:gridSpan w:val="2"/>
-            <w:tcBorders>
-              <w:left w:val="single" w:color="E3DFDA" w:sz="4" w:space="0"/>
-              <w:bottom w:val="single" w:color="E3DFDA" w:sz="4" w:space="0"/>
-              <w:right w:val="single" w:color="E3DFDA" w:sz="4" w:space="0"/>
-            </w:tcBorders>
-            <w:shd w:val="clear" w:color="auto" w:fill="FCFBFA"/>
-            <w:tcMar>
-              <w:top w:w="72" w:type="dxa"/>
-              <w:left w:w="130" w:type="dxa"/>
-              <w:bottom w:w="72" w:type="dxa"/>
-              <w:right w:w="130" w:type="dxa"/>
-            </w:tcMar>
-          </w:tcPr>
-          <w:p>
-            <w:pPr>
-              <w:spacing w:after="60"/>
-            </w:pPr>
-            <w:r>
-              <w:rPr>
-                <w:i/>
-                <w:iCs/>
-                <w:color w:val="777169"/>
-                <w:sz w:val="16"/>
-                <w:szCs w:val="16"/>
-              </w:rPr>
-              <w:t>Every row must name a mechanism in your design, not an intention. "We will be careful" scores zero.</w:t>
-            </w:r>
-          </w:p>
-          <w:tbl>
-            <w:tblPr>
-              <w:tblW w:w="9780" w:type="dxa"/>
-              <w:tblBorders>
-                <w:top w:val="single" w:color="auto" w:sz="4" w:space="0"/>
-                <w:left w:val="single" w:color="auto" w:sz="4" w:space="0"/>
-                <w:bottom w:val="single" w:color="auto" w:sz="4" w:space="0"/>
-                <w:right w:val="single" w:color="auto" w:sz="4" w:space="0"/>
-                <w:insideH w:val="single" w:color="auto" w:sz="4" w:space="0"/>
-                <w:insideV w:val="single" w:color="auto" w:sz="4" w:space="0"/>
-              </w:tblBorders>
-              <w:tblCellMar>
-                <w:left w:w="10" w:type="dxa"/>
-                <w:right w:w="10" w:type="dxa"/>
-              </w:tblCellMar>
-              <w:tblLook w:val="04A0" w:firstRow="1" w:lastRow="0" w:firstColumn="1" w:lastColumn="0" w:noHBand="0" w:noVBand="1"/>
-            </w:tblPr>
-            <w:tblGrid>
-              <w:gridCol w:w="3130"/>
-              <w:gridCol w:w="6650"/>
-            </w:tblGrid>
-            <w:tr>
-              <w:tblPrEx>
-                <w:tblCellMar>
-                  <w:top w:w="0" w:type="dxa"/>
-                  <w:bottom w:w="0" w:type="dxa"/>
-                </w:tblCellMar>
-              </w:tblPrEx>
-              <w:tc>
-                <w:tcPr>
-                  <w:tcW w:w="3130" w:type="dxa"/>
-                  <w:tcBorders>
-                    <w:bottom w:val="single" w:color="E3DFDA" w:sz="4" w:space="0"/>
-                  </w:tcBorders>
-                  <w:tcMar>
-                    <w:top w:w="72" w:type="dxa"/>
-                    <w:left w:w="130" w:type="dxa"/>
-                    <w:bottom w:w="72" w:type="dxa"/>
-                    <w:right w:w="130" w:type="dxa"/>
-                  </w:tcMar>
-                </w:tcPr>
-                <w:p>
-                  <w:r>
-                    <w:rPr>
-                      <w:b/>
-                      <w:bCs/>
-                      <w:caps/>
-                      <w:color w:val="777169"/>
-                      <w:spacing w:val="10"/>
-                      <w:sz w:val="15"/>
-                      <w:szCs w:val="15"/>
-                    </w:rPr>
-                    <w:t>Requirement</w:t>
-                  </w:r>
-                </w:p>
-              </w:tc>
-              <w:tc>
-                <w:tcPr>
-                  <w:tcW w:w="6650" w:type="dxa"/>
-                  <w:tcBorders>
-                    <w:bottom w:val="single" w:color="E3DFDA" w:sz="4" w:space="0"/>
-                  </w:tcBorders>
-                  <w:tcMar>
-                    <w:top w:w="72" w:type="dxa"/>
-                    <w:left w:w="130" w:type="dxa"/>
-                    <w:bottom w:w="72" w:type="dxa"/>
-                    <w:right w:w="130" w:type="dxa"/>
-                  </w:tcMar>
-                </w:tcPr>
-                <w:p>
-                  <w:r>
-                    <w:rPr>
-                      <w:b/>
-                      <w:bCs/>
-                      <w:caps/>
-                      <w:color w:val="777169"/>
-                      <w:spacing w:val="10"/>
-                      <w:sz w:val="15"/>
-                      <w:szCs w:val="15"/>
-                    </w:rPr>
-                    <w:t>How your design enforces it</w:t>
-                  </w:r>
-                </w:p>
-              </w:tc>
-            </w:tr>
-            <w:tr>
-              <w:tblPrEx>
-                <w:tblCellMar>
-                  <w:top w:w="0" w:type="dxa"/>
-                  <w:bottom w:w="0" w:type="dxa"/>
-                </w:tblCellMar>
-              </w:tblPrEx>
-              <w:trPr>
-                <w:trHeight w:val="246"/>
-              </w:trPr>
-              <w:tc>
-                <w:tcPr>
-                  <w:tcW w:w="3130" w:type="dxa"/>
-                  <w:tcBorders>
-                    <w:bottom w:val="single" w:color="E3DFDA" w:sz="4" w:space="0"/>
-                  </w:tcBorders>
-                  <w:tcMar>
-                    <w:top w:w="72" w:type="dxa"/>
-                    <w:left w:w="130" w:type="dxa"/>
-                    <w:bottom w:w="72" w:type="dxa"/>
-                    <w:right w:w="130" w:type="dxa"/>
-                  </w:tcMar>
-                  <w:vAlign w:val="center"/>
-                </w:tcPr>
-                <w:p>
-                  <w:r>
-                    <w:rPr>
-                      <w:b/>
-                      <w:bCs/>
-                      <w:color w:val="000000"/>
-                      <w:sz w:val="17"/>
-                      <w:szCs w:val="17"/>
-                    </w:rPr>
-                    <w:t>Opening disclosure</w:t>
-                  </w:r>
-                </w:p>
-              </w:tc>
-              <w:tc>
-                <w:tcPr>
-                  <w:tcW w:w="6650" w:type="dxa"/>
-                  <w:tcBorders>
-                    <w:bottom w:val="single" w:color="E3DFDA" w:sz="4" w:space="0"/>
-                  </w:tcBorders>
-                  <w:tcMar>
-                    <w:top w:w="72" w:type="dxa"/>
-                    <w:left w:w="130" w:type="dxa"/>
-                    <w:bottom w:w="72" w:type="dxa"/>
-                    <w:right w:w="130" w:type="dxa"/>
-                  </w:tcMar>
-                  <w:vAlign w:val="center"/>
-                </w:tcPr>
-                <w:p>
-                  <w:r>
-                    <w:t>Fixed workflow node-1 script; Agent Testing fails if omitted before first question.</w:t>
-                  </w:r>
-                </w:p>
-              </w:tc>
-            </w:tr>
-            <w:tr>
-              <w:tblPrEx>
-                <w:tblCellMar>
-                  <w:top w:w="0" w:type="dxa"/>
-                  <w:bottom w:w="0" w:type="dxa"/>
-                </w:tblCellMar>
-              </w:tblPrEx>
-              <w:trPr>
-                <w:trHeight w:val="246"/>
-              </w:trPr>
-              <w:tc>
-                <w:tcPr>
-                  <w:tcW w:w="3130" w:type="dxa"/>
-                  <w:tcBorders>
-                    <w:bottom w:val="single" w:color="E3DFDA" w:sz="4" w:space="0"/>
-                  </w:tcBorders>
-                  <w:tcMar>
-                    <w:top w:w="72" w:type="dxa"/>
-                    <w:left w:w="130" w:type="dxa"/>
-                    <w:bottom w:w="72" w:type="dxa"/>
-                    <w:right w:w="130" w:type="dxa"/>
-                  </w:tcMar>
-                  <w:vAlign w:val="center"/>
-                </w:tcPr>
-                <w:p>
-                  <w:r>
-                    <w:rPr>
-                      <w:b/>
-                      <w:bCs/>
-                      <w:color w:val="000000"/>
-                      <w:sz w:val="17"/>
-                      <w:szCs w:val="17"/>
-                    </w:rPr>
-                    <w:t>Consent to be called</w:t>
-                  </w:r>
-                </w:p>
-              </w:tc>
-              <w:tc>
-                <w:tcPr>
-                  <w:tcW w:w="6650" w:type="dxa"/>
-                  <w:tcBorders>
-                    <w:bottom w:val="single" w:color="E3DFDA" w:sz="4" w:space="0"/>
-                  </w:tcBorders>
-                  <w:tcMar>
-                    <w:top w:w="72" w:type="dxa"/>
-                    <w:left w:w="130" w:type="dxa"/>
-                    <w:bottom w:w="72" w:type="dxa"/>
-                    <w:right w:w="130" w:type="dxa"/>
-                  </w:tcMar>
-                  <w:vAlign w:val="center"/>
-                </w:tcPr>
-                <w:p>
-                  <w:r>
-                    <w:t>Inbound: explicit continue-after-disclosure gate; no outbound without stored consent id.</w:t>
-                  </w:r>
-                </w:p>
-              </w:tc>
-            </w:tr>
-            <w:tr>
-              <w:tblPrEx>
-                <w:tblCellMar>
-                  <w:top w:w="0" w:type="dxa"/>
-                  <w:bottom w:w="0" w:type="dxa"/>
-                </w:tblCellMar>
-              </w:tblPrEx>
-              <w:trPr>
-                <w:trHeight w:val="246"/>
-              </w:trPr>
-              <w:tc>
-                <w:tcPr>
-                  <w:tcW w:w="3130" w:type="dxa"/>
-                  <w:tcBorders>
-                    <w:bottom w:val="single" w:color="E3DFDA" w:sz="4" w:space="0"/>
-                  </w:tcBorders>
-                  <w:tcMar>
-                    <w:top w:w="72" w:type="dxa"/>
-                    <w:left w:w="130" w:type="dxa"/>
-                    <w:bottom w:w="72" w:type="dxa"/>
-                    <w:right w:w="130" w:type="dxa"/>
-                  </w:tcMar>
-                  <w:vAlign w:val="center"/>
-                </w:tcPr>
-                <w:p>
-                  <w:r>
-                    <w:rPr>
-                      <w:b/>
-                      <w:bCs/>
-                      <w:color w:val="000000"/>
-                      <w:sz w:val="17"/>
-                      <w:szCs w:val="17"/>
-                    </w:rPr>
-                    <w:t>Verification without secrets</w:t>
-                  </w:r>
-                </w:p>
-              </w:tc>
-              <w:tc>
-                <w:tcPr>
-                  <w:tcW w:w="6650" w:type="dxa"/>
-                  <w:tcBorders>
-                    <w:bottom w:val="single" w:color="E3DFDA" w:sz="4" w:space="0"/>
-                  </w:tcBorders>
-                  <w:tcMar>
-                    <w:top w:w="72" w:type="dxa"/>
-                    <w:left w:w="130" w:type="dxa"/>
-                    <w:bottom w:w="72" w:type="dxa"/>
-                    <w:right w:w="130" w:type="dxa"/>
-                  </w:tcMar>
-                  <w:vAlign w:val="center"/>
-                </w:tcPr>
-                <w:p>
-                  <w:r>
-                    <w:t>No PIN/password/OTP tools exist; transcript regex fails if secret prompts appear.</w:t>
-                  </w:r>
-                </w:p>
-              </w:tc>
-            </w:tr>
-            <w:tr>
-              <w:tblPrEx>
-                <w:tblCellMar>
-                  <w:top w:w="0" w:type="dxa"/>
-                  <w:bottom w:w="0" w:type="dxa"/>
-                </w:tblCellMar>
-              </w:tblPrEx>
-              <w:trPr>
-                <w:trHeight w:val="246"/>
-              </w:trPr>
-              <w:tc>
-                <w:tcPr>
-                  <w:tcW w:w="3130" w:type="dxa"/>
-                  <w:tcBorders>
-                    <w:bottom w:val="single" w:color="E3DFDA" w:sz="4" w:space="0"/>
-                  </w:tcBorders>
-                  <w:tcMar>
-                    <w:top w:w="72" w:type="dxa"/>
-                    <w:left w:w="130" w:type="dxa"/>
-                    <w:bottom w:w="72" w:type="dxa"/>
-                    <w:right w:w="130" w:type="dxa"/>
-                  </w:tcMar>
-                  <w:vAlign w:val="center"/>
-                </w:tcPr>
-                <w:p>
-                  <w:r>
-                    <w:rPr>
-                      <w:b/>
-                      <w:bCs/>
-                      <w:color w:val="000000"/>
-                      <w:sz w:val="17"/>
-                      <w:szCs w:val="17"/>
-                    </w:rPr>
-                    <w:t>Human approval point</w:t>
-                  </w:r>
-                </w:p>
-              </w:tc>
-              <w:tc>
-                <w:tcPr>
-                  <w:tcW w:w="6650" w:type="dxa"/>
-                  <w:tcBorders>
-                    <w:bottom w:val="single" w:color="E3DFDA" w:sz="4" w:space="0"/>
-                  </w:tcBorders>
-                  <w:tcMar>
-                    <w:top w:w="72" w:type="dxa"/>
-                    <w:left w:w="130" w:type="dxa"/>
-                    <w:bottom w:w="72" w:type="dxa"/>
-                    <w:right w:w="130" w:type="dxa"/>
-                  </w:tcMar>
-                  <w:vAlign w:val="center"/>
-                </w:tcPr>
-                <w:p>
-                  <w:r>
-                    <w:t>submit_to_human_queue rejects unless caller_confirmed; always pending_human; pack pre-signed.</w:t>
-                  </w:r>
-                </w:p>
-              </w:tc>
-            </w:tr>
-            <w:tr>
-              <w:tblPrEx>
-                <w:tblCellMar>
-                  <w:top w:w="0" w:type="dxa"/>
-                  <w:bottom w:w="0" w:type="dxa"/>
-                </w:tblCellMar>
-              </w:tblPrEx>
-              <w:trPr>
-                <w:trHeight w:val="246"/>
-              </w:trPr>
-              <w:tc>
-                <w:tcPr>
-                  <w:tcW w:w="3130" w:type="dxa"/>
-                  <w:tcBorders>
-                    <w:bottom w:val="single" w:color="E3DFDA" w:sz="4" w:space="0"/>
-                  </w:tcBorders>
-                  <w:tcMar>
-                    <w:top w:w="72" w:type="dxa"/>
-                    <w:left w:w="130" w:type="dxa"/>
-                    <w:bottom w:w="72" w:type="dxa"/>
-                    <w:right w:w="130" w:type="dxa"/>
-                  </w:tcMar>
-                  <w:vAlign w:val="center"/>
-                </w:tcPr>
-                <w:p>
-                  <w:r>
-                    <w:rPr>
-                      <w:b/>
-                      <w:bCs/>
-                      <w:color w:val="000000"/>
-                      <w:sz w:val="17"/>
-                      <w:szCs w:val="17"/>
-                    </w:rPr>
-                    <w:t>Opt-out path</w:t>
-                  </w:r>
-                </w:p>
-              </w:tc>
-              <w:tc>
-                <w:tcPr>
-                  <w:tcW w:w="6650" w:type="dxa"/>
-                  <w:tcBorders>
-                    <w:bottom w:val="single" w:color="E3DFDA" w:sz="4" w:space="0"/>
-                  </w:tcBorders>
-                  <w:tcMar>
-                    <w:top w:w="72" w:type="dxa"/>
-                    <w:left w:w="130" w:type="dxa"/>
-                    <w:bottom w:w="72" w:type="dxa"/>
-                    <w:right w:w="130" w:type="dxa"/>
-                  </w:tcMar>
-                  <w:vAlign w:val="center"/>
-                </w:tcPr>
-                <w:p>
-                  <w:r>
-                    <w:t>Caller can refuse consent or stop; call ends; retention limited to test policy.</w:t>
-                  </w:r>
-                </w:p>
-              </w:tc>
-            </w:tr>
-            <w:tr>
-              <w:tblPrEx>
-                <w:tblCellMar>
-                  <w:top w:w="0" w:type="dxa"/>
-                  <w:bottom w:w="0" w:type="dxa"/>
-                </w:tblCellMar>
-              </w:tblPrEx>
-              <w:trPr>
-                <w:trHeight w:val="246"/>
-              </w:trPr>
-              <w:tc>
-                <w:tcPr>
-                  <w:tcW w:w="3130" w:type="dxa"/>
-                  <w:tcBorders>
-                    <w:bottom w:val="single" w:color="E3DFDA" w:sz="4" w:space="0"/>
-                  </w:tcBorders>
-                  <w:tcMar>
-                    <w:top w:w="72" w:type="dxa"/>
-                    <w:left w:w="130" w:type="dxa"/>
-                    <w:bottom w:w="72" w:type="dxa"/>
-                    <w:right w:w="130" w:type="dxa"/>
-                  </w:tcMar>
-                  <w:vAlign w:val="center"/>
-                </w:tcPr>
-                <w:p>
-                  <w:r>
-                    <w:rPr>
-                      <w:b/>
-                      <w:bCs/>
-                      <w:color w:val="000000"/>
-                      <w:sz w:val="17"/>
-                      <w:szCs w:val="17"/>
-                    </w:rPr>
-                    <w:t>Escalation trigger</w:t>
-                  </w:r>
-                </w:p>
-              </w:tc>
-              <w:tc>
-                <w:tcPr>
-                  <w:tcW w:w="6650" w:type="dxa"/>
-                  <w:tcBorders>
-                    <w:bottom w:val="single" w:color="E3DFDA" w:sz="4" w:space="0"/>
-                  </w:tcBorders>
-                  <w:tcMar>
-                    <w:top w:w="72" w:type="dxa"/>
-                    <w:left w:w="130" w:type="dxa"/>
-                    <w:bottom w:w="72" w:type="dxa"/>
-                    <w:right w:w="130" w:type="dxa"/>
-                  </w:tcMar>
-                  <w:vAlign w:val="center"/>
-                </w:tcPr>
-                <w:p>
-                  <w:r>
-                    <w:t>Advice, hardship, pack silence, or will-I-win → escalate_human; no decide_case tool.</w:t>
-                  </w:r>
-                </w:p>
-              </w:tc>
-            </w:tr>
-          </w:tbl>
-          <w:p/>
-        </w:tc>
-      </w:tr>
-    </w:tbl>
-    <w:p>
-      <w:r>
-        <w:br w:type="page"/>
-      </w:r>
-    </w:p>
-    <w:p>
-      <w:pPr>
-        <w:spacing w:after="40" w:line="340" w:lineRule="auto"/>
-      </w:pPr>
-      <w:r>
-        <w:rPr>
-          <w:b w:val="1"/>
-          <w:bCs w:val="1"/>
-          <w:color w:val="777169"/>
-          <w:sz w:val="30"/>
-          <w:szCs w:val="30"/>
-          <w:lang w:val="en-US"/>
-        </w:rPr>
-        <w:t xml:space="preserve">04  </w:t>
-      </w:r>
-      <w:r>
-        <w:rPr>
-          <w:b w:val="1"/>
-          <w:bCs w:val="1"/>
-          <w:color w:val="000000" w:themeColor="text1" w:themeTint="FF" w:themeShade="FF"/>
-          <w:sz w:val="30"/>
-          <w:szCs w:val="30"/>
-          <w:lang w:val="en-US"/>
-        </w:rPr>
-        <w:t>The</w:t>
-      </w:r>
-      <w:r>
-        <w:rPr>
-          <w:b w:val="1"/>
-          <w:bCs w:val="1"/>
-          <w:color w:val="000000" w:themeColor="text1" w:themeTint="FF" w:themeShade="FF"/>
-          <w:sz w:val="30"/>
-          <w:szCs w:val="30"/>
-          <w:lang w:val="en-US"/>
-        </w:rPr>
-        <w:t xml:space="preserve"> Architecture</w:t>
-      </w:r>
-    </w:p>
-    <w:p>
-      <w:pPr>
-        <w:pBdr>
-          <w:bottom w:val="single" w:color="000000" w:sz="6" w:space="8"/>
+          <w:bottom w:val="single" w:sz="6" w:space="8" w:color="000000"/>
         </w:pBdr>
         <w:spacing w:after="200"/>
       </w:pPr>
@@ -5888,6 +5327,7 @@
         </w:rPr>
         <w:t xml:space="preserve">What you are </w:t>
       </w:r>
+      <w:proofErr w:type="gramStart"/>
       <w:r>
         <w:rPr>
           <w:color w:val="777169"/>
@@ -5897,6 +5337,7 @@
         </w:rPr>
         <w:t>actually building</w:t>
       </w:r>
+      <w:proofErr w:type="gramEnd"/>
       <w:r>
         <w:rPr>
           <w:color w:val="777169"/>
@@ -5911,12 +5352,12 @@
       <w:tblPr>
         <w:tblW w:w="10080" w:type="dxa"/>
         <w:tblBorders>
-          <w:top w:val="single" w:color="auto" w:sz="4" w:space="0"/>
-          <w:left w:val="single" w:color="auto" w:sz="4" w:space="0"/>
-          <w:bottom w:val="single" w:color="auto" w:sz="4" w:space="0"/>
-          <w:right w:val="single" w:color="auto" w:sz="4" w:space="0"/>
-          <w:insideH w:val="single" w:color="auto" w:sz="4" w:space="0"/>
-          <w:insideV w:val="single" w:color="auto" w:sz="4" w:space="0"/>
+          <w:top w:val="single" w:sz="4" w:space="0" w:color="auto"/>
+          <w:left w:val="single" w:sz="4" w:space="0" w:color="auto"/>
+          <w:bottom w:val="single" w:sz="4" w:space="0" w:color="auto"/>
+          <w:right w:val="single" w:sz="4" w:space="0" w:color="auto"/>
+          <w:insideH w:val="single" w:sz="4" w:space="0" w:color="auto"/>
+          <w:insideV w:val="single" w:sz="4" w:space="0" w:color="auto"/>
         </w:tblBorders>
         <w:tblCellMar>
           <w:left w:w="10" w:type="dxa"/>
@@ -5929,19 +5370,13 @@
         <w:gridCol w:w="4435"/>
       </w:tblGrid>
       <w:tr>
-        <w:tblPrEx>
-          <w:tblCellMar>
-            <w:top w:w="0" w:type="dxa"/>
-            <w:bottom w:w="0" w:type="dxa"/>
-          </w:tblCellMar>
-        </w:tblPrEx>
         <w:tc>
           <w:tcPr>
             <w:tcW w:w="5645" w:type="dxa"/>
             <w:tcBorders>
-              <w:top w:val="single" w:color="000000" w:themeColor="text1" w:sz="6" w:space="0"/>
-              <w:left w:val="single" w:color="E3DFDA" w:sz="4" w:space="0"/>
-              <w:bottom w:val="single" w:color="E3DFDA" w:sz="4" w:space="0"/>
+              <w:top w:val="single" w:sz="6" w:space="0" w:color="000000" w:themeColor="text1"/>
+              <w:left w:val="single" w:sz="4" w:space="0" w:color="E3DFDA"/>
+              <w:bottom w:val="single" w:sz="4" w:space="0" w:color="E3DFDA"/>
             </w:tcBorders>
             <w:shd w:val="clear" w:color="auto" w:fill="F5F3F1"/>
             <w:tcMar>
@@ -5954,8 +5389,8 @@
           <w:p>
             <w:r>
               <w:rPr>
-                <w:b w:val="1"/>
-                <w:bCs w:val="1"/>
+                <w:b/>
+                <w:bCs/>
                 <w:color w:val="777169"/>
                 <w:sz w:val="16"/>
                 <w:szCs w:val="16"/>
@@ -5965,29 +5400,16 @@
             </w:r>
             <w:r>
               <w:rPr>
-                <w:b w:val="1"/>
-                <w:bCs w:val="1"/>
-                <w:caps w:val="1"/>
+                <w:b/>
+                <w:bCs/>
+                <w:caps/>
                 <w:color w:val="000000"/>
                 <w:spacing w:val="10"/>
                 <w:sz w:val="19"/>
                 <w:szCs w:val="19"/>
                 <w:lang w:val="en-US"/>
               </w:rPr>
-              <w:t>Technical</w:t>
-            </w:r>
-            <w:r>
-              <w:rPr>
-                <w:b w:val="1"/>
-                <w:bCs w:val="1"/>
-                <w:caps w:val="1"/>
-                <w:color w:val="000000"/>
-                <w:spacing w:val="10"/>
-                <w:sz w:val="19"/>
-                <w:szCs w:val="19"/>
-                <w:lang w:val="en-US"/>
-              </w:rPr>
-              <w:t xml:space="preserve"> architecture</w:t>
+              <w:t>Technical architecture</w:t>
             </w:r>
           </w:p>
         </w:tc>
@@ -5995,9 +5417,9 @@
           <w:tcPr>
             <w:tcW w:w="4435" w:type="dxa"/>
             <w:tcBorders>
-              <w:top w:val="single" w:color="000000" w:themeColor="text1" w:sz="6" w:space="0"/>
-              <w:bottom w:val="single" w:color="E3DFDA" w:sz="4" w:space="0"/>
-              <w:right w:val="single" w:color="E3DFDA" w:sz="4" w:space="0"/>
+              <w:top w:val="single" w:sz="6" w:space="0" w:color="000000" w:themeColor="text1"/>
+              <w:bottom w:val="single" w:sz="4" w:space="0" w:color="E3DFDA"/>
+              <w:right w:val="single" w:sz="4" w:space="0" w:color="E3DFDA"/>
             </w:tcBorders>
             <w:shd w:val="clear" w:color="auto" w:fill="F5F3F1"/>
             <w:tcMar>
@@ -6033,20 +5455,14 @@
         </w:tc>
       </w:tr>
       <w:tr>
-        <w:tblPrEx>
-          <w:tblCellMar>
-            <w:top w:w="0" w:type="dxa"/>
-            <w:bottom w:w="0" w:type="dxa"/>
-          </w:tblCellMar>
-        </w:tblPrEx>
         <w:tc>
           <w:tcPr>
             <w:tcW w:w="10080" w:type="dxa"/>
             <w:gridSpan w:val="2"/>
             <w:tcBorders>
-              <w:left w:val="single" w:color="E3DFDA" w:sz="4" w:space="0"/>
-              <w:bottom w:val="single" w:color="E3DFDA" w:sz="4" w:space="0"/>
-              <w:right w:val="single" w:color="E3DFDA" w:sz="4" w:space="0"/>
+              <w:left w:val="single" w:sz="4" w:space="0" w:color="E3DFDA"/>
+              <w:bottom w:val="single" w:sz="4" w:space="0" w:color="E3DFDA"/>
+              <w:right w:val="single" w:sz="4" w:space="0" w:color="E3DFDA"/>
             </w:tcBorders>
             <w:shd w:val="clear" w:color="auto" w:fill="FCFBFA"/>
             <w:tcMar>
@@ -6075,12 +5491,12 @@
             <w:tblPr>
               <w:tblW w:w="9780" w:type="dxa"/>
               <w:tblBorders>
-                <w:top w:val="single" w:color="auto" w:sz="4" w:space="0"/>
-                <w:left w:val="single" w:color="auto" w:sz="4" w:space="0"/>
-                <w:bottom w:val="single" w:color="auto" w:sz="4" w:space="0"/>
-                <w:right w:val="single" w:color="auto" w:sz="4" w:space="0"/>
-                <w:insideH w:val="single" w:color="auto" w:sz="4" w:space="0"/>
-                <w:insideV w:val="single" w:color="auto" w:sz="4" w:space="0"/>
+                <w:top w:val="single" w:sz="4" w:space="0" w:color="auto"/>
+                <w:left w:val="single" w:sz="4" w:space="0" w:color="auto"/>
+                <w:bottom w:val="single" w:sz="4" w:space="0" w:color="auto"/>
+                <w:right w:val="single" w:sz="4" w:space="0" w:color="auto"/>
+                <w:insideH w:val="single" w:sz="4" w:space="0" w:color="auto"/>
+                <w:insideV w:val="single" w:sz="4" w:space="0" w:color="auto"/>
               </w:tblBorders>
               <w:tblCellMar>
                 <w:left w:w="10" w:type="dxa"/>
@@ -6093,12 +5509,6 @@
               <w:gridCol w:w="8117"/>
             </w:tblGrid>
             <w:tr>
-              <w:tblPrEx>
-                <w:tblCellMar>
-                  <w:top w:w="0" w:type="dxa"/>
-                  <w:bottom w:w="0" w:type="dxa"/>
-                </w:tblCellMar>
-              </w:tblPrEx>
               <w:trPr>
                 <w:trHeight w:val="2550"/>
               </w:trPr>
@@ -6106,7 +5516,7 @@
                 <w:tcPr>
                   <w:tcW w:w="1663" w:type="dxa"/>
                   <w:tcBorders>
-                    <w:right w:val="single" w:color="E3DFDA" w:sz="4" w:space="0"/>
+                    <w:right w:val="single" w:sz="4" w:space="0" w:color="E3DFDA"/>
                   </w:tcBorders>
                   <w:shd w:val="clear" w:color="auto" w:fill="F5F3F1"/>
                   <w:tcMar>
@@ -6157,18 +5567,24 @@
                 </w:tcPr>
                 <w:p>
                   <w:r>
-                    <w:t>Inbound only: Twilio test DID + React widget. → audio/slots in; disclosure + cited answer out. ● PII on channel.</w:t>
+                    <w:t xml:space="preserve">Inbound only: Twilio test DID + </w:t>
+                  </w:r>
+                  <w:r>
+                    <w:t>ConvAI</w:t>
+                  </w:r>
+                  <w:r>
+                    <w:rPr>
+                      <w:lang w:val="en-US"/>
+                    </w:rPr>
+                    <w:t xml:space="preserve"> </w:t>
+                  </w:r>
+                  <w:r>
+                    <w:t>widget. → audio/slots in; disclosure + cited answer out. ● PII on channel.</w:t>
                   </w:r>
                 </w:p>
               </w:tc>
             </w:tr>
             <w:tr>
-              <w:tblPrEx>
-                <w:tblCellMar>
-                  <w:top w:w="0" w:type="dxa"/>
-                  <w:bottom w:w="0" w:type="dxa"/>
-                </w:tblCellMar>
-              </w:tblPrEx>
               <w:trPr>
                 <w:trHeight w:val="4250"/>
               </w:trPr>
@@ -6176,8 +5592,8 @@
                 <w:tcPr>
                   <w:tcW w:w="1663" w:type="dxa"/>
                   <w:tcBorders>
-                    <w:top w:val="single" w:color="E3DFDA" w:sz="4" w:space="0"/>
-                    <w:right w:val="single" w:color="E3DFDA" w:sz="4" w:space="0"/>
+                    <w:top w:val="single" w:sz="4" w:space="0" w:color="E3DFDA"/>
+                    <w:right w:val="single" w:sz="4" w:space="0" w:color="E3DFDA"/>
                   </w:tcBorders>
                   <w:shd w:val="clear" w:color="auto" w:fill="F5F3F1"/>
                   <w:tcMar>
@@ -6191,25 +5607,14 @@
                 <w:p>
                   <w:r>
                     <w:rPr>
-                      <w:b w:val="1"/>
-                      <w:bCs w:val="1"/>
-                      <w:color w:val="000000" w:themeColor="text1" w:themeTint="FF" w:themeShade="FF"/>
+                      <w:b/>
+                      <w:bCs/>
+                      <w:color w:val="000000" w:themeColor="text1"/>
                       <w:sz w:val="16"/>
                       <w:szCs w:val="16"/>
                       <w:lang w:val="en-US"/>
                     </w:rPr>
-                    <w:t>ElevenLabs</w:t>
-                  </w:r>
-                  <w:r>
-                    <w:rPr>
-                      <w:b w:val="1"/>
-                      <w:bCs w:val="1"/>
-                      <w:color w:val="000000" w:themeColor="text1" w:themeTint="FF" w:themeShade="FF"/>
-                      <w:sz w:val="16"/>
-                      <w:szCs w:val="16"/>
-                      <w:lang w:val="en-US"/>
-                    </w:rPr>
-                    <w:t xml:space="preserve"> platform</w:t>
+                    <w:t>ElevenLabs platform</w:t>
                   </w:r>
                 </w:p>
                 <w:p>
@@ -6232,7 +5637,7 @@
                 <w:tcPr>
                   <w:tcW w:w="8117" w:type="dxa"/>
                   <w:tcBorders>
-                    <w:top w:val="single" w:color="E3DFDA" w:sz="4" w:space="0"/>
+                    <w:top w:val="single" w:sz="4" w:space="0" w:color="E3DFDA"/>
                   </w:tcBorders>
                   <w:tcMar>
                     <w:top w:w="80" w:type="dxa"/>
@@ -6249,12 +5654,6 @@
               </w:tc>
             </w:tr>
             <w:tr>
-              <w:tblPrEx>
-                <w:tblCellMar>
-                  <w:top w:w="0" w:type="dxa"/>
-                  <w:bottom w:w="0" w:type="dxa"/>
-                </w:tblCellMar>
-              </w:tblPrEx>
               <w:trPr>
                 <w:trHeight w:val="2950"/>
               </w:trPr>
@@ -6262,8 +5661,8 @@
                 <w:tcPr>
                   <w:tcW w:w="1663" w:type="dxa"/>
                   <w:tcBorders>
-                    <w:top w:val="single" w:color="E3DFDA" w:sz="4" w:space="0"/>
-                    <w:right w:val="single" w:color="E3DFDA" w:sz="4" w:space="0"/>
+                    <w:top w:val="single" w:sz="4" w:space="0" w:color="E3DFDA"/>
+                    <w:right w:val="single" w:sz="4" w:space="0" w:color="E3DFDA"/>
                   </w:tcBorders>
                   <w:shd w:val="clear" w:color="auto" w:fill="F5F3F1"/>
                   <w:tcMar>
@@ -6306,7 +5705,7 @@
                 <w:tcPr>
                   <w:tcW w:w="8117" w:type="dxa"/>
                   <w:tcBorders>
-                    <w:top w:val="single" w:color="E3DFDA" w:sz="4" w:space="0"/>
+                    <w:top w:val="single" w:sz="4" w:space="0" w:color="E3DFDA"/>
                   </w:tcBorders>
                   <w:tcMar>
                     <w:top w:w="80" w:type="dxa"/>
@@ -6349,12 +5748,12 @@
             <w:tblPr>
               <w:tblW w:w="9780" w:type="dxa"/>
               <w:tblBorders>
-                <w:top w:val="single" w:color="auto" w:sz="4" w:space="0"/>
-                <w:left w:val="single" w:color="auto" w:sz="4" w:space="0"/>
-                <w:bottom w:val="single" w:color="auto" w:sz="4" w:space="0"/>
-                <w:right w:val="single" w:color="auto" w:sz="4" w:space="0"/>
-                <w:insideH w:val="single" w:color="auto" w:sz="4" w:space="0"/>
-                <w:insideV w:val="single" w:color="auto" w:sz="4" w:space="0"/>
+                <w:top w:val="single" w:sz="4" w:space="0" w:color="auto"/>
+                <w:left w:val="single" w:sz="4" w:space="0" w:color="auto"/>
+                <w:bottom w:val="single" w:sz="4" w:space="0" w:color="auto"/>
+                <w:right w:val="single" w:sz="4" w:space="0" w:color="auto"/>
+                <w:insideH w:val="single" w:sz="4" w:space="0" w:color="auto"/>
+                <w:insideV w:val="single" w:sz="4" w:space="0" w:color="auto"/>
               </w:tblBorders>
               <w:tblCellMar>
                 <w:left w:w="10" w:type="dxa"/>
@@ -6367,12 +5766,6 @@
               <w:gridCol w:w="4890"/>
             </w:tblGrid>
             <w:tr>
-              <w:tblPrEx>
-                <w:tblCellMar>
-                  <w:top w:w="0" w:type="dxa"/>
-                  <w:bottom w:w="0" w:type="dxa"/>
-                </w:tblCellMar>
-              </w:tblPrEx>
               <w:tc>
                 <w:tcPr>
                   <w:tcW w:w="4890" w:type="dxa"/>
@@ -6407,12 +5800,6 @@
               </w:tc>
             </w:tr>
             <w:tr>
-              <w:tblPrEx>
-                <w:tblCellMar>
-                  <w:top w:w="0" w:type="dxa"/>
-                  <w:bottom w:w="0" w:type="dxa"/>
-                </w:tblCellMar>
-              </w:tblPrEx>
               <w:tc>
                 <w:tcPr>
                   <w:tcW w:w="4890" w:type="dxa"/>
@@ -6447,12 +5834,6 @@
               </w:tc>
             </w:tr>
             <w:tr>
-              <w:tblPrEx>
-                <w:tblCellMar>
-                  <w:top w:w="0" w:type="dxa"/>
-                  <w:bottom w:w="0" w:type="dxa"/>
-                </w:tblCellMar>
-              </w:tblPrEx>
               <w:tc>
                 <w:tcPr>
                   <w:tcW w:w="4890" w:type="dxa"/>
@@ -6465,6 +5846,7 @@
                 </w:tcPr>
                 <w:p>
                   <w:r>
+                    <w:lastRenderedPageBreak/>
                     <w:t>☑  The human approval gate from box K</w:t>
                   </w:r>
                 </w:p>
@@ -6492,10 +5874,11 @@
       </w:tr>
     </w:tbl>
     <w:p>
-      <w:r>
-        <w:lastRenderedPageBreak/>
-        <w:br w:type="page"/>
-      </w:r>
+      <w:pPr>
+        <w:rPr>
+          <w:lang w:val="en-US"/>
+        </w:rPr>
+      </w:pPr>
     </w:p>
     <w:p>
       <w:pPr>
@@ -6503,8 +5886,8 @@
       </w:pPr>
       <w:r>
         <w:rPr>
-          <w:b w:val="1"/>
-          <w:bCs w:val="1"/>
+          <w:b/>
+          <w:bCs/>
           <w:color w:val="777169"/>
           <w:sz w:val="30"/>
           <w:szCs w:val="30"/>
@@ -6514,31 +5897,20 @@
       </w:r>
       <w:r>
         <w:rPr>
-          <w:b w:val="1"/>
-          <w:bCs w:val="1"/>
-          <w:color w:val="000000" w:themeColor="text1" w:themeTint="FF" w:themeShade="FF"/>
+          <w:b/>
+          <w:bCs/>
+          <w:color w:val="000000" w:themeColor="text1"/>
           <w:sz w:val="30"/>
           <w:szCs w:val="30"/>
           <w:lang w:val="en-US"/>
         </w:rPr>
-        <w:t>The</w:t>
-      </w:r>
-      <w:r>
-        <w:rPr>
-          <w:b w:val="1"/>
-          <w:bCs w:val="1"/>
-          <w:color w:val="000000" w:themeColor="text1" w:themeTint="FF" w:themeShade="FF"/>
-          <w:sz w:val="30"/>
-          <w:szCs w:val="30"/>
-          <w:lang w:val="en-US"/>
-        </w:rPr>
-        <w:t xml:space="preserve"> Case</w:t>
+        <w:t>The Case</w:t>
       </w:r>
     </w:p>
     <w:p>
       <w:pPr>
         <w:pBdr>
-          <w:bottom w:val="single" w:color="000000" w:sz="6" w:space="8"/>
+          <w:bottom w:val="single" w:sz="6" w:space="8" w:color="000000"/>
         </w:pBdr>
         <w:spacing w:after="200"/>
       </w:pPr>
@@ -6556,12 +5928,12 @@
       <w:tblPr>
         <w:tblW w:w="10080" w:type="dxa"/>
         <w:tblBorders>
-          <w:top w:val="single" w:color="auto" w:sz="4" w:space="0"/>
-          <w:left w:val="single" w:color="auto" w:sz="4" w:space="0"/>
-          <w:bottom w:val="single" w:color="auto" w:sz="4" w:space="0"/>
-          <w:right w:val="single" w:color="auto" w:sz="4" w:space="0"/>
-          <w:insideH w:val="single" w:color="auto" w:sz="4" w:space="0"/>
-          <w:insideV w:val="single" w:color="auto" w:sz="4" w:space="0"/>
+          <w:top w:val="single" w:sz="4" w:space="0" w:color="auto"/>
+          <w:left w:val="single" w:sz="4" w:space="0" w:color="auto"/>
+          <w:bottom w:val="single" w:sz="4" w:space="0" w:color="auto"/>
+          <w:right w:val="single" w:sz="4" w:space="0" w:color="auto"/>
+          <w:insideH w:val="single" w:sz="4" w:space="0" w:color="auto"/>
+          <w:insideV w:val="single" w:sz="4" w:space="0" w:color="auto"/>
         </w:tblBorders>
         <w:tblCellMar>
           <w:left w:w="10" w:type="dxa"/>
@@ -6574,19 +5946,13 @@
         <w:gridCol w:w="4435"/>
       </w:tblGrid>
       <w:tr>
-        <w:tblPrEx>
-          <w:tblCellMar>
-            <w:top w:w="0" w:type="dxa"/>
-            <w:bottom w:w="0" w:type="dxa"/>
-          </w:tblCellMar>
-        </w:tblPrEx>
         <w:tc>
           <w:tcPr>
             <w:tcW w:w="5645" w:type="dxa"/>
             <w:tcBorders>
-              <w:top w:val="single" w:color="000000" w:themeColor="text1" w:sz="6" w:space="0"/>
-              <w:left w:val="single" w:color="E3DFDA" w:sz="4" w:space="0"/>
-              <w:bottom w:val="single" w:color="E3DFDA" w:sz="4" w:space="0"/>
+              <w:top w:val="single" w:sz="6" w:space="0" w:color="000000" w:themeColor="text1"/>
+              <w:left w:val="single" w:sz="4" w:space="0" w:color="E3DFDA"/>
+              <w:bottom w:val="single" w:sz="4" w:space="0" w:color="E3DFDA"/>
             </w:tcBorders>
             <w:shd w:val="clear" w:color="auto" w:fill="F5F3F1"/>
             <w:tcMar>
@@ -6599,8 +5965,8 @@
           <w:p>
             <w:r>
               <w:rPr>
-                <w:b w:val="1"/>
-                <w:bCs w:val="1"/>
+                <w:b/>
+                <w:bCs/>
                 <w:color w:val="777169"/>
                 <w:sz w:val="16"/>
                 <w:szCs w:val="16"/>
@@ -6610,29 +5976,16 @@
             </w:r>
             <w:r>
               <w:rPr>
-                <w:b w:val="1"/>
-                <w:bCs w:val="1"/>
-                <w:caps w:val="1"/>
+                <w:b/>
+                <w:bCs/>
+                <w:caps/>
                 <w:color w:val="000000"/>
                 <w:spacing w:val="10"/>
                 <w:sz w:val="19"/>
                 <w:szCs w:val="19"/>
                 <w:lang w:val="en-US"/>
               </w:rPr>
-              <w:t>Success</w:t>
-            </w:r>
-            <w:r>
-              <w:rPr>
-                <w:b w:val="1"/>
-                <w:bCs w:val="1"/>
-                <w:caps w:val="1"/>
-                <w:color w:val="000000"/>
-                <w:spacing w:val="10"/>
-                <w:sz w:val="19"/>
-                <w:szCs w:val="19"/>
-                <w:lang w:val="en-US"/>
-              </w:rPr>
-              <w:t xml:space="preserve"> metrics</w:t>
+              <w:t>Success metrics</w:t>
             </w:r>
           </w:p>
         </w:tc>
@@ -6640,9 +5993,9 @@
           <w:tcPr>
             <w:tcW w:w="4435" w:type="dxa"/>
             <w:tcBorders>
-              <w:top w:val="single" w:color="000000" w:themeColor="text1" w:sz="6" w:space="0"/>
-              <w:bottom w:val="single" w:color="E3DFDA" w:sz="4" w:space="0"/>
-              <w:right w:val="single" w:color="E3DFDA" w:sz="4" w:space="0"/>
+              <w:top w:val="single" w:sz="6" w:space="0" w:color="000000" w:themeColor="text1"/>
+              <w:bottom w:val="single" w:sz="4" w:space="0" w:color="E3DFDA"/>
+              <w:right w:val="single" w:sz="4" w:space="0" w:color="E3DFDA"/>
             </w:tcBorders>
             <w:shd w:val="clear" w:color="auto" w:fill="F5F3F1"/>
             <w:tcMar>
@@ -6678,20 +6031,14 @@
         </w:tc>
       </w:tr>
       <w:tr>
-        <w:tblPrEx>
-          <w:tblCellMar>
-            <w:top w:w="0" w:type="dxa"/>
-            <w:bottom w:w="0" w:type="dxa"/>
-          </w:tblCellMar>
-        </w:tblPrEx>
         <w:tc>
           <w:tcPr>
             <w:tcW w:w="10080" w:type="dxa"/>
             <w:gridSpan w:val="2"/>
             <w:tcBorders>
-              <w:left w:val="single" w:color="E3DFDA" w:sz="4" w:space="0"/>
-              <w:bottom w:val="single" w:color="E3DFDA" w:sz="4" w:space="0"/>
-              <w:right w:val="single" w:color="E3DFDA" w:sz="4" w:space="0"/>
+              <w:left w:val="single" w:sz="4" w:space="0" w:color="E3DFDA"/>
+              <w:bottom w:val="single" w:sz="4" w:space="0" w:color="E3DFDA"/>
+              <w:right w:val="single" w:sz="4" w:space="0" w:color="E3DFDA"/>
             </w:tcBorders>
             <w:shd w:val="clear" w:color="auto" w:fill="FCFBFA"/>
             <w:tcMar>
@@ -6720,12 +6067,12 @@
             <w:tblPr>
               <w:tblW w:w="9780" w:type="dxa"/>
               <w:tblBorders>
-                <w:top w:val="single" w:color="auto" w:sz="4" w:space="0"/>
-                <w:left w:val="single" w:color="auto" w:sz="4" w:space="0"/>
-                <w:bottom w:val="single" w:color="auto" w:sz="4" w:space="0"/>
-                <w:right w:val="single" w:color="auto" w:sz="4" w:space="0"/>
-                <w:insideH w:val="single" w:color="auto" w:sz="4" w:space="0"/>
-                <w:insideV w:val="single" w:color="auto" w:sz="4" w:space="0"/>
+                <w:top w:val="single" w:sz="4" w:space="0" w:color="auto"/>
+                <w:left w:val="single" w:sz="4" w:space="0" w:color="auto"/>
+                <w:bottom w:val="single" w:sz="4" w:space="0" w:color="auto"/>
+                <w:right w:val="single" w:sz="4" w:space="0" w:color="auto"/>
+                <w:insideH w:val="single" w:sz="4" w:space="0" w:color="auto"/>
+                <w:insideV w:val="single" w:sz="4" w:space="0" w:color="auto"/>
               </w:tblBorders>
               <w:tblCellMar>
                 <w:left w:w="10" w:type="dxa"/>
@@ -6740,17 +6087,11 @@
               <w:gridCol w:w="4205"/>
             </w:tblGrid>
             <w:tr>
-              <w:tblPrEx>
-                <w:tblCellMar>
-                  <w:top w:w="0" w:type="dxa"/>
-                  <w:bottom w:w="0" w:type="dxa"/>
-                </w:tblCellMar>
-              </w:tblPrEx>
               <w:tc>
                 <w:tcPr>
                   <w:tcW w:w="2738" w:type="dxa"/>
                   <w:tcBorders>
-                    <w:bottom w:val="single" w:color="E3DFDA" w:sz="4" w:space="0"/>
+                    <w:bottom w:val="single" w:sz="4" w:space="0" w:color="E3DFDA"/>
                   </w:tcBorders>
                   <w:tcMar>
                     <w:top w:w="72" w:type="dxa"/>
@@ -6778,7 +6119,7 @@
                 <w:tcPr>
                   <w:tcW w:w="1565" w:type="dxa"/>
                   <w:tcBorders>
-                    <w:bottom w:val="single" w:color="E3DFDA" w:sz="4" w:space="0"/>
+                    <w:bottom w:val="single" w:sz="4" w:space="0" w:color="E3DFDA"/>
                   </w:tcBorders>
                   <w:tcMar>
                     <w:top w:w="72" w:type="dxa"/>
@@ -6806,7 +6147,7 @@
                 <w:tcPr>
                   <w:tcW w:w="1271" w:type="dxa"/>
                   <w:tcBorders>
-                    <w:bottom w:val="single" w:color="E3DFDA" w:sz="4" w:space="0"/>
+                    <w:bottom w:val="single" w:sz="4" w:space="0" w:color="E3DFDA"/>
                   </w:tcBorders>
                   <w:tcMar>
                     <w:top w:w="72" w:type="dxa"/>
@@ -6834,7 +6175,7 @@
                 <w:tcPr>
                   <w:tcW w:w="4205" w:type="dxa"/>
                   <w:tcBorders>
-                    <w:bottom w:val="single" w:color="E3DFDA" w:sz="4" w:space="0"/>
+                    <w:bottom w:val="single" w:sz="4" w:space="0" w:color="E3DFDA"/>
                   </w:tcBorders>
                   <w:tcMar>
                     <w:top w:w="72" w:type="dxa"/>
@@ -6860,12 +6201,6 @@
               </w:tc>
             </w:tr>
             <w:tr>
-              <w:tblPrEx>
-                <w:tblCellMar>
-                  <w:top w:w="0" w:type="dxa"/>
-                  <w:bottom w:w="0" w:type="dxa"/>
-                </w:tblCellMar>
-              </w:tblPrEx>
               <w:trPr>
                 <w:trHeight w:val="246"/>
               </w:trPr>
@@ -6873,7 +6208,7 @@
                 <w:tcPr>
                   <w:tcW w:w="2738" w:type="dxa"/>
                   <w:tcBorders>
-                    <w:bottom w:val="single" w:color="E3DFDA" w:sz="4" w:space="0"/>
+                    <w:bottom w:val="single" w:sz="4" w:space="0" w:color="E3DFDA"/>
                   </w:tcBorders>
                   <w:tcMar>
                     <w:top w:w="72" w:type="dxa"/>
@@ -6893,7 +6228,7 @@
                 <w:tcPr>
                   <w:tcW w:w="1565" w:type="dxa"/>
                   <w:tcBorders>
-                    <w:bottom w:val="single" w:color="E3DFDA" w:sz="4" w:space="0"/>
+                    <w:bottom w:val="single" w:sz="4" w:space="0" w:color="E3DFDA"/>
                   </w:tcBorders>
                   <w:tcMar>
                     <w:top w:w="72" w:type="dxa"/>
@@ -6913,7 +6248,7 @@
                 <w:tcPr>
                   <w:tcW w:w="1271" w:type="dxa"/>
                   <w:tcBorders>
-                    <w:bottom w:val="single" w:color="E3DFDA" w:sz="4" w:space="0"/>
+                    <w:bottom w:val="single" w:sz="4" w:space="0" w:color="E3DFDA"/>
                   </w:tcBorders>
                   <w:tcMar>
                     <w:top w:w="72" w:type="dxa"/>
@@ -6933,7 +6268,7 @@
                 <w:tcPr>
                   <w:tcW w:w="4205" w:type="dxa"/>
                   <w:tcBorders>
-                    <w:bottom w:val="single" w:color="E3DFDA" w:sz="4" w:space="0"/>
+                    <w:bottom w:val="single" w:sz="4" w:space="0" w:color="E3DFDA"/>
                   </w:tcBorders>
                   <w:tcMar>
                     <w:top w:w="72" w:type="dxa"/>
@@ -6951,12 +6286,6 @@
               </w:tc>
             </w:tr>
             <w:tr>
-              <w:tblPrEx>
-                <w:tblCellMar>
-                  <w:top w:w="0" w:type="dxa"/>
-                  <w:bottom w:w="0" w:type="dxa"/>
-                </w:tblCellMar>
-              </w:tblPrEx>
               <w:trPr>
                 <w:trHeight w:val="246"/>
               </w:trPr>
@@ -6964,7 +6293,7 @@
                 <w:tcPr>
                   <w:tcW w:w="2738" w:type="dxa"/>
                   <w:tcBorders>
-                    <w:bottom w:val="single" w:color="E3DFDA" w:sz="4" w:space="0"/>
+                    <w:bottom w:val="single" w:sz="4" w:space="0" w:color="E3DFDA"/>
                   </w:tcBorders>
                   <w:tcMar>
                     <w:top w:w="72" w:type="dxa"/>
@@ -6984,7 +6313,7 @@
                 <w:tcPr>
                   <w:tcW w:w="1565" w:type="dxa"/>
                   <w:tcBorders>
-                    <w:bottom w:val="single" w:color="E3DFDA" w:sz="4" w:space="0"/>
+                    <w:bottom w:val="single" w:sz="4" w:space="0" w:color="E3DFDA"/>
                   </w:tcBorders>
                   <w:tcMar>
                     <w:top w:w="72" w:type="dxa"/>
@@ -7004,7 +6333,7 @@
                 <w:tcPr>
                   <w:tcW w:w="1271" w:type="dxa"/>
                   <w:tcBorders>
-                    <w:bottom w:val="single" w:color="E3DFDA" w:sz="4" w:space="0"/>
+                    <w:bottom w:val="single" w:sz="4" w:space="0" w:color="E3DFDA"/>
                   </w:tcBorders>
                   <w:tcMar>
                     <w:top w:w="72" w:type="dxa"/>
@@ -7024,7 +6353,7 @@
                 <w:tcPr>
                   <w:tcW w:w="4205" w:type="dxa"/>
                   <w:tcBorders>
-                    <w:bottom w:val="single" w:color="E3DFDA" w:sz="4" w:space="0"/>
+                    <w:bottom w:val="single" w:sz="4" w:space="0" w:color="E3DFDA"/>
                   </w:tcBorders>
                   <w:tcMar>
                     <w:top w:w="72" w:type="dxa"/>
@@ -7042,12 +6371,6 @@
               </w:tc>
             </w:tr>
             <w:tr>
-              <w:tblPrEx>
-                <w:tblCellMar>
-                  <w:top w:w="0" w:type="dxa"/>
-                  <w:bottom w:w="0" w:type="dxa"/>
-                </w:tblCellMar>
-              </w:tblPrEx>
               <w:trPr>
                 <w:trHeight w:val="246"/>
               </w:trPr>
@@ -7055,7 +6378,7 @@
                 <w:tcPr>
                   <w:tcW w:w="2738" w:type="dxa"/>
                   <w:tcBorders>
-                    <w:bottom w:val="single" w:color="E3DFDA" w:sz="4" w:space="0"/>
+                    <w:bottom w:val="single" w:sz="4" w:space="0" w:color="E3DFDA"/>
                   </w:tcBorders>
                   <w:tcMar>
                     <w:top w:w="72" w:type="dxa"/>
@@ -7075,7 +6398,7 @@
                 <w:tcPr>
                   <w:tcW w:w="1565" w:type="dxa"/>
                   <w:tcBorders>
-                    <w:bottom w:val="single" w:color="E3DFDA" w:sz="4" w:space="0"/>
+                    <w:bottom w:val="single" w:sz="4" w:space="0" w:color="E3DFDA"/>
                   </w:tcBorders>
                   <w:tcMar>
                     <w:top w:w="72" w:type="dxa"/>
@@ -7095,7 +6418,7 @@
                 <w:tcPr>
                   <w:tcW w:w="1271" w:type="dxa"/>
                   <w:tcBorders>
-                    <w:bottom w:val="single" w:color="E3DFDA" w:sz="4" w:space="0"/>
+                    <w:bottom w:val="single" w:sz="4" w:space="0" w:color="E3DFDA"/>
                   </w:tcBorders>
                   <w:tcMar>
                     <w:top w:w="72" w:type="dxa"/>
@@ -7115,7 +6438,7 @@
                 <w:tcPr>
                   <w:tcW w:w="4205" w:type="dxa"/>
                   <w:tcBorders>
-                    <w:bottom w:val="single" w:color="E3DFDA" w:sz="4" w:space="0"/>
+                    <w:bottom w:val="single" w:sz="4" w:space="0" w:color="E3DFDA"/>
                   </w:tcBorders>
                   <w:tcMar>
                     <w:top w:w="72" w:type="dxa"/>
@@ -7146,12 +6469,12 @@
       <w:tblPr>
         <w:tblW w:w="10080" w:type="dxa"/>
         <w:tblBorders>
-          <w:top w:val="single" w:color="auto" w:sz="4" w:space="0"/>
-          <w:left w:val="single" w:color="auto" w:sz="4" w:space="0"/>
-          <w:bottom w:val="single" w:color="auto" w:sz="4" w:space="0"/>
-          <w:right w:val="single" w:color="auto" w:sz="4" w:space="0"/>
-          <w:insideH w:val="single" w:color="auto" w:sz="4" w:space="0"/>
-          <w:insideV w:val="single" w:color="auto" w:sz="4" w:space="0"/>
+          <w:top w:val="single" w:sz="4" w:space="0" w:color="auto"/>
+          <w:left w:val="single" w:sz="4" w:space="0" w:color="auto"/>
+          <w:bottom w:val="single" w:sz="4" w:space="0" w:color="auto"/>
+          <w:right w:val="single" w:sz="4" w:space="0" w:color="auto"/>
+          <w:insideH w:val="single" w:sz="4" w:space="0" w:color="auto"/>
+          <w:insideV w:val="single" w:sz="4" w:space="0" w:color="auto"/>
         </w:tblBorders>
         <w:tblCellMar>
           <w:left w:w="10" w:type="dxa"/>
@@ -7164,19 +6487,13 @@
         <w:gridCol w:w="4435"/>
       </w:tblGrid>
       <w:tr>
-        <w:tblPrEx>
-          <w:tblCellMar>
-            <w:top w:w="0" w:type="dxa"/>
-            <w:bottom w:w="0" w:type="dxa"/>
-          </w:tblCellMar>
-        </w:tblPrEx>
         <w:tc>
           <w:tcPr>
             <w:tcW w:w="5645" w:type="dxa"/>
             <w:tcBorders>
-              <w:top w:val="single" w:color="000000" w:themeColor="text1" w:sz="6" w:space="0"/>
-              <w:left w:val="single" w:color="E3DFDA" w:sz="4" w:space="0"/>
-              <w:bottom w:val="single" w:color="E3DFDA" w:sz="4" w:space="0"/>
+              <w:top w:val="single" w:sz="6" w:space="0" w:color="000000" w:themeColor="text1"/>
+              <w:left w:val="single" w:sz="4" w:space="0" w:color="E3DFDA"/>
+              <w:bottom w:val="single" w:sz="4" w:space="0" w:color="E3DFDA"/>
             </w:tcBorders>
             <w:shd w:val="clear" w:color="auto" w:fill="F5F3F1"/>
             <w:tcMar>
@@ -7189,8 +6506,8 @@
           <w:p>
             <w:r>
               <w:rPr>
-                <w:b w:val="1"/>
-                <w:bCs w:val="1"/>
+                <w:b/>
+                <w:bCs/>
                 <w:color w:val="777169"/>
                 <w:sz w:val="16"/>
                 <w:szCs w:val="16"/>
@@ -7200,9 +6517,9 @@
             </w:r>
             <w:r>
               <w:rPr>
-                <w:b w:val="1"/>
-                <w:bCs w:val="1"/>
-                <w:caps w:val="1"/>
+                <w:b/>
+                <w:bCs/>
+                <w:caps/>
                 <w:color w:val="000000"/>
                 <w:spacing w:val="10"/>
                 <w:sz w:val="19"/>
@@ -7217,9 +6534,9 @@
           <w:tcPr>
             <w:tcW w:w="4435" w:type="dxa"/>
             <w:tcBorders>
-              <w:top w:val="single" w:color="000000" w:themeColor="text1" w:sz="6" w:space="0"/>
-              <w:bottom w:val="single" w:color="E3DFDA" w:sz="4" w:space="0"/>
-              <w:right w:val="single" w:color="E3DFDA" w:sz="4" w:space="0"/>
+              <w:top w:val="single" w:sz="6" w:space="0" w:color="000000" w:themeColor="text1"/>
+              <w:bottom w:val="single" w:sz="4" w:space="0" w:color="E3DFDA"/>
+              <w:right w:val="single" w:sz="4" w:space="0" w:color="E3DFDA"/>
             </w:tcBorders>
             <w:shd w:val="clear" w:color="auto" w:fill="F5F3F1"/>
             <w:tcMar>
@@ -7255,20 +6572,14 @@
         </w:tc>
       </w:tr>
       <w:tr>
-        <w:tblPrEx>
-          <w:tblCellMar>
-            <w:top w:w="0" w:type="dxa"/>
-            <w:bottom w:w="0" w:type="dxa"/>
-          </w:tblCellMar>
-        </w:tblPrEx>
         <w:tc>
           <w:tcPr>
             <w:tcW w:w="10080" w:type="dxa"/>
             <w:gridSpan w:val="2"/>
             <w:tcBorders>
-              <w:left w:val="single" w:color="E3DFDA" w:sz="4" w:space="0"/>
-              <w:bottom w:val="single" w:color="E3DFDA" w:sz="4" w:space="0"/>
-              <w:right w:val="single" w:color="E3DFDA" w:sz="4" w:space="0"/>
+              <w:left w:val="single" w:sz="4" w:space="0" w:color="E3DFDA"/>
+              <w:bottom w:val="single" w:sz="4" w:space="0" w:color="E3DFDA"/>
+              <w:right w:val="single" w:sz="4" w:space="0" w:color="E3DFDA"/>
             </w:tcBorders>
             <w:shd w:val="clear" w:color="auto" w:fill="FCFBFA"/>
             <w:tcMar>
@@ -7284,8 +6595,8 @@
             </w:pPr>
             <w:r>
               <w:rPr>
-                <w:i w:val="1"/>
-                <w:iCs w:val="1"/>
+                <w:i/>
+                <w:iCs/>
                 <w:color w:val="777169"/>
                 <w:sz w:val="16"/>
                 <w:szCs w:val="16"/>
@@ -7298,12 +6609,12 @@
             <w:tblPr>
               <w:tblW w:w="9780" w:type="dxa"/>
               <w:tblBorders>
-                <w:top w:val="single" w:color="auto" w:sz="4" w:space="0"/>
-                <w:left w:val="single" w:color="auto" w:sz="4" w:space="0"/>
-                <w:bottom w:val="single" w:color="auto" w:sz="4" w:space="0"/>
-                <w:right w:val="single" w:color="auto" w:sz="4" w:space="0"/>
-                <w:insideH w:val="single" w:color="auto" w:sz="4" w:space="0"/>
-                <w:insideV w:val="single" w:color="auto" w:sz="4" w:space="0"/>
+                <w:top w:val="single" w:sz="4" w:space="0" w:color="auto"/>
+                <w:left w:val="single" w:sz="4" w:space="0" w:color="auto"/>
+                <w:bottom w:val="single" w:sz="4" w:space="0" w:color="auto"/>
+                <w:right w:val="single" w:sz="4" w:space="0" w:color="auto"/>
+                <w:insideH w:val="single" w:sz="4" w:space="0" w:color="auto"/>
+                <w:insideV w:val="single" w:sz="4" w:space="0" w:color="auto"/>
               </w:tblBorders>
               <w:tblCellMar>
                 <w:left w:w="10" w:type="dxa"/>
@@ -7316,17 +6627,11 @@
               <w:gridCol w:w="6357"/>
             </w:tblGrid>
             <w:tr>
-              <w:tblPrEx>
-                <w:tblCellMar>
-                  <w:top w:w="0" w:type="dxa"/>
-                  <w:bottom w:w="0" w:type="dxa"/>
-                </w:tblCellMar>
-              </w:tblPrEx>
               <w:tc>
                 <w:tcPr>
                   <w:tcW w:w="3423" w:type="dxa"/>
                   <w:tcBorders>
-                    <w:bottom w:val="single" w:color="E3DFDA" w:sz="4" w:space="0"/>
+                    <w:bottom w:val="single" w:sz="4" w:space="0" w:color="E3DFDA"/>
                   </w:tcBorders>
                   <w:tcMar>
                     <w:top w:w="72" w:type="dxa"/>
@@ -7354,7 +6659,7 @@
                 <w:tcPr>
                   <w:tcW w:w="6357" w:type="dxa"/>
                   <w:tcBorders>
-                    <w:bottom w:val="single" w:color="E3DFDA" w:sz="4" w:space="0"/>
+                    <w:bottom w:val="single" w:sz="4" w:space="0" w:color="E3DFDA"/>
                   </w:tcBorders>
                   <w:tcMar>
                     <w:top w:w="72" w:type="dxa"/>
@@ -7380,12 +6685,6 @@
               </w:tc>
             </w:tr>
             <w:tr>
-              <w:tblPrEx>
-                <w:tblCellMar>
-                  <w:top w:w="0" w:type="dxa"/>
-                  <w:bottom w:w="0" w:type="dxa"/>
-                </w:tblCellMar>
-              </w:tblPrEx>
               <w:trPr>
                 <w:trHeight w:val="246"/>
               </w:trPr>
@@ -7393,7 +6692,7 @@
                 <w:tcPr>
                   <w:tcW w:w="3423" w:type="dxa"/>
                   <w:tcBorders>
-                    <w:bottom w:val="single" w:color="E3DFDA" w:sz="4" w:space="0"/>
+                    <w:bottom w:val="single" w:sz="4" w:space="0" w:color="E3DFDA"/>
                   </w:tcBorders>
                   <w:tcMar>
                     <w:top w:w="72" w:type="dxa"/>
@@ -7413,7 +6712,7 @@
                 <w:tcPr>
                   <w:tcW w:w="6357" w:type="dxa"/>
                   <w:tcBorders>
-                    <w:bottom w:val="single" w:color="E3DFDA" w:sz="4" w:space="0"/>
+                    <w:bottom w:val="single" w:sz="4" w:space="0" w:color="E3DFDA"/>
                   </w:tcBorders>
                   <w:tcMar>
                     <w:top w:w="72" w:type="dxa"/>
@@ -7431,12 +6730,6 @@
               </w:tc>
             </w:tr>
             <w:tr>
-              <w:tblPrEx>
-                <w:tblCellMar>
-                  <w:top w:w="0" w:type="dxa"/>
-                  <w:bottom w:w="0" w:type="dxa"/>
-                </w:tblCellMar>
-              </w:tblPrEx>
               <w:trPr>
                 <w:trHeight w:val="246"/>
               </w:trPr>
@@ -7444,7 +6737,7 @@
                 <w:tcPr>
                   <w:tcW w:w="3423" w:type="dxa"/>
                   <w:tcBorders>
-                    <w:bottom w:val="single" w:color="E3DFDA" w:sz="4" w:space="0"/>
+                    <w:bottom w:val="single" w:sz="4" w:space="0" w:color="E3DFDA"/>
                   </w:tcBorders>
                   <w:tcMar>
                     <w:top w:w="72" w:type="dxa"/>
@@ -7464,7 +6757,7 @@
                 <w:tcPr>
                   <w:tcW w:w="6357" w:type="dxa"/>
                   <w:tcBorders>
-                    <w:bottom w:val="single" w:color="E3DFDA" w:sz="4" w:space="0"/>
+                    <w:bottom w:val="single" w:sz="4" w:space="0" w:color="E3DFDA"/>
                   </w:tcBorders>
                   <w:tcMar>
                     <w:top w:w="72" w:type="dxa"/>
@@ -7482,12 +6775,6 @@
               </w:tc>
             </w:tr>
             <w:tr>
-              <w:tblPrEx>
-                <w:tblCellMar>
-                  <w:top w:w="0" w:type="dxa"/>
-                  <w:bottom w:w="0" w:type="dxa"/>
-                </w:tblCellMar>
-              </w:tblPrEx>
               <w:trPr>
                 <w:trHeight w:val="246"/>
               </w:trPr>
@@ -7495,7 +6782,7 @@
                 <w:tcPr>
                   <w:tcW w:w="3423" w:type="dxa"/>
                   <w:tcBorders>
-                    <w:bottom w:val="single" w:color="E3DFDA" w:sz="4" w:space="0"/>
+                    <w:bottom w:val="single" w:sz="4" w:space="0" w:color="E3DFDA"/>
                   </w:tcBorders>
                   <w:tcMar>
                     <w:top w:w="72" w:type="dxa"/>
@@ -7515,7 +6802,7 @@
                 <w:tcPr>
                   <w:tcW w:w="6357" w:type="dxa"/>
                   <w:tcBorders>
-                    <w:bottom w:val="single" w:color="E3DFDA" w:sz="4" w:space="0"/>
+                    <w:bottom w:val="single" w:sz="4" w:space="0" w:color="E3DFDA"/>
                   </w:tcBorders>
                   <w:tcMar>
                     <w:top w:w="72" w:type="dxa"/>
@@ -7546,12 +6833,12 @@
       <w:tblPr>
         <w:tblW w:w="10080" w:type="dxa"/>
         <w:tblBorders>
-          <w:top w:val="single" w:color="auto" w:sz="4" w:space="0"/>
-          <w:left w:val="single" w:color="auto" w:sz="4" w:space="0"/>
-          <w:bottom w:val="single" w:color="auto" w:sz="4" w:space="0"/>
-          <w:right w:val="single" w:color="auto" w:sz="4" w:space="0"/>
-          <w:insideH w:val="single" w:color="auto" w:sz="4" w:space="0"/>
-          <w:insideV w:val="single" w:color="auto" w:sz="4" w:space="0"/>
+          <w:top w:val="single" w:sz="4" w:space="0" w:color="auto"/>
+          <w:left w:val="single" w:sz="4" w:space="0" w:color="auto"/>
+          <w:bottom w:val="single" w:sz="4" w:space="0" w:color="auto"/>
+          <w:right w:val="single" w:sz="4" w:space="0" w:color="auto"/>
+          <w:insideH w:val="single" w:sz="4" w:space="0" w:color="auto"/>
+          <w:insideV w:val="single" w:sz="4" w:space="0" w:color="auto"/>
         </w:tblBorders>
         <w:tblCellMar>
           <w:left w:w="10" w:type="dxa"/>
@@ -7564,19 +6851,13 @@
         <w:gridCol w:w="4435"/>
       </w:tblGrid>
       <w:tr>
-        <w:tblPrEx>
-          <w:tblCellMar>
-            <w:top w:w="0" w:type="dxa"/>
-            <w:bottom w:w="0" w:type="dxa"/>
-          </w:tblCellMar>
-        </w:tblPrEx>
         <w:tc>
           <w:tcPr>
             <w:tcW w:w="5645" w:type="dxa"/>
             <w:tcBorders>
-              <w:top w:val="single" w:color="000000" w:themeColor="text1" w:sz="6" w:space="0"/>
-              <w:left w:val="single" w:color="E3DFDA" w:sz="4" w:space="0"/>
-              <w:bottom w:val="single" w:color="E3DFDA" w:sz="4" w:space="0"/>
+              <w:top w:val="single" w:sz="6" w:space="0" w:color="000000" w:themeColor="text1"/>
+              <w:left w:val="single" w:sz="4" w:space="0" w:color="E3DFDA"/>
+              <w:bottom w:val="single" w:sz="4" w:space="0" w:color="E3DFDA"/>
             </w:tcBorders>
             <w:shd w:val="clear" w:color="auto" w:fill="F5F3F1"/>
             <w:tcMar>
@@ -7589,8 +6870,8 @@
           <w:p>
             <w:r>
               <w:rPr>
-                <w:b w:val="1"/>
-                <w:bCs w:val="1"/>
+                <w:b/>
+                <w:bCs/>
                 <w:color w:val="777169"/>
                 <w:sz w:val="16"/>
                 <w:szCs w:val="16"/>
@@ -7600,29 +6881,16 @@
             </w:r>
             <w:r>
               <w:rPr>
-                <w:b w:val="1"/>
-                <w:bCs w:val="1"/>
-                <w:caps w:val="1"/>
+                <w:b/>
+                <w:bCs/>
+                <w:caps/>
                 <w:color w:val="000000"/>
                 <w:spacing w:val="10"/>
                 <w:sz w:val="19"/>
                 <w:szCs w:val="19"/>
                 <w:lang w:val="en-US"/>
               </w:rPr>
-              <w:t>What</w:t>
-            </w:r>
-            <w:r>
-              <w:rPr>
-                <w:b w:val="1"/>
-                <w:bCs w:val="1"/>
-                <w:caps w:val="1"/>
-                <w:color w:val="000000"/>
-                <w:spacing w:val="10"/>
-                <w:sz w:val="19"/>
-                <w:szCs w:val="19"/>
-                <w:lang w:val="en-US"/>
-              </w:rPr>
-              <w:t xml:space="preserve"> will be working by 14 October</w:t>
+              <w:t>What will be working by 14 October</w:t>
             </w:r>
           </w:p>
         </w:tc>
@@ -7630,9 +6898,9 @@
           <w:tcPr>
             <w:tcW w:w="4435" w:type="dxa"/>
             <w:tcBorders>
-              <w:top w:val="single" w:color="000000" w:themeColor="text1" w:sz="6" w:space="0"/>
-              <w:bottom w:val="single" w:color="E3DFDA" w:sz="4" w:space="0"/>
-              <w:right w:val="single" w:color="E3DFDA" w:sz="4" w:space="0"/>
+              <w:top w:val="single" w:sz="6" w:space="0" w:color="000000" w:themeColor="text1"/>
+              <w:bottom w:val="single" w:sz="4" w:space="0" w:color="E3DFDA"/>
+              <w:right w:val="single" w:sz="4" w:space="0" w:color="E3DFDA"/>
             </w:tcBorders>
             <w:shd w:val="clear" w:color="auto" w:fill="F5F3F1"/>
             <w:tcMar>
@@ -7668,12 +6936,6 @@
         </w:tc>
       </w:tr>
       <w:tr>
-        <w:tblPrEx>
-          <w:tblCellMar>
-            <w:top w:w="0" w:type="dxa"/>
-            <w:bottom w:w="0" w:type="dxa"/>
-          </w:tblCellMar>
-        </w:tblPrEx>
         <w:trPr>
           <w:trHeight w:val="500"/>
         </w:trPr>
@@ -7682,9 +6944,9 @@
             <w:tcW w:w="10080" w:type="dxa"/>
             <w:gridSpan w:val="2"/>
             <w:tcBorders>
-              <w:left w:val="single" w:color="E3DFDA" w:sz="4" w:space="0"/>
-              <w:bottom w:val="single" w:color="E3DFDA" w:sz="4" w:space="0"/>
-              <w:right w:val="single" w:color="E3DFDA" w:sz="4" w:space="0"/>
+              <w:left w:val="single" w:sz="4" w:space="0" w:color="E3DFDA"/>
+              <w:bottom w:val="single" w:sz="4" w:space="0" w:color="E3DFDA"/>
+              <w:right w:val="single" w:sz="4" w:space="0" w:color="E3DFDA"/>
             </w:tcBorders>
             <w:shd w:val="clear" w:color="auto" w:fill="FCFBFA"/>
             <w:tcMar>
@@ -7699,7 +6961,19 @@
               <w:spacing w:after="60"/>
             </w:pPr>
             <w:r>
-              <w:t>Runs end to end: React widget plus Twilio test DID; EN and AR rent-increase check with spoken citation; advice question escalates with recording; tool-call tests block submit without confirmation; ≥10 simulations with multi-run pass rate; transcripts, architecture page, README. Stays mock: live Ejari/DLD APIs, labour pack, WhatsApp, real residents.</w:t>
+              <w:t xml:space="preserve">Runs end to end: </w:t>
+            </w:r>
+            <w:r>
+              <w:t>ConvAI</w:t>
+            </w:r>
+            <w:r>
+              <w:rPr>
+                <w:lang w:val="en-US"/>
+              </w:rPr>
+              <w:t xml:space="preserve"> </w:t>
+            </w:r>
+            <w:r>
+              <w:t>widget plus Twilio test DID; EN and AR rent-increase check with spoken citation; advice question escalates with recording; tool-call tests block submit without confirmation; ≥10 simulations with multi-run pass rate; transcripts, architecture page, README. Stays mock: live Ejari/DLD APIs, labour pack, WhatsApp, real residents.</w:t>
             </w:r>
           </w:p>
         </w:tc>
@@ -7714,12 +6988,12 @@
       <w:tblPr>
         <w:tblW w:w="10080" w:type="dxa"/>
         <w:tblBorders>
-          <w:top w:val="single" w:color="auto" w:sz="4" w:space="0"/>
-          <w:left w:val="single" w:color="auto" w:sz="4" w:space="0"/>
-          <w:bottom w:val="single" w:color="auto" w:sz="4" w:space="0"/>
-          <w:right w:val="single" w:color="auto" w:sz="4" w:space="0"/>
-          <w:insideH w:val="single" w:color="auto" w:sz="4" w:space="0"/>
-          <w:insideV w:val="single" w:color="auto" w:sz="4" w:space="0"/>
+          <w:top w:val="single" w:sz="4" w:space="0" w:color="auto"/>
+          <w:left w:val="single" w:sz="4" w:space="0" w:color="auto"/>
+          <w:bottom w:val="single" w:sz="4" w:space="0" w:color="auto"/>
+          <w:right w:val="single" w:sz="4" w:space="0" w:color="auto"/>
+          <w:insideH w:val="single" w:sz="4" w:space="0" w:color="auto"/>
+          <w:insideV w:val="single" w:sz="4" w:space="0" w:color="auto"/>
         </w:tblBorders>
         <w:tblCellMar>
           <w:left w:w="10" w:type="dxa"/>
@@ -7732,19 +7006,13 @@
         <w:gridCol w:w="4435"/>
       </w:tblGrid>
       <w:tr>
-        <w:tblPrEx>
-          <w:tblCellMar>
-            <w:top w:w="0" w:type="dxa"/>
-            <w:bottom w:w="0" w:type="dxa"/>
-          </w:tblCellMar>
-        </w:tblPrEx>
         <w:tc>
           <w:tcPr>
             <w:tcW w:w="5645" w:type="dxa"/>
             <w:tcBorders>
-              <w:top w:val="single" w:color="000000" w:themeColor="text1" w:sz="6" w:space="0"/>
-              <w:left w:val="single" w:color="E3DFDA" w:sz="4" w:space="0"/>
-              <w:bottom w:val="single" w:color="E3DFDA" w:sz="4" w:space="0"/>
+              <w:top w:val="single" w:sz="6" w:space="0" w:color="000000" w:themeColor="text1"/>
+              <w:left w:val="single" w:sz="4" w:space="0" w:color="E3DFDA"/>
+              <w:bottom w:val="single" w:sz="4" w:space="0" w:color="E3DFDA"/>
             </w:tcBorders>
             <w:shd w:val="clear" w:color="auto" w:fill="F5F3F1"/>
             <w:tcMar>
@@ -7757,8 +7025,8 @@
           <w:p>
             <w:r>
               <w:rPr>
-                <w:b w:val="1"/>
-                <w:bCs w:val="1"/>
+                <w:b/>
+                <w:bCs/>
                 <w:color w:val="777169"/>
                 <w:sz w:val="16"/>
                 <w:szCs w:val="16"/>
@@ -7768,9 +7036,9 @@
             </w:r>
             <w:r>
               <w:rPr>
-                <w:b w:val="1"/>
-                <w:bCs w:val="1"/>
-                <w:caps w:val="1"/>
+                <w:b/>
+                <w:bCs/>
+                <w:caps/>
                 <w:color w:val="000000"/>
                 <w:spacing w:val="10"/>
                 <w:sz w:val="19"/>
@@ -7785,9 +7053,9 @@
           <w:tcPr>
             <w:tcW w:w="4435" w:type="dxa"/>
             <w:tcBorders>
-              <w:top w:val="single" w:color="000000" w:themeColor="text1" w:sz="6" w:space="0"/>
-              <w:bottom w:val="single" w:color="E3DFDA" w:sz="4" w:space="0"/>
-              <w:right w:val="single" w:color="E3DFDA" w:sz="4" w:space="0"/>
+              <w:top w:val="single" w:sz="6" w:space="0" w:color="000000" w:themeColor="text1"/>
+              <w:bottom w:val="single" w:sz="4" w:space="0" w:color="E3DFDA"/>
+              <w:right w:val="single" w:sz="4" w:space="0" w:color="E3DFDA"/>
             </w:tcBorders>
             <w:shd w:val="clear" w:color="auto" w:fill="F5F3F1"/>
             <w:tcMar>
@@ -7823,20 +7091,14 @@
         </w:tc>
       </w:tr>
       <w:tr>
-        <w:tblPrEx>
-          <w:tblCellMar>
-            <w:top w:w="0" w:type="dxa"/>
-            <w:bottom w:w="0" w:type="dxa"/>
-          </w:tblCellMar>
-        </w:tblPrEx>
         <w:tc>
           <w:tcPr>
             <w:tcW w:w="10080" w:type="dxa"/>
             <w:gridSpan w:val="2"/>
             <w:tcBorders>
-              <w:left w:val="single" w:color="E3DFDA" w:sz="4" w:space="0"/>
-              <w:bottom w:val="single" w:color="E3DFDA" w:sz="4" w:space="0"/>
-              <w:right w:val="single" w:color="E3DFDA" w:sz="4" w:space="0"/>
+              <w:left w:val="single" w:sz="4" w:space="0" w:color="E3DFDA"/>
+              <w:bottom w:val="single" w:sz="4" w:space="0" w:color="E3DFDA"/>
+              <w:right w:val="single" w:sz="4" w:space="0" w:color="E3DFDA"/>
             </w:tcBorders>
             <w:shd w:val="clear" w:color="auto" w:fill="FCFBFA"/>
             <w:tcMar>
@@ -7852,8 +7114,8 @@
             </w:pPr>
             <w:r>
               <w:rPr>
-                <w:i w:val="1"/>
-                <w:iCs w:val="1"/>
+                <w:i/>
+                <w:iCs/>
                 <w:color w:val="777169"/>
                 <w:sz w:val="16"/>
                 <w:szCs w:val="16"/>
@@ -7866,12 +7128,12 @@
             <w:tblPr>
               <w:tblW w:w="9780" w:type="dxa"/>
               <w:tblBorders>
-                <w:top w:val="single" w:color="auto" w:sz="4" w:space="0"/>
-                <w:left w:val="single" w:color="auto" w:sz="4" w:space="0"/>
-                <w:bottom w:val="single" w:color="auto" w:sz="4" w:space="0"/>
-                <w:right w:val="single" w:color="auto" w:sz="4" w:space="0"/>
-                <w:insideH w:val="single" w:color="auto" w:sz="4" w:space="0"/>
-                <w:insideV w:val="single" w:color="auto" w:sz="4" w:space="0"/>
+                <w:top w:val="single" w:sz="4" w:space="0" w:color="auto"/>
+                <w:left w:val="single" w:sz="4" w:space="0" w:color="auto"/>
+                <w:bottom w:val="single" w:sz="4" w:space="0" w:color="auto"/>
+                <w:right w:val="single" w:sz="4" w:space="0" w:color="auto"/>
+                <w:insideH w:val="single" w:sz="4" w:space="0" w:color="auto"/>
+                <w:insideV w:val="single" w:sz="4" w:space="0" w:color="auto"/>
               </w:tblBorders>
               <w:tblCellMar>
                 <w:left w:w="10" w:type="dxa"/>
@@ -7885,17 +7147,11 @@
               <w:gridCol w:w="4597"/>
             </w:tblGrid>
             <w:tr>
-              <w:tblPrEx>
-                <w:tblCellMar>
-                  <w:top w:w="0" w:type="dxa"/>
-                  <w:bottom w:w="0" w:type="dxa"/>
-                </w:tblCellMar>
-              </w:tblPrEx>
               <w:tc>
                 <w:tcPr>
                   <w:tcW w:w="2445" w:type="dxa"/>
                   <w:tcBorders>
-                    <w:bottom w:val="single" w:color="E3DFDA" w:sz="4" w:space="0"/>
+                    <w:bottom w:val="single" w:sz="4" w:space="0" w:color="E3DFDA"/>
                   </w:tcBorders>
                   <w:tcMar>
                     <w:top w:w="72" w:type="dxa"/>
@@ -7923,7 +7179,7 @@
                 <w:tcPr>
                   <w:tcW w:w="2738" w:type="dxa"/>
                   <w:tcBorders>
-                    <w:bottom w:val="single" w:color="E3DFDA" w:sz="4" w:space="0"/>
+                    <w:bottom w:val="single" w:sz="4" w:space="0" w:color="E3DFDA"/>
                   </w:tcBorders>
                   <w:tcMar>
                     <w:top w:w="72" w:type="dxa"/>
@@ -7951,7 +7207,7 @@
                 <w:tcPr>
                   <w:tcW w:w="4597" w:type="dxa"/>
                   <w:tcBorders>
-                    <w:bottom w:val="single" w:color="E3DFDA" w:sz="4" w:space="0"/>
+                    <w:bottom w:val="single" w:sz="4" w:space="0" w:color="E3DFDA"/>
                   </w:tcBorders>
                   <w:tcMar>
                     <w:top w:w="72" w:type="dxa"/>
@@ -7977,12 +7233,6 @@
               </w:tc>
             </w:tr>
             <w:tr>
-              <w:tblPrEx>
-                <w:tblCellMar>
-                  <w:top w:w="0" w:type="dxa"/>
-                  <w:bottom w:w="0" w:type="dxa"/>
-                </w:tblCellMar>
-              </w:tblPrEx>
               <w:trPr>
                 <w:trHeight w:val="246"/>
               </w:trPr>
@@ -7990,7 +7240,7 @@
                 <w:tcPr>
                   <w:tcW w:w="2445" w:type="dxa"/>
                   <w:tcBorders>
-                    <w:bottom w:val="single" w:color="E3DFDA" w:sz="4" w:space="0"/>
+                    <w:bottom w:val="single" w:sz="4" w:space="0" w:color="E3DFDA"/>
                   </w:tcBorders>
                   <w:tcMar>
                     <w:top w:w="72" w:type="dxa"/>
@@ -8010,7 +7260,7 @@
                 <w:tcPr>
                   <w:tcW w:w="2738" w:type="dxa"/>
                   <w:tcBorders>
-                    <w:bottom w:val="single" w:color="E3DFDA" w:sz="4" w:space="0"/>
+                    <w:bottom w:val="single" w:sz="4" w:space="0" w:color="E3DFDA"/>
                   </w:tcBorders>
                   <w:tcMar>
                     <w:top w:w="72" w:type="dxa"/>
@@ -8030,7 +7280,7 @@
                 <w:tcPr>
                   <w:tcW w:w="4597" w:type="dxa"/>
                   <w:tcBorders>
-                    <w:bottom w:val="single" w:color="E3DFDA" w:sz="4" w:space="0"/>
+                    <w:bottom w:val="single" w:sz="4" w:space="0" w:color="E3DFDA"/>
                   </w:tcBorders>
                   <w:tcMar>
                     <w:top w:w="72" w:type="dxa"/>
@@ -8048,12 +7298,6 @@
               </w:tc>
             </w:tr>
             <w:tr>
-              <w:tblPrEx>
-                <w:tblCellMar>
-                  <w:top w:w="0" w:type="dxa"/>
-                  <w:bottom w:w="0" w:type="dxa"/>
-                </w:tblCellMar>
-              </w:tblPrEx>
               <w:trPr>
                 <w:trHeight w:val="246"/>
               </w:trPr>
@@ -8061,64 +7305,52 @@
                 <w:tcPr>
                   <w:tcW w:w="2445" w:type="dxa"/>
                   <w:tcBorders>
-                    <w:bottom w:val="single" w:color="E3DFDA" w:sz="4" w:space="0"/>
-                  </w:tcBorders>
-                  <w:tcMar>
-                    <w:top w:w="72" w:type="dxa"/>
-                    <w:left w:w="130" w:type="dxa"/>
-                    <w:bottom w:w="72" w:type="dxa"/>
-                    <w:right w:w="130" w:type="dxa"/>
-                  </w:tcMar>
-                  <w:vAlign w:val="center"/>
-                </w:tcPr>
-                <w:p>
-                  <w:r/>
-                </w:p>
+                    <w:bottom w:val="single" w:sz="4" w:space="0" w:color="E3DFDA"/>
+                  </w:tcBorders>
+                  <w:tcMar>
+                    <w:top w:w="72" w:type="dxa"/>
+                    <w:left w:w="130" w:type="dxa"/>
+                    <w:bottom w:w="72" w:type="dxa"/>
+                    <w:right w:w="130" w:type="dxa"/>
+                  </w:tcMar>
+                  <w:vAlign w:val="center"/>
+                </w:tcPr>
+                <w:p/>
               </w:tc>
               <w:tc>
                 <w:tcPr>
                   <w:tcW w:w="2738" w:type="dxa"/>
                   <w:tcBorders>
-                    <w:bottom w:val="single" w:color="E3DFDA" w:sz="4" w:space="0"/>
-                  </w:tcBorders>
-                  <w:tcMar>
-                    <w:top w:w="72" w:type="dxa"/>
-                    <w:left w:w="130" w:type="dxa"/>
-                    <w:bottom w:w="72" w:type="dxa"/>
-                    <w:right w:w="130" w:type="dxa"/>
-                  </w:tcMar>
-                  <w:vAlign w:val="center"/>
-                </w:tcPr>
-                <w:p>
-                  <w:r/>
-                </w:p>
+                    <w:bottom w:val="single" w:sz="4" w:space="0" w:color="E3DFDA"/>
+                  </w:tcBorders>
+                  <w:tcMar>
+                    <w:top w:w="72" w:type="dxa"/>
+                    <w:left w:w="130" w:type="dxa"/>
+                    <w:bottom w:w="72" w:type="dxa"/>
+                    <w:right w:w="130" w:type="dxa"/>
+                  </w:tcMar>
+                  <w:vAlign w:val="center"/>
+                </w:tcPr>
+                <w:p/>
               </w:tc>
               <w:tc>
                 <w:tcPr>
                   <w:tcW w:w="4597" w:type="dxa"/>
                   <w:tcBorders>
-                    <w:bottom w:val="single" w:color="E3DFDA" w:sz="4" w:space="0"/>
-                  </w:tcBorders>
-                  <w:tcMar>
-                    <w:top w:w="72" w:type="dxa"/>
-                    <w:left w:w="130" w:type="dxa"/>
-                    <w:bottom w:w="72" w:type="dxa"/>
-                    <w:right w:w="130" w:type="dxa"/>
-                  </w:tcMar>
-                  <w:vAlign w:val="center"/>
-                </w:tcPr>
-                <w:p>
-                  <w:r/>
-                </w:p>
+                    <w:bottom w:val="single" w:sz="4" w:space="0" w:color="E3DFDA"/>
+                  </w:tcBorders>
+                  <w:tcMar>
+                    <w:top w:w="72" w:type="dxa"/>
+                    <w:left w:w="130" w:type="dxa"/>
+                    <w:bottom w:w="72" w:type="dxa"/>
+                    <w:right w:w="130" w:type="dxa"/>
+                  </w:tcMar>
+                  <w:vAlign w:val="center"/>
+                </w:tcPr>
+                <w:p/>
               </w:tc>
             </w:tr>
             <w:tr>
-              <w:tblPrEx>
-                <w:tblCellMar>
-                  <w:top w:w="0" w:type="dxa"/>
-                  <w:bottom w:w="0" w:type="dxa"/>
-                </w:tblCellMar>
-              </w:tblPrEx>
               <w:trPr>
                 <w:trHeight w:val="246"/>
               </w:trPr>
@@ -8126,55 +7358,49 @@
                 <w:tcPr>
                   <w:tcW w:w="2445" w:type="dxa"/>
                   <w:tcBorders>
-                    <w:bottom w:val="single" w:color="E3DFDA" w:sz="4" w:space="0"/>
-                  </w:tcBorders>
-                  <w:tcMar>
-                    <w:top w:w="72" w:type="dxa"/>
-                    <w:left w:w="130" w:type="dxa"/>
-                    <w:bottom w:w="72" w:type="dxa"/>
-                    <w:right w:w="130" w:type="dxa"/>
-                  </w:tcMar>
-                  <w:vAlign w:val="center"/>
-                </w:tcPr>
-                <w:p>
-                  <w:r/>
-                </w:p>
+                    <w:bottom w:val="single" w:sz="4" w:space="0" w:color="E3DFDA"/>
+                  </w:tcBorders>
+                  <w:tcMar>
+                    <w:top w:w="72" w:type="dxa"/>
+                    <w:left w:w="130" w:type="dxa"/>
+                    <w:bottom w:w="72" w:type="dxa"/>
+                    <w:right w:w="130" w:type="dxa"/>
+                  </w:tcMar>
+                  <w:vAlign w:val="center"/>
+                </w:tcPr>
+                <w:p/>
               </w:tc>
               <w:tc>
                 <w:tcPr>
                   <w:tcW w:w="2738" w:type="dxa"/>
                   <w:tcBorders>
-                    <w:bottom w:val="single" w:color="E3DFDA" w:sz="4" w:space="0"/>
-                  </w:tcBorders>
-                  <w:tcMar>
-                    <w:top w:w="72" w:type="dxa"/>
-                    <w:left w:w="130" w:type="dxa"/>
-                    <w:bottom w:w="72" w:type="dxa"/>
-                    <w:right w:w="130" w:type="dxa"/>
-                  </w:tcMar>
-                  <w:vAlign w:val="center"/>
-                </w:tcPr>
-                <w:p>
-                  <w:r/>
-                </w:p>
+                    <w:bottom w:val="single" w:sz="4" w:space="0" w:color="E3DFDA"/>
+                  </w:tcBorders>
+                  <w:tcMar>
+                    <w:top w:w="72" w:type="dxa"/>
+                    <w:left w:w="130" w:type="dxa"/>
+                    <w:bottom w:w="72" w:type="dxa"/>
+                    <w:right w:w="130" w:type="dxa"/>
+                  </w:tcMar>
+                  <w:vAlign w:val="center"/>
+                </w:tcPr>
+                <w:p/>
               </w:tc>
               <w:tc>
                 <w:tcPr>
                   <w:tcW w:w="4597" w:type="dxa"/>
                   <w:tcBorders>
-                    <w:bottom w:val="single" w:color="E3DFDA" w:sz="4" w:space="0"/>
-                  </w:tcBorders>
-                  <w:tcMar>
-                    <w:top w:w="72" w:type="dxa"/>
-                    <w:left w:w="130" w:type="dxa"/>
-                    <w:bottom w:w="72" w:type="dxa"/>
-                    <w:right w:w="130" w:type="dxa"/>
-                  </w:tcMar>
-                  <w:vAlign w:val="center"/>
-                </w:tcPr>
-                <w:p>
-                  <w:r/>
-                </w:p>
+                    <w:bottom w:val="single" w:sz="4" w:space="0" w:color="E3DFDA"/>
+                  </w:tcBorders>
+                  <w:tcMar>
+                    <w:top w:w="72" w:type="dxa"/>
+                    <w:left w:w="130" w:type="dxa"/>
+                    <w:bottom w:w="72" w:type="dxa"/>
+                    <w:right w:w="130" w:type="dxa"/>
+                  </w:tcMar>
+                  <w:vAlign w:val="center"/>
+                </w:tcPr>
+                <w:p/>
               </w:tc>
             </w:tr>
           </w:tbl>
@@ -8191,12 +7417,12 @@
       <w:tblPr>
         <w:tblW w:w="10080" w:type="dxa"/>
         <w:tblBorders>
-          <w:top w:val="single" w:color="auto" w:sz="4" w:space="0"/>
-          <w:left w:val="single" w:color="auto" w:sz="4" w:space="0"/>
-          <w:bottom w:val="single" w:color="auto" w:sz="4" w:space="0"/>
-          <w:right w:val="single" w:color="auto" w:sz="4" w:space="0"/>
-          <w:insideH w:val="single" w:color="auto" w:sz="4" w:space="0"/>
-          <w:insideV w:val="single" w:color="auto" w:sz="4" w:space="0"/>
+          <w:top w:val="single" w:sz="4" w:space="0" w:color="auto"/>
+          <w:left w:val="single" w:sz="4" w:space="0" w:color="auto"/>
+          <w:bottom w:val="single" w:sz="4" w:space="0" w:color="auto"/>
+          <w:right w:val="single" w:sz="4" w:space="0" w:color="auto"/>
+          <w:insideH w:val="single" w:sz="4" w:space="0" w:color="auto"/>
+          <w:insideV w:val="single" w:sz="4" w:space="0" w:color="auto"/>
         </w:tblBorders>
         <w:tblCellMar>
           <w:left w:w="10" w:type="dxa"/>
@@ -8209,19 +7435,13 @@
         <w:gridCol w:w="4435"/>
       </w:tblGrid>
       <w:tr>
-        <w:tblPrEx>
-          <w:tblCellMar>
-            <w:top w:w="0" w:type="dxa"/>
-            <w:bottom w:w="0" w:type="dxa"/>
-          </w:tblCellMar>
-        </w:tblPrEx>
         <w:tc>
           <w:tcPr>
             <w:tcW w:w="5645" w:type="dxa"/>
             <w:tcBorders>
-              <w:top w:val="single" w:color="000000" w:themeColor="text1" w:sz="6" w:space="0"/>
-              <w:left w:val="single" w:color="E3DFDA" w:sz="4" w:space="0"/>
-              <w:bottom w:val="single" w:color="E3DFDA" w:sz="4" w:space="0"/>
+              <w:top w:val="single" w:sz="6" w:space="0" w:color="000000" w:themeColor="text1"/>
+              <w:left w:val="single" w:sz="4" w:space="0" w:color="E3DFDA"/>
+              <w:bottom w:val="single" w:sz="4" w:space="0" w:color="E3DFDA"/>
             </w:tcBorders>
             <w:shd w:val="clear" w:color="auto" w:fill="F5F3F1"/>
             <w:tcMar>
@@ -8234,8 +7454,8 @@
           <w:p>
             <w:r>
               <w:rPr>
-                <w:b w:val="1"/>
-                <w:bCs w:val="1"/>
+                <w:b/>
+                <w:bCs/>
                 <w:color w:val="777169"/>
                 <w:sz w:val="16"/>
                 <w:szCs w:val="16"/>
@@ -8245,29 +7465,16 @@
             </w:r>
             <w:r>
               <w:rPr>
-                <w:b w:val="1"/>
-                <w:bCs w:val="1"/>
-                <w:caps w:val="1"/>
+                <w:b/>
+                <w:bCs/>
+                <w:caps/>
                 <w:color w:val="000000"/>
                 <w:spacing w:val="10"/>
                 <w:sz w:val="19"/>
                 <w:szCs w:val="19"/>
                 <w:lang w:val="en-US"/>
               </w:rPr>
-              <w:t>Proof</w:t>
-            </w:r>
-            <w:r>
-              <w:rPr>
-                <w:b w:val="1"/>
-                <w:bCs w:val="1"/>
-                <w:caps w:val="1"/>
-                <w:color w:val="000000"/>
-                <w:spacing w:val="10"/>
-                <w:sz w:val="19"/>
-                <w:szCs w:val="19"/>
-                <w:lang w:val="en-US"/>
-              </w:rPr>
-              <w:t xml:space="preserve"> of build</w:t>
+              <w:t>Proof of build</w:t>
             </w:r>
           </w:p>
         </w:tc>
@@ -8275,9 +7482,9 @@
           <w:tcPr>
             <w:tcW w:w="4435" w:type="dxa"/>
             <w:tcBorders>
-              <w:top w:val="single" w:color="000000" w:themeColor="text1" w:sz="6" w:space="0"/>
-              <w:bottom w:val="single" w:color="E3DFDA" w:sz="4" w:space="0"/>
-              <w:right w:val="single" w:color="E3DFDA" w:sz="4" w:space="0"/>
+              <w:top w:val="single" w:sz="6" w:space="0" w:color="000000" w:themeColor="text1"/>
+              <w:bottom w:val="single" w:sz="4" w:space="0" w:color="E3DFDA"/>
+              <w:right w:val="single" w:sz="4" w:space="0" w:color="E3DFDA"/>
             </w:tcBorders>
             <w:shd w:val="clear" w:color="auto" w:fill="F5F3F1"/>
             <w:tcMar>
@@ -8313,12 +7520,6 @@
         </w:tc>
       </w:tr>
       <w:tr>
-        <w:tblPrEx>
-          <w:tblCellMar>
-            <w:top w:w="0" w:type="dxa"/>
-            <w:bottom w:w="0" w:type="dxa"/>
-          </w:tblCellMar>
-        </w:tblPrEx>
         <w:trPr>
           <w:trHeight w:val="340"/>
         </w:trPr>
@@ -8327,9 +7528,9 @@
             <w:tcW w:w="10080" w:type="dxa"/>
             <w:gridSpan w:val="2"/>
             <w:tcBorders>
-              <w:left w:val="single" w:color="E3DFDA" w:sz="4" w:space="0"/>
-              <w:bottom w:val="single" w:color="E3DFDA" w:sz="4" w:space="0"/>
-              <w:right w:val="single" w:color="E3DFDA" w:sz="4" w:space="0"/>
+              <w:left w:val="single" w:sz="4" w:space="0" w:color="E3DFDA"/>
+              <w:bottom w:val="single" w:sz="4" w:space="0" w:color="E3DFDA"/>
+              <w:right w:val="single" w:sz="4" w:space="0" w:color="E3DFDA"/>
             </w:tcBorders>
             <w:shd w:val="clear" w:color="auto" w:fill="FCFBFA"/>
             <w:tcMar>
@@ -8345,12 +7546,18 @@
             </w:pPr>
             <w:r>
               <w:t>Deployed demo: https://haqqline.excellonit.net</w:t>
+            </w:r>
+            <w:r>
               <w:br/>
               <w:t>Repo: https://github.com/excellonitapps31/HaqqLine</w:t>
+            </w:r>
+            <w:r>
               <w:br/>
               <w:t>Company: https://excellonit.net</w:t>
+            </w:r>
+            <w:r>
               <w:br/>
-              <w:t>60-second box L walkthrough recording: [PASTE UNLISTED VIDEO URL BEFORE SUBMIT]</w:t>
+              <w:t>60-second box L walkthrough recording: https://youtu.be/ci3NsthWO0o</w:t>
             </w:r>
           </w:p>
         </w:tc>
@@ -8364,7 +7571,7 @@
     <w:p>
       <w:pPr>
         <w:pBdr>
-          <w:bottom w:val="single" w:color="000000" w:sz="6" w:space="5"/>
+          <w:bottom w:val="single" w:sz="6" w:space="5" w:color="000000"/>
         </w:pBdr>
         <w:spacing w:after="70" w:line="260" w:lineRule="auto"/>
       </w:pPr>
@@ -8383,12 +7590,12 @@
       <w:tblPr>
         <w:tblW w:w="10080" w:type="dxa"/>
         <w:tblBorders>
-          <w:top w:val="single" w:color="auto" w:sz="4" w:space="0"/>
-          <w:left w:val="single" w:color="auto" w:sz="4" w:space="0"/>
-          <w:bottom w:val="single" w:color="auto" w:sz="4" w:space="0"/>
-          <w:right w:val="single" w:color="auto" w:sz="4" w:space="0"/>
-          <w:insideH w:val="single" w:color="auto" w:sz="4" w:space="0"/>
-          <w:insideV w:val="single" w:color="auto" w:sz="4" w:space="0"/>
+          <w:top w:val="single" w:sz="4" w:space="0" w:color="auto"/>
+          <w:left w:val="single" w:sz="4" w:space="0" w:color="auto"/>
+          <w:bottom w:val="single" w:sz="4" w:space="0" w:color="auto"/>
+          <w:right w:val="single" w:sz="4" w:space="0" w:color="auto"/>
+          <w:insideH w:val="single" w:sz="4" w:space="0" w:color="auto"/>
+          <w:insideV w:val="single" w:sz="4" w:space="0" w:color="auto"/>
         </w:tblBorders>
         <w:tblCellMar>
           <w:left w:w="10" w:type="dxa"/>
@@ -8402,12 +7609,6 @@
         <w:gridCol w:w="3830"/>
       </w:tblGrid>
       <w:tr>
-        <w:tblPrEx>
-          <w:tblCellMar>
-            <w:top w:w="0" w:type="dxa"/>
-            <w:bottom w:w="0" w:type="dxa"/>
-          </w:tblCellMar>
-        </w:tblPrEx>
         <w:tc>
           <w:tcPr>
             <w:tcW w:w="4637" w:type="dxa"/>
@@ -8482,17 +7683,11 @@
         </w:tc>
       </w:tr>
       <w:tr>
-        <w:tblPrEx>
-          <w:tblCellMar>
-            <w:top w:w="0" w:type="dxa"/>
-            <w:bottom w:w="0" w:type="dxa"/>
-          </w:tblCellMar>
-        </w:tblPrEx>
         <w:tc>
           <w:tcPr>
             <w:tcW w:w="4637" w:type="dxa"/>
             <w:tcBorders>
-              <w:bottom w:val="single" w:color="E3DFDA" w:sz="4" w:space="0"/>
+              <w:bottom w:val="single" w:sz="4" w:space="0" w:color="E3DFDA"/>
             </w:tcBorders>
             <w:tcMar>
               <w:top w:w="42" w:type="dxa"/>
@@ -8515,7 +7710,7 @@
           <w:tcPr>
             <w:tcW w:w="1613" w:type="dxa"/>
             <w:tcBorders>
-              <w:bottom w:val="single" w:color="E3DFDA" w:sz="4" w:space="0"/>
+              <w:bottom w:val="single" w:sz="4" w:space="0" w:color="E3DFDA"/>
             </w:tcBorders>
             <w:tcMar>
               <w:top w:w="42" w:type="dxa"/>
@@ -8541,7 +7736,7 @@
           <w:tcPr>
             <w:tcW w:w="3830" w:type="dxa"/>
             <w:tcBorders>
-              <w:bottom w:val="single" w:color="E3DFDA" w:sz="4" w:space="0"/>
+              <w:bottom w:val="single" w:sz="4" w:space="0" w:color="E3DFDA"/>
             </w:tcBorders>
             <w:tcMar>
               <w:top w:w="42" w:type="dxa"/>
@@ -8565,17 +7760,11 @@
         </w:tc>
       </w:tr>
       <w:tr>
-        <w:tblPrEx>
-          <w:tblCellMar>
-            <w:top w:w="0" w:type="dxa"/>
-            <w:bottom w:w="0" w:type="dxa"/>
-          </w:tblCellMar>
-        </w:tblPrEx>
         <w:tc>
           <w:tcPr>
             <w:tcW w:w="4637" w:type="dxa"/>
             <w:tcBorders>
-              <w:bottom w:val="single" w:color="E3DFDA" w:sz="4" w:space="0"/>
+              <w:bottom w:val="single" w:sz="4" w:space="0" w:color="E3DFDA"/>
             </w:tcBorders>
             <w:tcMar>
               <w:top w:w="42" w:type="dxa"/>
@@ -8591,23 +7780,7 @@
                 <w:szCs w:val="17"/>
                 <w:lang w:val="en-US"/>
               </w:rPr>
-              <w:t xml:space="preserve">Agent design and use of the </w:t>
-            </w:r>
-            <w:r>
-              <w:rPr>
-                <w:sz w:val="17"/>
-                <w:szCs w:val="17"/>
-                <w:lang w:val="en-US"/>
-              </w:rPr>
-              <w:t>ElevenLabs</w:t>
-            </w:r>
-            <w:r>
-              <w:rPr>
-                <w:sz w:val="17"/>
-                <w:szCs w:val="17"/>
-                <w:lang w:val="en-US"/>
-              </w:rPr>
-              <w:t xml:space="preserve"> stack</w:t>
+              <w:t>Agent design and use of the ElevenLabs stack</w:t>
             </w:r>
           </w:p>
         </w:tc>
@@ -8615,7 +7788,7 @@
           <w:tcPr>
             <w:tcW w:w="1613" w:type="dxa"/>
             <w:tcBorders>
-              <w:bottom w:val="single" w:color="E3DFDA" w:sz="4" w:space="0"/>
+              <w:bottom w:val="single" w:sz="4" w:space="0" w:color="E3DFDA"/>
             </w:tcBorders>
             <w:tcMar>
               <w:top w:w="42" w:type="dxa"/>
@@ -8641,7 +7814,7 @@
           <w:tcPr>
             <w:tcW w:w="3830" w:type="dxa"/>
             <w:tcBorders>
-              <w:bottom w:val="single" w:color="E3DFDA" w:sz="4" w:space="0"/>
+              <w:bottom w:val="single" w:sz="4" w:space="0" w:color="E3DFDA"/>
             </w:tcBorders>
             <w:tcMar>
               <w:top w:w="42" w:type="dxa"/>
@@ -8665,17 +7838,11 @@
         </w:tc>
       </w:tr>
       <w:tr>
-        <w:tblPrEx>
-          <w:tblCellMar>
-            <w:top w:w="0" w:type="dxa"/>
-            <w:bottom w:w="0" w:type="dxa"/>
-          </w:tblCellMar>
-        </w:tblPrEx>
         <w:tc>
           <w:tcPr>
             <w:tcW w:w="4637" w:type="dxa"/>
             <w:tcBorders>
-              <w:bottom w:val="single" w:color="E3DFDA" w:sz="4" w:space="0"/>
+              <w:bottom w:val="single" w:sz="4" w:space="0" w:color="E3DFDA"/>
             </w:tcBorders>
             <w:tcMar>
               <w:top w:w="42" w:type="dxa"/>
@@ -8698,7 +7865,7 @@
           <w:tcPr>
             <w:tcW w:w="1613" w:type="dxa"/>
             <w:tcBorders>
-              <w:bottom w:val="single" w:color="E3DFDA" w:sz="4" w:space="0"/>
+              <w:bottom w:val="single" w:sz="4" w:space="0" w:color="E3DFDA"/>
             </w:tcBorders>
             <w:tcMar>
               <w:top w:w="42" w:type="dxa"/>
@@ -8724,7 +7891,7 @@
           <w:tcPr>
             <w:tcW w:w="3830" w:type="dxa"/>
             <w:tcBorders>
-              <w:bottom w:val="single" w:color="E3DFDA" w:sz="4" w:space="0"/>
+              <w:bottom w:val="single" w:sz="4" w:space="0" w:color="E3DFDA"/>
             </w:tcBorders>
             <w:tcMar>
               <w:top w:w="42" w:type="dxa"/>
@@ -8748,17 +7915,11 @@
         </w:tc>
       </w:tr>
       <w:tr>
-        <w:tblPrEx>
-          <w:tblCellMar>
-            <w:top w:w="0" w:type="dxa"/>
-            <w:bottom w:w="0" w:type="dxa"/>
-          </w:tblCellMar>
-        </w:tblPrEx>
         <w:tc>
           <w:tcPr>
             <w:tcW w:w="4637" w:type="dxa"/>
             <w:tcBorders>
-              <w:bottom w:val="single" w:color="E3DFDA" w:sz="4" w:space="0"/>
+              <w:bottom w:val="single" w:sz="4" w:space="0" w:color="E3DFDA"/>
             </w:tcBorders>
             <w:tcMar>
               <w:top w:w="42" w:type="dxa"/>
@@ -8781,7 +7942,7 @@
           <w:tcPr>
             <w:tcW w:w="1613" w:type="dxa"/>
             <w:tcBorders>
-              <w:bottom w:val="single" w:color="E3DFDA" w:sz="4" w:space="0"/>
+              <w:bottom w:val="single" w:sz="4" w:space="0" w:color="E3DFDA"/>
             </w:tcBorders>
             <w:tcMar>
               <w:top w:w="42" w:type="dxa"/>
@@ -8807,7 +7968,7 @@
           <w:tcPr>
             <w:tcW w:w="3830" w:type="dxa"/>
             <w:tcBorders>
-              <w:bottom w:val="single" w:color="E3DFDA" w:sz="4" w:space="0"/>
+              <w:bottom w:val="single" w:sz="4" w:space="0" w:color="E3DFDA"/>
             </w:tcBorders>
             <w:tcMar>
               <w:top w:w="42" w:type="dxa"/>
@@ -8831,17 +7992,11 @@
         </w:tc>
       </w:tr>
       <w:tr>
-        <w:tblPrEx>
-          <w:tblCellMar>
-            <w:top w:w="0" w:type="dxa"/>
-            <w:bottom w:w="0" w:type="dxa"/>
-          </w:tblCellMar>
-        </w:tblPrEx>
         <w:tc>
           <w:tcPr>
             <w:tcW w:w="4637" w:type="dxa"/>
             <w:tcBorders>
-              <w:bottom w:val="single" w:color="E3DFDA" w:sz="4" w:space="0"/>
+              <w:bottom w:val="single" w:sz="4" w:space="0" w:color="E3DFDA"/>
             </w:tcBorders>
             <w:tcMar>
               <w:top w:w="42" w:type="dxa"/>
@@ -8864,7 +8019,7 @@
           <w:tcPr>
             <w:tcW w:w="1613" w:type="dxa"/>
             <w:tcBorders>
-              <w:bottom w:val="single" w:color="E3DFDA" w:sz="4" w:space="0"/>
+              <w:bottom w:val="single" w:sz="4" w:space="0" w:color="E3DFDA"/>
             </w:tcBorders>
             <w:tcMar>
               <w:top w:w="42" w:type="dxa"/>
@@ -8890,7 +8045,7 @@
           <w:tcPr>
             <w:tcW w:w="3830" w:type="dxa"/>
             <w:tcBorders>
-              <w:bottom w:val="single" w:color="E3DFDA" w:sz="4" w:space="0"/>
+              <w:bottom w:val="single" w:sz="4" w:space="0" w:color="E3DFDA"/>
             </w:tcBorders>
             <w:tcMar>
               <w:top w:w="42" w:type="dxa"/>
@@ -8917,7 +8072,7 @@
     <w:p/>
     <w:sectPr>
       <w:headerReference w:type="default" r:id="rId7"/>
-      <w:pgSz w:w="12240" w:h="15840" w:orient="portrait"/>
+      <w:pgSz w:w="12240" w:h="15840"/>
       <w:pgMar w:top="1200" w:right="1080" w:bottom="1080" w:left="1080" w:header="600" w:footer="540" w:gutter="0"/>
       <w:cols w:space="720"/>
       <w:docGrid w:linePitch="360"/>
@@ -8927,7 +8082,7 @@
 </file>
 
 <file path=word/endnotes.xml><?xml version="1.0" encoding="utf-8"?>
-<w:endnotes xmlns:wpc="http://schemas.microsoft.com/office/word/2010/wordprocessingCanvas" xmlns:cx="http://schemas.microsoft.com/office/drawing/2014/chartex" xmlns:cx1="http://schemas.microsoft.com/office/drawing/2015/9/8/chartex" xmlns:cx2="http://schemas.microsoft.com/office/drawing/2015/10/21/chartex" xmlns:cx3="http://schemas.microsoft.com/office/drawing/2016/5/9/chartex" xmlns:cx4="http://schemas.microsoft.com/office/drawing/2016/5/10/chartex" xmlns:cx5="http://schemas.microsoft.com/office/drawing/2016/5/11/chartex" xmlns:cx6="http://schemas.microsoft.com/office/drawing/2016/5/12/chartex" xmlns:cx7="http://schemas.microsoft.com/office/drawing/2016/5/13/chartex" xmlns:cx8="http://schemas.microsoft.com/office/drawing/2016/5/14/chartex" xmlns:mc="http://schemas.openxmlformats.org/markup-compatibility/2006" xmlns:aink="http://schemas.microsoft.com/office/drawing/2016/ink" xmlns:am3d="http://schemas.microsoft.com/office/drawing/2017/model3d" xmlns:o="urn:schemas-microsoft-com:office:office" xmlns:oel="http://schemas.microsoft.com/office/2019/extlst" xmlns:r="http://schemas.openxmlformats.org/officeDocument/2006/relationships" xmlns:m="http://schemas.openxmlformats.org/officeDocument/2006/math" xmlns:v="urn:schemas-microsoft-com:vml" xmlns:wp14="http://schemas.microsoft.com/office/word/2010/wordprocessingDrawing" xmlns:wp="http://schemas.openxmlformats.org/drawingml/2006/wordprocessingDrawing" xmlns:w10="urn:schemas-microsoft-com:office:word" xmlns:w="http://schemas.openxmlformats.org/wordprocessingml/2006/main" xmlns:w14="http://schemas.microsoft.com/office/word/2010/wordml" xmlns:w15="http://schemas.microsoft.com/office/word/2012/wordml" xmlns:w16cei="http://schemas.microsoft.com/office/word/2026/wordml/cei" xmlns:w16cex="http://schemas.microsoft.com/office/word/2018/wordml/cex" xmlns:w16cid="http://schemas.microsoft.com/office/word/2016/wordml/cid" xmlns:w16="http://schemas.microsoft.com/office/word/2018/wordml" xmlns:w16du="http://schemas.microsoft.com/office/word/2023/wordml/word16du" xmlns:w16sdtdh="http://schemas.microsoft.com/office/word/2020/wordml/sdtdatahash" xmlns:w16sdtfl="http://schemas.microsoft.com/office/word/2024/wordml/sdtformatlock" xmlns:w16se="http://schemas.microsoft.com/office/word/2015/wordml/symex" xmlns:wpg="http://schemas.microsoft.com/office/word/2010/wordprocessingGroup" xmlns:wpi="http://schemas.microsoft.com/office/word/2010/wordprocessingInk" xmlns:wne="http://schemas.microsoft.com/office/word/2006/wordml" xmlns:wps="http://schemas.microsoft.com/office/word/2010/wordprocessingShape" mc:Ignorable="w14 w15 w16se w16cid w16 w16cex w16sdtdh w16sdtfl w16du wp14">
+<w:endnotes xmlns:wpc="http://schemas.microsoft.com/office/word/2010/wordprocessingCanvas" xmlns:cx="http://schemas.microsoft.com/office/drawing/2014/chartex" xmlns:cx1="http://schemas.microsoft.com/office/drawing/2015/9/8/chartex" xmlns:cx2="http://schemas.microsoft.com/office/drawing/2015/10/21/chartex" xmlns:cx3="http://schemas.microsoft.com/office/drawing/2016/5/9/chartex" xmlns:cx4="http://schemas.microsoft.com/office/drawing/2016/5/10/chartex" xmlns:cx5="http://schemas.microsoft.com/office/drawing/2016/5/11/chartex" xmlns:cx6="http://schemas.microsoft.com/office/drawing/2016/5/12/chartex" xmlns:cx7="http://schemas.microsoft.com/office/drawing/2016/5/13/chartex" xmlns:cx8="http://schemas.microsoft.com/office/drawing/2016/5/14/chartex" xmlns:mc="http://schemas.openxmlformats.org/markup-compatibility/2006" xmlns:m="http://schemas.openxmlformats.org/officeDocument/2006/math" xmlns:aink="http://schemas.microsoft.com/office/drawing/2016/ink" xmlns:am3d="http://schemas.microsoft.com/office/drawing/2017/model3d" xmlns:oel="http://schemas.microsoft.com/office/2019/extlst" xmlns:r="http://schemas.openxmlformats.org/officeDocument/2006/relationships" xmlns:wp14="http://schemas.microsoft.com/office/word/2010/wordprocessingDrawing" xmlns:wp="http://schemas.openxmlformats.org/drawingml/2006/wordprocessingDrawing" xmlns:wpg="http://schemas.microsoft.com/office/word/2010/wordprocessingGroup" xmlns:wpi="http://schemas.microsoft.com/office/word/2010/wordprocessingInk" xmlns:wps="http://schemas.microsoft.com/office/word/2010/wordprocessingShape" xmlns:o="urn:schemas-microsoft-com:office:office" xmlns:v="urn:schemas-microsoft-com:vml" xmlns:w10="urn:schemas-microsoft-com:office:word" xmlns:w="http://schemas.openxmlformats.org/wordprocessingml/2006/main" xmlns:w14="http://schemas.microsoft.com/office/word/2010/wordml" xmlns:w15="http://schemas.microsoft.com/office/word/2012/wordml" xmlns:w16cex="http://schemas.microsoft.com/office/word/2018/wordml/cex" xmlns:w16cid="http://schemas.microsoft.com/office/word/2016/wordml/cid" xmlns:w16="http://schemas.microsoft.com/office/word/2018/wordml" xmlns:w16sdtdh="http://schemas.microsoft.com/office/word/2020/wordml/sdtdatahash" xmlns:w16sdtfl="http://schemas.microsoft.com/office/word/2024/wordml/sdtformatlock" xmlns:w16se="http://schemas.microsoft.com/office/word/2015/wordml/symex" xmlns:w16du="http://schemas.microsoft.com/office/word/2023/wordml/word16du" xmlns:wne="http://schemas.microsoft.com/office/word/2006/wordml" mc:Ignorable="w14 w15 w16se w16cid w16 w16cex w16sdtdh w16sdtfl w16du wp14">
   <w:endnote w:type="separator" w:id="-1">
     <w:p>
       <w:r>
@@ -8946,7 +8101,7 @@
 </file>
 
 <file path=word/footnotes.xml><?xml version="1.0" encoding="utf-8"?>
-<w:footnotes xmlns:wpc="http://schemas.microsoft.com/office/word/2010/wordprocessingCanvas" xmlns:cx="http://schemas.microsoft.com/office/drawing/2014/chartex" xmlns:cx1="http://schemas.microsoft.com/office/drawing/2015/9/8/chartex" xmlns:cx2="http://schemas.microsoft.com/office/drawing/2015/10/21/chartex" xmlns:cx3="http://schemas.microsoft.com/office/drawing/2016/5/9/chartex" xmlns:cx4="http://schemas.microsoft.com/office/drawing/2016/5/10/chartex" xmlns:cx5="http://schemas.microsoft.com/office/drawing/2016/5/11/chartex" xmlns:cx6="http://schemas.microsoft.com/office/drawing/2016/5/12/chartex" xmlns:cx7="http://schemas.microsoft.com/office/drawing/2016/5/13/chartex" xmlns:cx8="http://schemas.microsoft.com/office/drawing/2016/5/14/chartex" xmlns:mc="http://schemas.openxmlformats.org/markup-compatibility/2006" xmlns:aink="http://schemas.microsoft.com/office/drawing/2016/ink" xmlns:am3d="http://schemas.microsoft.com/office/drawing/2017/model3d" xmlns:o="urn:schemas-microsoft-com:office:office" xmlns:oel="http://schemas.microsoft.com/office/2019/extlst" xmlns:r="http://schemas.openxmlformats.org/officeDocument/2006/relationships" xmlns:m="http://schemas.openxmlformats.org/officeDocument/2006/math" xmlns:v="urn:schemas-microsoft-com:vml" xmlns:wp14="http://schemas.microsoft.com/office/word/2010/wordprocessingDrawing" xmlns:wp="http://schemas.openxmlformats.org/drawingml/2006/wordprocessingDrawing" xmlns:w10="urn:schemas-microsoft-com:office:word" xmlns:w="http://schemas.openxmlformats.org/wordprocessingml/2006/main" xmlns:w14="http://schemas.microsoft.com/office/word/2010/wordml" xmlns:w15="http://schemas.microsoft.com/office/word/2012/wordml" xmlns:w16cei="http://schemas.microsoft.com/office/word/2026/wordml/cei" xmlns:w16cex="http://schemas.microsoft.com/office/word/2018/wordml/cex" xmlns:w16cid="http://schemas.microsoft.com/office/word/2016/wordml/cid" xmlns:w16="http://schemas.microsoft.com/office/word/2018/wordml" xmlns:w16du="http://schemas.microsoft.com/office/word/2023/wordml/word16du" xmlns:w16sdtdh="http://schemas.microsoft.com/office/word/2020/wordml/sdtdatahash" xmlns:w16sdtfl="http://schemas.microsoft.com/office/word/2024/wordml/sdtformatlock" xmlns:w16se="http://schemas.microsoft.com/office/word/2015/wordml/symex" xmlns:wpg="http://schemas.microsoft.com/office/word/2010/wordprocessingGroup" xmlns:wpi="http://schemas.microsoft.com/office/word/2010/wordprocessingInk" xmlns:wne="http://schemas.microsoft.com/office/word/2006/wordml" xmlns:wps="http://schemas.microsoft.com/office/word/2010/wordprocessingShape" mc:Ignorable="w14 w15 w16se w16cid w16 w16cex w16sdtdh w16sdtfl w16du wp14">
+<w:footnotes xmlns:wpc="http://schemas.microsoft.com/office/word/2010/wordprocessingCanvas" xmlns:cx="http://schemas.microsoft.com/office/drawing/2014/chartex" xmlns:cx1="http://schemas.microsoft.com/office/drawing/2015/9/8/chartex" xmlns:cx2="http://schemas.microsoft.com/office/drawing/2015/10/21/chartex" xmlns:cx3="http://schemas.microsoft.com/office/drawing/2016/5/9/chartex" xmlns:cx4="http://schemas.microsoft.com/office/drawing/2016/5/10/chartex" xmlns:cx5="http://schemas.microsoft.com/office/drawing/2016/5/11/chartex" xmlns:cx6="http://schemas.microsoft.com/office/drawing/2016/5/12/chartex" xmlns:cx7="http://schemas.microsoft.com/office/drawing/2016/5/13/chartex" xmlns:cx8="http://schemas.microsoft.com/office/drawing/2016/5/14/chartex" xmlns:mc="http://schemas.openxmlformats.org/markup-compatibility/2006" xmlns:m="http://schemas.openxmlformats.org/officeDocument/2006/math" xmlns:aink="http://schemas.microsoft.com/office/drawing/2016/ink" xmlns:am3d="http://schemas.microsoft.com/office/drawing/2017/model3d" xmlns:oel="http://schemas.microsoft.com/office/2019/extlst" xmlns:r="http://schemas.openxmlformats.org/officeDocument/2006/relationships" xmlns:wp14="http://schemas.microsoft.com/office/word/2010/wordprocessingDrawing" xmlns:wp="http://schemas.openxmlformats.org/drawingml/2006/wordprocessingDrawing" xmlns:wpg="http://schemas.microsoft.com/office/word/2010/wordprocessingGroup" xmlns:wpi="http://schemas.microsoft.com/office/word/2010/wordprocessingInk" xmlns:wps="http://schemas.microsoft.com/office/word/2010/wordprocessingShape" xmlns:o="urn:schemas-microsoft-com:office:office" xmlns:v="urn:schemas-microsoft-com:vml" xmlns:w10="urn:schemas-microsoft-com:office:word" xmlns:w="http://schemas.openxmlformats.org/wordprocessingml/2006/main" xmlns:w14="http://schemas.microsoft.com/office/word/2010/wordml" xmlns:w15="http://schemas.microsoft.com/office/word/2012/wordml" xmlns:w16cex="http://schemas.microsoft.com/office/word/2018/wordml/cex" xmlns:w16cid="http://schemas.microsoft.com/office/word/2016/wordml/cid" xmlns:w16="http://schemas.microsoft.com/office/word/2018/wordml" xmlns:w16sdtdh="http://schemas.microsoft.com/office/word/2020/wordml/sdtdatahash" xmlns:w16sdtfl="http://schemas.microsoft.com/office/word/2024/wordml/sdtformatlock" xmlns:w16se="http://schemas.microsoft.com/office/word/2015/wordml/symex" xmlns:w16du="http://schemas.microsoft.com/office/word/2023/wordml/word16du" xmlns:wne="http://schemas.microsoft.com/office/word/2006/wordml" mc:Ignorable="w14 w15 w16se w16cid w16 w16cex w16sdtdh w16sdtfl w16du wp14">
   <w:footnote w:type="separator" w:id="-1">
     <w:p>
       <w:r>
@@ -8965,7 +8120,7 @@
 </file>
 
 <file path=word/header1.xml><?xml version="1.0" encoding="utf-8"?>
-<w:hdr xmlns:wpc="http://schemas.microsoft.com/office/word/2010/wordprocessingCanvas" xmlns:cx="http://schemas.microsoft.com/office/drawing/2014/chartex" xmlns:cx1="http://schemas.microsoft.com/office/drawing/2015/9/8/chartex" xmlns:cx2="http://schemas.microsoft.com/office/drawing/2015/10/21/chartex" xmlns:cx3="http://schemas.microsoft.com/office/drawing/2016/5/9/chartex" xmlns:cx4="http://schemas.microsoft.com/office/drawing/2016/5/10/chartex" xmlns:cx5="http://schemas.microsoft.com/office/drawing/2016/5/11/chartex" xmlns:cx6="http://schemas.microsoft.com/office/drawing/2016/5/12/chartex" xmlns:cx7="http://schemas.microsoft.com/office/drawing/2016/5/13/chartex" xmlns:cx8="http://schemas.microsoft.com/office/drawing/2016/5/14/chartex" xmlns:mc="http://schemas.openxmlformats.org/markup-compatibility/2006" xmlns:aink="http://schemas.microsoft.com/office/drawing/2016/ink" xmlns:am3d="http://schemas.microsoft.com/office/drawing/2017/model3d" xmlns:o="urn:schemas-microsoft-com:office:office" xmlns:oel="http://schemas.microsoft.com/office/2019/extlst" xmlns:r="http://schemas.openxmlformats.org/officeDocument/2006/relationships" xmlns:m="http://schemas.openxmlformats.org/officeDocument/2006/math" xmlns:v="urn:schemas-microsoft-com:vml" xmlns:wp14="http://schemas.microsoft.com/office/word/2010/wordprocessingDrawing" xmlns:wp="http://schemas.openxmlformats.org/drawingml/2006/wordprocessingDrawing" xmlns:w10="urn:schemas-microsoft-com:office:word" xmlns:w="http://schemas.openxmlformats.org/wordprocessingml/2006/main" xmlns:w14="http://schemas.microsoft.com/office/word/2010/wordml" xmlns:w15="http://schemas.microsoft.com/office/word/2012/wordml" xmlns:w16cei="http://schemas.microsoft.com/office/word/2026/wordml/cei" xmlns:w16cex="http://schemas.microsoft.com/office/word/2018/wordml/cex" xmlns:w16cid="http://schemas.microsoft.com/office/word/2016/wordml/cid" xmlns:w16="http://schemas.microsoft.com/office/word/2018/wordml" xmlns:w16du="http://schemas.microsoft.com/office/word/2023/wordml/word16du" xmlns:w16sdtdh="http://schemas.microsoft.com/office/word/2020/wordml/sdtdatahash" xmlns:w16sdtfl="http://schemas.microsoft.com/office/word/2024/wordml/sdtformatlock" xmlns:w16se="http://schemas.microsoft.com/office/word/2015/wordml/symex" xmlns:wpg="http://schemas.microsoft.com/office/word/2010/wordprocessingGroup" xmlns:wpi="http://schemas.microsoft.com/office/word/2010/wordprocessingInk" xmlns:wne="http://schemas.microsoft.com/office/word/2006/wordml" xmlns:wps="http://schemas.microsoft.com/office/word/2010/wordprocessingShape" xmlns:a="http://schemas.openxmlformats.org/drawingml/2006/main" xmlns:pic="http://schemas.openxmlformats.org/drawingml/2006/picture" xmlns:a14="http://schemas.microsoft.com/office/drawing/2010/main" mc:Ignorable="w14 w15 w16se w16cid w16 w16cex w16sdtdh w16sdtfl w16du wp14">
+<w:hdr xmlns:wpc="http://schemas.microsoft.com/office/word/2010/wordprocessingCanvas" xmlns:cx="http://schemas.microsoft.com/office/drawing/2014/chartex" xmlns:cx1="http://schemas.microsoft.com/office/drawing/2015/9/8/chartex" xmlns:cx2="http://schemas.microsoft.com/office/drawing/2015/10/21/chartex" xmlns:cx3="http://schemas.microsoft.com/office/drawing/2016/5/9/chartex" xmlns:cx4="http://schemas.microsoft.com/office/drawing/2016/5/10/chartex" xmlns:cx5="http://schemas.microsoft.com/office/drawing/2016/5/11/chartex" xmlns:cx6="http://schemas.microsoft.com/office/drawing/2016/5/12/chartex" xmlns:cx7="http://schemas.microsoft.com/office/drawing/2016/5/13/chartex" xmlns:cx8="http://schemas.microsoft.com/office/drawing/2016/5/14/chartex" xmlns:mc="http://schemas.openxmlformats.org/markup-compatibility/2006" xmlns:m="http://schemas.openxmlformats.org/officeDocument/2006/math" xmlns:aink="http://schemas.microsoft.com/office/drawing/2016/ink" xmlns:am3d="http://schemas.microsoft.com/office/drawing/2017/model3d" xmlns:oel="http://schemas.microsoft.com/office/2019/extlst" xmlns:r="http://schemas.openxmlformats.org/officeDocument/2006/relationships" xmlns:wp14="http://schemas.microsoft.com/office/word/2010/wordprocessingDrawing" xmlns:wp="http://schemas.openxmlformats.org/drawingml/2006/wordprocessingDrawing" xmlns:wpg="http://schemas.microsoft.com/office/word/2010/wordprocessingGroup" xmlns:wpi="http://schemas.microsoft.com/office/word/2010/wordprocessingInk" xmlns:wps="http://schemas.microsoft.com/office/word/2010/wordprocessingShape" xmlns:o="urn:schemas-microsoft-com:office:office" xmlns:v="urn:schemas-microsoft-com:vml" xmlns:w10="urn:schemas-microsoft-com:office:word" xmlns:w="http://schemas.openxmlformats.org/wordprocessingml/2006/main" xmlns:w14="http://schemas.microsoft.com/office/word/2010/wordml" xmlns:w15="http://schemas.microsoft.com/office/word/2012/wordml" xmlns:w16cex="http://schemas.microsoft.com/office/word/2018/wordml/cex" xmlns:w16cid="http://schemas.microsoft.com/office/word/2016/wordml/cid" xmlns:w16="http://schemas.microsoft.com/office/word/2018/wordml" xmlns:w16sdtdh="http://schemas.microsoft.com/office/word/2020/wordml/sdtdatahash" xmlns:w16sdtfl="http://schemas.microsoft.com/office/word/2024/wordml/sdtformatlock" xmlns:w16se="http://schemas.microsoft.com/office/word/2015/wordml/symex" xmlns:w16du="http://schemas.microsoft.com/office/word/2023/wordml/word16du" xmlns:wne="http://schemas.microsoft.com/office/word/2006/wordml" mc:Ignorable="w14 w15 w16se w16cid w16 w16cex w16sdtdh w16sdtfl w16du wp14">
   <w:p>
     <w:pPr>
       <w:tabs>
@@ -9041,7 +8196,7 @@
 </file>
 
 <file path=word/numbering.xml><?xml version="1.0" encoding="utf-8"?>
-<w:numbering xmlns:wpc="http://schemas.microsoft.com/office/word/2010/wordprocessingCanvas" xmlns:cx="http://schemas.microsoft.com/office/drawing/2014/chartex" xmlns:cx1="http://schemas.microsoft.com/office/drawing/2015/9/8/chartex" xmlns:cx2="http://schemas.microsoft.com/office/drawing/2015/10/21/chartex" xmlns:cx3="http://schemas.microsoft.com/office/drawing/2016/5/9/chartex" xmlns:cx4="http://schemas.microsoft.com/office/drawing/2016/5/10/chartex" xmlns:cx5="http://schemas.microsoft.com/office/drawing/2016/5/11/chartex" xmlns:cx6="http://schemas.microsoft.com/office/drawing/2016/5/12/chartex" xmlns:cx7="http://schemas.microsoft.com/office/drawing/2016/5/13/chartex" xmlns:cx8="http://schemas.microsoft.com/office/drawing/2016/5/14/chartex" xmlns:mc="http://schemas.openxmlformats.org/markup-compatibility/2006" xmlns:aink="http://schemas.microsoft.com/office/drawing/2016/ink" xmlns:am3d="http://schemas.microsoft.com/office/drawing/2017/model3d" xmlns:o="urn:schemas-microsoft-com:office:office" xmlns:oel="http://schemas.microsoft.com/office/2019/extlst" xmlns:r="http://schemas.openxmlformats.org/officeDocument/2006/relationships" xmlns:m="http://schemas.openxmlformats.org/officeDocument/2006/math" xmlns:v="urn:schemas-microsoft-com:vml" xmlns:wp14="http://schemas.microsoft.com/office/word/2010/wordprocessingDrawing" xmlns:wp="http://schemas.openxmlformats.org/drawingml/2006/wordprocessingDrawing" xmlns:w10="urn:schemas-microsoft-com:office:word" xmlns:w="http://schemas.openxmlformats.org/wordprocessingml/2006/main" xmlns:w14="http://schemas.microsoft.com/office/word/2010/wordml" xmlns:w15="http://schemas.microsoft.com/office/word/2012/wordml" xmlns:w16cei="http://schemas.microsoft.com/office/word/2026/wordml/cei" xmlns:w16cex="http://schemas.microsoft.com/office/word/2018/wordml/cex" xmlns:w16cid="http://schemas.microsoft.com/office/word/2016/wordml/cid" xmlns:w16="http://schemas.microsoft.com/office/word/2018/wordml" xmlns:w16du="http://schemas.microsoft.com/office/word/2023/wordml/word16du" xmlns:w16sdtdh="http://schemas.microsoft.com/office/word/2020/wordml/sdtdatahash" xmlns:w16sdtfl="http://schemas.microsoft.com/office/word/2024/wordml/sdtformatlock" xmlns:w16se="http://schemas.microsoft.com/office/word/2015/wordml/symex" xmlns:wpg="http://schemas.microsoft.com/office/word/2010/wordprocessingGroup" xmlns:wpi="http://schemas.microsoft.com/office/word/2010/wordprocessingInk" xmlns:wne="http://schemas.microsoft.com/office/word/2006/wordml" xmlns:wps="http://schemas.microsoft.com/office/word/2010/wordprocessingShape" mc:Ignorable="w14 w15 w16se w16cid w16 w16cex w16sdtdh w16sdtfl w16du wp14">
+<w:numbering xmlns:wpc="http://schemas.microsoft.com/office/word/2010/wordprocessingCanvas" xmlns:cx="http://schemas.microsoft.com/office/drawing/2014/chartex" xmlns:cx1="http://schemas.microsoft.com/office/drawing/2015/9/8/chartex" xmlns:cx2="http://schemas.microsoft.com/office/drawing/2015/10/21/chartex" xmlns:cx3="http://schemas.microsoft.com/office/drawing/2016/5/9/chartex" xmlns:cx4="http://schemas.microsoft.com/office/drawing/2016/5/10/chartex" xmlns:cx5="http://schemas.microsoft.com/office/drawing/2016/5/11/chartex" xmlns:cx6="http://schemas.microsoft.com/office/drawing/2016/5/12/chartex" xmlns:cx7="http://schemas.microsoft.com/office/drawing/2016/5/13/chartex" xmlns:cx8="http://schemas.microsoft.com/office/drawing/2016/5/14/chartex" xmlns:mc="http://schemas.openxmlformats.org/markup-compatibility/2006" xmlns:m="http://schemas.openxmlformats.org/officeDocument/2006/math" xmlns:aink="http://schemas.microsoft.com/office/drawing/2016/ink" xmlns:am3d="http://schemas.microsoft.com/office/drawing/2017/model3d" xmlns:oel="http://schemas.microsoft.com/office/2019/extlst" xmlns:r="http://schemas.openxmlformats.org/officeDocument/2006/relationships" xmlns:wp14="http://schemas.microsoft.com/office/word/2010/wordprocessingDrawing" xmlns:wp="http://schemas.openxmlformats.org/drawingml/2006/wordprocessingDrawing" xmlns:wpg="http://schemas.microsoft.com/office/word/2010/wordprocessingGroup" xmlns:wpi="http://schemas.microsoft.com/office/word/2010/wordprocessingInk" xmlns:wps="http://schemas.microsoft.com/office/word/2010/wordprocessingShape" xmlns:o="urn:schemas-microsoft-com:office:office" xmlns:v="urn:schemas-microsoft-com:vml" xmlns:w10="urn:schemas-microsoft-com:office:word" xmlns:w="http://schemas.openxmlformats.org/wordprocessingml/2006/main" xmlns:w14="http://schemas.microsoft.com/office/word/2010/wordml" xmlns:w15="http://schemas.microsoft.com/office/word/2012/wordml" xmlns:w16cex="http://schemas.microsoft.com/office/word/2018/wordml/cex" xmlns:w16cid="http://schemas.microsoft.com/office/word/2016/wordml/cid" xmlns:w16="http://schemas.microsoft.com/office/word/2018/wordml" xmlns:w16sdtdh="http://schemas.microsoft.com/office/word/2020/wordml/sdtdatahash" xmlns:w16sdtfl="http://schemas.microsoft.com/office/word/2024/wordml/sdtformatlock" xmlns:w16se="http://schemas.microsoft.com/office/word/2015/wordml/symex" xmlns:w16du="http://schemas.microsoft.com/office/word/2023/wordml/word16du" xmlns:wne="http://schemas.microsoft.com/office/word/2006/wordml" mc:Ignorable="w14 w15 w16se w16cid w16 w16cex w16sdtdh w16sdtfl w16du wp14">
   <w:abstractNum w:abstractNumId="0" w15:restartNumberingAfterBreak="0">
     <w:nsid w:val="269316BD"/>
     <w:multiLevelType w:val="hybridMultilevel"/>
@@ -9138,15 +8293,15 @@
 </file>
 
 <file path=word/styles.xml><?xml version="1.0" encoding="utf-8"?>
-<w:styles xmlns:mc="http://schemas.openxmlformats.org/markup-compatibility/2006" xmlns:r="http://schemas.openxmlformats.org/officeDocument/2006/relationships" xmlns:w="http://schemas.openxmlformats.org/wordprocessingml/2006/main" xmlns:w14="http://schemas.microsoft.com/office/word/2010/wordml" xmlns:w15="http://schemas.microsoft.com/office/word/2012/wordml" xmlns:w16cex="http://schemas.microsoft.com/office/word/2018/wordml/cex" xmlns:w16cid="http://schemas.microsoft.com/office/word/2016/wordml/cid" xmlns:w16="http://schemas.microsoft.com/office/word/2018/wordml" xmlns:w16du="http://schemas.microsoft.com/office/word/2023/wordml/word16du" xmlns:w16sdtdh="http://schemas.microsoft.com/office/word/2020/wordml/sdtdatahash" xmlns:w16sdtfl="http://schemas.microsoft.com/office/word/2024/wordml/sdtformatlock" xmlns:w16se="http://schemas.microsoft.com/office/word/2015/wordml/symex" mc:Ignorable="w14 w15 w16se w16cid w16 w16cex w16sdtdh w16sdtfl w16du">
+<w:styles xmlns:mc="http://schemas.openxmlformats.org/markup-compatibility/2006" xmlns:r="http://schemas.openxmlformats.org/officeDocument/2006/relationships" xmlns:w="http://schemas.openxmlformats.org/wordprocessingml/2006/main" xmlns:w14="http://schemas.microsoft.com/office/word/2010/wordml" xmlns:w15="http://schemas.microsoft.com/office/word/2012/wordml" xmlns:w16cex="http://schemas.microsoft.com/office/word/2018/wordml/cex" xmlns:w16cid="http://schemas.microsoft.com/office/word/2016/wordml/cid" xmlns:w16="http://schemas.microsoft.com/office/word/2018/wordml" xmlns:w16sdtdh="http://schemas.microsoft.com/office/word/2020/wordml/sdtdatahash" xmlns:w16sdtfl="http://schemas.microsoft.com/office/word/2024/wordml/sdtformatlock" xmlns:w16se="http://schemas.microsoft.com/office/word/2015/wordml/symex" xmlns:w16du="http://schemas.microsoft.com/office/word/2023/wordml/word16du" mc:Ignorable="w14 w15 w16se w16cid w16 w16cex w16sdtdh w16sdtfl w16du">
   <w:docDefaults>
     <w:rPrDefault>
       <w:rPr>
-        <w:rFonts w:ascii="Inter" w:hAnsi="Inter" w:eastAsia="Inter" w:cs="Inter"/>
+        <w:rFonts w:ascii="Inter" w:eastAsia="Inter" w:hAnsi="Inter" w:cs="Inter"/>
         <w:color w:val="111111"/>
         <w:sz w:val="18"/>
         <w:szCs w:val="18"/>
-        <w:lang w:val="en-AE" w:eastAsia="en-AE" w:bidi="ar-SA"/>
+        <w:lang w:bidi="ar-SA"/>
       </w:rPr>
     </w:rPrDefault>
     <w:pPrDefault/>
@@ -9154,14 +8309,14 @@
   <w:latentStyles w:defLockedState="0" w:defUIPriority="99" w:defSemiHidden="0" w:defUnhideWhenUsed="0" w:defQFormat="0" w:count="376">
     <w:lsdException w:name="Normal" w:uiPriority="0" w:qFormat="1"/>
     <w:lsdException w:name="heading 1" w:uiPriority="9" w:qFormat="1"/>
-    <w:lsdException w:name="heading 2" w:uiPriority="9" w:semiHidden="1" w:unhideWhenUsed="1" w:qFormat="1"/>
-    <w:lsdException w:name="heading 3" w:uiPriority="9" w:semiHidden="1" w:unhideWhenUsed="1" w:qFormat="1"/>
-    <w:lsdException w:name="heading 4" w:uiPriority="9" w:semiHidden="1" w:unhideWhenUsed="1" w:qFormat="1"/>
-    <w:lsdException w:name="heading 5" w:uiPriority="9" w:semiHidden="1" w:unhideWhenUsed="1" w:qFormat="1"/>
-    <w:lsdException w:name="heading 6" w:uiPriority="9" w:semiHidden="1" w:unhideWhenUsed="1" w:qFormat="1"/>
-    <w:lsdException w:name="heading 7" w:uiPriority="9" w:semiHidden="1" w:unhideWhenUsed="1" w:qFormat="1"/>
-    <w:lsdException w:name="heading 8" w:uiPriority="9" w:semiHidden="1" w:unhideWhenUsed="1" w:qFormat="1"/>
-    <w:lsdException w:name="heading 9" w:uiPriority="9" w:semiHidden="1" w:unhideWhenUsed="1" w:qFormat="1"/>
+    <w:lsdException w:name="heading 2" w:semiHidden="1" w:uiPriority="9" w:unhideWhenUsed="1" w:qFormat="1"/>
+    <w:lsdException w:name="heading 3" w:semiHidden="1" w:uiPriority="9" w:unhideWhenUsed="1" w:qFormat="1"/>
+    <w:lsdException w:name="heading 4" w:semiHidden="1" w:uiPriority="9" w:unhideWhenUsed="1" w:qFormat="1"/>
+    <w:lsdException w:name="heading 5" w:semiHidden="1" w:uiPriority="9" w:unhideWhenUsed="1" w:qFormat="1"/>
+    <w:lsdException w:name="heading 6" w:semiHidden="1" w:uiPriority="9" w:unhideWhenUsed="1" w:qFormat="1"/>
+    <w:lsdException w:name="heading 7" w:semiHidden="1" w:uiPriority="9" w:unhideWhenUsed="1" w:qFormat="1"/>
+    <w:lsdException w:name="heading 8" w:semiHidden="1" w:uiPriority="9" w:unhideWhenUsed="1" w:qFormat="1"/>
+    <w:lsdException w:name="heading 9" w:semiHidden="1" w:uiPriority="9" w:unhideWhenUsed="1" w:qFormat="1"/>
     <w:lsdException w:name="index 1" w:semiHidden="1" w:unhideWhenUsed="1"/>
     <w:lsdException w:name="index 2" w:semiHidden="1" w:unhideWhenUsed="1"/>
     <w:lsdException w:name="index 3" w:semiHidden="1" w:unhideWhenUsed="1"/>
@@ -9171,22 +8326,22 @@
     <w:lsdException w:name="index 7" w:semiHidden="1" w:unhideWhenUsed="1"/>
     <w:lsdException w:name="index 8" w:semiHidden="1" w:unhideWhenUsed="1"/>
     <w:lsdException w:name="index 9" w:semiHidden="1" w:unhideWhenUsed="1"/>
-    <w:lsdException w:name="toc 1" w:uiPriority="39" w:semiHidden="1" w:unhideWhenUsed="1"/>
-    <w:lsdException w:name="toc 2" w:uiPriority="39" w:semiHidden="1" w:unhideWhenUsed="1"/>
-    <w:lsdException w:name="toc 3" w:uiPriority="39" w:semiHidden="1" w:unhideWhenUsed="1"/>
-    <w:lsdException w:name="toc 4" w:uiPriority="39" w:semiHidden="1" w:unhideWhenUsed="1"/>
-    <w:lsdException w:name="toc 5" w:uiPriority="39" w:semiHidden="1" w:unhideWhenUsed="1"/>
-    <w:lsdException w:name="toc 6" w:uiPriority="39" w:semiHidden="1" w:unhideWhenUsed="1"/>
-    <w:lsdException w:name="toc 7" w:uiPriority="39" w:semiHidden="1" w:unhideWhenUsed="1"/>
-    <w:lsdException w:name="toc 8" w:uiPriority="39" w:semiHidden="1" w:unhideWhenUsed="1"/>
-    <w:lsdException w:name="toc 9" w:uiPriority="39" w:semiHidden="1" w:unhideWhenUsed="1"/>
+    <w:lsdException w:name="toc 1" w:semiHidden="1" w:uiPriority="39" w:unhideWhenUsed="1"/>
+    <w:lsdException w:name="toc 2" w:semiHidden="1" w:uiPriority="39" w:unhideWhenUsed="1"/>
+    <w:lsdException w:name="toc 3" w:semiHidden="1" w:uiPriority="39" w:unhideWhenUsed="1"/>
+    <w:lsdException w:name="toc 4" w:semiHidden="1" w:uiPriority="39" w:unhideWhenUsed="1"/>
+    <w:lsdException w:name="toc 5" w:semiHidden="1" w:uiPriority="39" w:unhideWhenUsed="1"/>
+    <w:lsdException w:name="toc 6" w:semiHidden="1" w:uiPriority="39" w:unhideWhenUsed="1"/>
+    <w:lsdException w:name="toc 7" w:semiHidden="1" w:uiPriority="39" w:unhideWhenUsed="1"/>
+    <w:lsdException w:name="toc 8" w:semiHidden="1" w:uiPriority="39" w:unhideWhenUsed="1"/>
+    <w:lsdException w:name="toc 9" w:semiHidden="1" w:uiPriority="39" w:unhideWhenUsed="1"/>
     <w:lsdException w:name="Normal Indent" w:semiHidden="1" w:unhideWhenUsed="1"/>
     <w:lsdException w:name="footnote text" w:semiHidden="1" w:unhideWhenUsed="1"/>
     <w:lsdException w:name="annotation text" w:semiHidden="1" w:unhideWhenUsed="1"/>
     <w:lsdException w:name="header" w:semiHidden="1" w:unhideWhenUsed="1"/>
     <w:lsdException w:name="footer" w:semiHidden="1" w:unhideWhenUsed="1"/>
     <w:lsdException w:name="index heading" w:semiHidden="1" w:unhideWhenUsed="1"/>
-    <w:lsdException w:name="caption" w:uiPriority="35" w:semiHidden="1" w:unhideWhenUsed="1" w:qFormat="1"/>
+    <w:lsdException w:name="caption" w:semiHidden="1" w:uiPriority="35" w:unhideWhenUsed="1" w:qFormat="1"/>
     <w:lsdException w:name="table of figures" w:semiHidden="1" w:unhideWhenUsed="1"/>
     <w:lsdException w:name="envelope address" w:semiHidden="1" w:unhideWhenUsed="1"/>
     <w:lsdException w:name="envelope return" w:semiHidden="1" w:unhideWhenUsed="1"/>
@@ -9217,7 +8372,7 @@
     <w:lsdException w:name="Title" w:uiPriority="10" w:qFormat="1"/>
     <w:lsdException w:name="Closing" w:semiHidden="1" w:unhideWhenUsed="1"/>
     <w:lsdException w:name="Signature" w:semiHidden="1" w:unhideWhenUsed="1"/>
-    <w:lsdException w:name="Default Paragraph Font" w:uiPriority="1" w:semiHidden="1" w:unhideWhenUsed="1"/>
+    <w:lsdException w:name="Default Paragraph Font" w:semiHidden="1" w:uiPriority="1" w:unhideWhenUsed="1"/>
     <w:lsdException w:name="Body Text" w:semiHidden="1" w:unhideWhenUsed="1"/>
     <w:lsdException w:name="Body Text Indent" w:semiHidden="1" w:unhideWhenUsed="1"/>
     <w:lsdException w:name="List Continue" w:semiHidden="1" w:unhideWhenUsed="1"/>
@@ -9417,8 +8572,8 @@
     <w:lsdException w:name="Subtle Reference" w:uiPriority="31" w:qFormat="1"/>
     <w:lsdException w:name="Intense Reference" w:uiPriority="32" w:qFormat="1"/>
     <w:lsdException w:name="Book Title" w:uiPriority="33" w:qFormat="1"/>
-    <w:lsdException w:name="Bibliography" w:uiPriority="37" w:semiHidden="1" w:unhideWhenUsed="1"/>
-    <w:lsdException w:name="TOC Heading" w:uiPriority="39" w:semiHidden="1" w:unhideWhenUsed="1" w:qFormat="1"/>
+    <w:lsdException w:name="Bibliography" w:semiHidden="1" w:uiPriority="37" w:unhideWhenUsed="1"/>
+    <w:lsdException w:name="TOC Heading" w:semiHidden="1" w:uiPriority="39" w:unhideWhenUsed="1" w:qFormat="1"/>
     <w:lsdException w:name="Plain Table 1" w:uiPriority="41"/>
     <w:lsdException w:name="Plain Table 2" w:uiPriority="42"/>
     <w:lsdException w:name="Plain Table 3" w:uiPriority="43"/>
@@ -9529,7 +8684,7 @@
     <w:lsdException w:name="Unresolved Mention" w:semiHidden="1" w:unhideWhenUsed="1"/>
     <w:lsdException w:name="Smart Link" w:semiHidden="1" w:unhideWhenUsed="1"/>
   </w:latentStyles>
-  <w:style w:type="paragraph" w:styleId="Normal" w:default="1">
+  <w:style w:type="paragraph" w:default="1" w:styleId="Normal">
     <w:name w:val="Normal"/>
     <w:qFormat/>
   </w:style>
@@ -9617,13 +8772,13 @@
       <w:color w:val="1F4D78"/>
     </w:rPr>
   </w:style>
-  <w:style w:type="character" w:styleId="DefaultParagraphFont" w:default="1">
+  <w:style w:type="character" w:default="1" w:styleId="DefaultParagraphFont">
     <w:name w:val="Default Paragraph Font"/>
     <w:uiPriority w:val="1"/>
     <w:semiHidden/>
     <w:unhideWhenUsed/>
   </w:style>
-  <w:style w:type="table" w:styleId="TableNormal" w:default="1">
+  <w:style w:type="table" w:default="1" w:styleId="TableNormal">
     <w:name w:val="Normal Table"/>
     <w:uiPriority w:val="99"/>
     <w:semiHidden/>
@@ -9638,7 +8793,7 @@
       </w:tblCellMar>
     </w:tblPr>
   </w:style>
-  <w:style w:type="numbering" w:styleId="NoList" w:default="1">
+  <w:style w:type="numbering" w:default="1" w:styleId="NoList">
     <w:name w:val="No List"/>
     <w:uiPriority w:val="99"/>
     <w:semiHidden/>
@@ -9653,7 +8808,7 @@
       <w:szCs w:val="56"/>
     </w:rPr>
   </w:style>
-  <w:style w:type="paragraph" w:styleId="Strong1" w:customStyle="1">
+  <w:style w:type="paragraph" w:customStyle="1" w:styleId="Strong1">
     <w:name w:val="Strong1"/>
     <w:qFormat/>
     <w:rPr>
@@ -9694,7 +8849,7 @@
       <w:szCs w:val="20"/>
     </w:rPr>
   </w:style>
-  <w:style w:type="character" w:styleId="FootnoteTextChar" w:customStyle="1">
+  <w:style w:type="character" w:customStyle="1" w:styleId="FootnoteTextChar">
     <w:name w:val="Footnote Text Char"/>
     <w:link w:val="FootnoteText"/>
     <w:uiPriority w:val="99"/>
@@ -9725,7 +8880,7 @@
       <w:szCs w:val="20"/>
     </w:rPr>
   </w:style>
-  <w:style w:type="character" w:styleId="EndnoteTextChar" w:customStyle="1">
+  <w:style w:type="character" w:customStyle="1" w:styleId="EndnoteTextChar">
     <w:name w:val="Endnote Text Char"/>
     <w:link w:val="EndnoteText"/>
     <w:uiPriority w:val="99"/>
@@ -9750,7 +8905,7 @@
       </w:tabs>
     </w:pPr>
   </w:style>
-  <w:style w:type="character" w:styleId="HeaderChar" w:customStyle="1">
+  <w:style w:type="character" w:customStyle="1" w:styleId="HeaderChar">
     <w:name w:val="Header Char"/>
     <w:basedOn w:val="DefaultParagraphFont"/>
     <w:link w:val="Header"/>
@@ -9771,7 +8926,7 @@
       </w:tabs>
     </w:pPr>
   </w:style>
-  <w:style w:type="character" w:styleId="FooterChar" w:customStyle="1">
+  <w:style w:type="character" w:customStyle="1" w:styleId="FooterChar">
     <w:name w:val="Footer Char"/>
     <w:basedOn w:val="DefaultParagraphFont"/>
     <w:link w:val="Footer"/>
@@ -9782,7 +8937,7 @@
 </file>
 
 <file path=word/theme/theme1.xml><?xml version="1.0" encoding="utf-8"?>
-<a:theme xmlns:a="http://schemas.openxmlformats.org/drawingml/2006/main" xmlns:thm15="http://schemas.microsoft.com/office/thememl/2012/main" name="Office Theme">
+<a:theme xmlns:a="http://schemas.openxmlformats.org/drawingml/2006/main" name="Office Theme">
   <a:themeElements>
     <a:clrScheme name="Office">
       <a:dk1>
